--- a/downloads/workbook/ai-2-week-36.docx
+++ b/downloads/workbook/ai-2-week-36.docx
@@ -1292,6 +1292,178 @@
         <w:t>Project connection: Present the Transparent Book Recommender’s code, baseline, full-case traces, reserved results and limitations, without claiming fictional results as pupil work.</w:t>
       </w:r>
     </w:p>
+    <w:p>
+      <w:pPr>
+        <w:pStyle w:val="Heading1"/>
+      </w:pPr>
+      <w:r>
+        <w:t>19. Project portfolio milestone</w:t>
+      </w:r>
+    </w:p>
+    <w:p>
+      <w:r>
+        <w:t>Project: Transparent Book Recommender</w:t>
+      </w:r>
+    </w:p>
+    <w:p>
+      <w:r>
+        <w:t>Current milestone: Present and defend. Demonstrate the system, explain one failure and justify the next improvement with evidence.</w:t>
+      </w:r>
+    </w:p>
+    <w:p>
+      <w:r>
+        <w:t>Present the Transparent Book Recommender’s code, baseline, full-case traces, reserved results and limitations, without claiming fictional results as pupil work.</w:t>
+      </w:r>
+    </w:p>
+    <w:tbl>
+      <w:tblPr>
+        <w:tblStyle w:val="LightShading-Accent1"/>
+        <w:tblW w:type="auto" w:w="0"/>
+        <w:tblLook w:firstColumn="1" w:firstRow="1" w:lastColumn="0" w:lastRow="0" w:noHBand="0" w:noVBand="1" w:val="04A0"/>
+      </w:tblPr>
+      <w:tblGrid>
+        <w:gridCol w:w="5112"/>
+        <w:gridCol w:w="5112"/>
+      </w:tblGrid>
+      <w:tr>
+        <w:trPr>
+          <w:tblHeader/>
+        </w:trPr>
+        <w:tc>
+          <w:tcPr>
+            <w:tcW w:type="dxa" w:w="5112"/>
+          </w:tcPr>
+          <w:p>
+            <w:r>
+              <w:t>Evidence to keep</w:t>
+            </w:r>
+          </w:p>
+        </w:tc>
+        <w:tc>
+          <w:tcPr>
+            <w:tcW w:type="dxa" w:w="5112"/>
+          </w:tcPr>
+          <w:p>
+            <w:r>
+              <w:t>My record</w:t>
+            </w:r>
+          </w:p>
+        </w:tc>
+      </w:tr>
+      <w:tr>
+        <w:tc>
+          <w:tcPr>
+            <w:tcW w:type="dxa" w:w="5112"/>
+          </w:tcPr>
+          <w:p>
+            <w:r>
+              <w:t>This week’s input and deciding step</w:t>
+            </w:r>
+          </w:p>
+        </w:tc>
+        <w:tc>
+          <w:tcPr>
+            <w:tcW w:type="dxa" w:w="5112"/>
+          </w:tcPr>
+          <w:p>
+            <w:r/>
+          </w:p>
+        </w:tc>
+      </w:tr>
+      <w:tr>
+        <w:tc>
+          <w:tcPr>
+            <w:tcW w:type="dxa" w:w="5112"/>
+          </w:tcPr>
+          <w:p>
+            <w:r>
+              <w:t>Prediction and actual result (or labelled paper trace)</w:t>
+            </w:r>
+          </w:p>
+        </w:tc>
+        <w:tc>
+          <w:tcPr>
+            <w:tcW w:type="dxa" w:w="5112"/>
+          </w:tcPr>
+          <w:p>
+            <w:r/>
+          </w:p>
+        </w:tc>
+      </w:tr>
+      <w:tr>
+        <w:tc>
+          <w:tcPr>
+            <w:tcW w:type="dxa" w:w="5112"/>
+          </w:tcPr>
+          <w:p>
+            <w:r>
+              <w:t>One change since the previous checkpoint and why</w:t>
+            </w:r>
+          </w:p>
+        </w:tc>
+        <w:tc>
+          <w:tcPr>
+            <w:tcW w:type="dxa" w:w="5112"/>
+          </w:tcPr>
+          <w:p>
+            <w:r/>
+          </w:p>
+        </w:tc>
+      </w:tr>
+      <w:tr>
+        <w:tc>
+          <w:tcPr>
+            <w:tcW w:type="dxa" w:w="5112"/>
+          </w:tcPr>
+          <w:p>
+            <w:r>
+              <w:t>One error or limit and the next test</w:t>
+            </w:r>
+          </w:p>
+        </w:tc>
+        <w:tc>
+          <w:tcPr>
+            <w:tcW w:type="dxa" w:w="5112"/>
+          </w:tcPr>
+          <w:p>
+            <w:r/>
+          </w:p>
+        </w:tc>
+      </w:tr>
+    </w:tbl>
+    <w:p>
+      <w:pPr>
+        <w:pStyle w:val="Heading3"/>
+      </w:pPr>
+      <w:r>
+        <w:t>Explain what this week adds to your project. Reuse last week’s record rather than starting again.</w:t>
+      </w:r>
+    </w:p>
+    <w:p>
+      <w:r>
+        <w:t>________________________________________________________________</w:t>
+      </w:r>
+    </w:p>
+    <w:p>
+      <w:r>
+        <w:t>________________________________________________________________</w:t>
+      </w:r>
+    </w:p>
+    <w:p>
+      <w:r>
+        <w:t>________________________________________________________________</w:t>
+      </w:r>
+    </w:p>
+    <w:p>
+      <w:r>
+        <w:t>________________________________________________________________</w:t>
+      </w:r>
+    </w:p>
+    <w:p>
+      <w:r>
+        <w:t>________________________________________________________________</w:t>
+      </w:r>
+    </w:p>
     <w:sectPr>
       <w:pgSz w:w="12240" w:h="15840"/>
       <w:pgMar w:top="936" w:right="1008" w:bottom="936" w:left="1008" w:header="720" w:footer="720" w:gutter="0"/>

--- a/downloads/workbook/ai-2-week-36.docx
+++ b/downloads/workbook/ai-2-week-36.docx
@@ -1464,6 +1464,253 @@
         <w:t>________________________________________________________________</w:t>
       </w:r>
     </w:p>
+    <w:p>
+      <w:pPr>
+        <w:pStyle w:val="Heading1"/>
+      </w:pPr>
+      <w:r>
+        <w:t>20. Supported practice and learning evidence</w:t>
+      </w:r>
+    </w:p>
+    <w:p>
+      <w:r>
+        <w:t>Use this supported practice once, in the browser or on paper. Keep the reserved independent assessment for a separate first attempt before teacher feedback.</w:t>
+      </w:r>
+    </w:p>
+    <w:p>
+      <w:r>
+        <w:t>A fictional team presents its transparent book recommender on a reserved catalogue.</w:t>
+      </w:r>
+    </w:p>
+    <w:p>
+      <w:pPr>
+        <w:pStyle w:val="Heading3"/>
+      </w:pPr>
+      <w:r>
+        <w:t>Practice 1: explain the deciding evidence</w:t>
+      </w:r>
+    </w:p>
+    <w:p>
+      <w:r>
+        <w:t>Which labelled step matches this detail? Explain two eligible items, one page-limit exclusion and one type rejection.</w:t>
+      </w:r>
+    </w:p>
+    <w:p>
+      <w:r>
+        <w:t>1. Defend evidence</w:t>
+      </w:r>
+    </w:p>
+    <w:p>
+      <w:r>
+        <w:t>2. Validate</w:t>
+      </w:r>
+    </w:p>
+    <w:p>
+      <w:r>
+        <w:t>3. Filter</w:t>
+      </w:r>
+    </w:p>
+    <w:p>
+      <w:r>
+        <w:t>4. Rank</w:t>
+      </w:r>
+    </w:p>
+    <w:p>
+      <w:pPr>
+        <w:pStyle w:val="Heading3"/>
+      </w:pPr>
+      <w:r>
+        <w:t>My selected conclusion, deciding fact and explanation</w:t>
+      </w:r>
+    </w:p>
+    <w:p>
+      <w:r>
+        <w:t>________________________________________________________________</w:t>
+      </w:r>
+    </w:p>
+    <w:p>
+      <w:r>
+        <w:t>________________________________________________________________</w:t>
+      </w:r>
+    </w:p>
+    <w:p>
+      <w:r>
+        <w:t>________________________________________________________________</w:t>
+      </w:r>
+    </w:p>
+    <w:p>
+      <w:r>
+        <w:t>________________________________________________________________</w:t>
+      </w:r>
+    </w:p>
+    <w:p>
+      <w:r>
+        <w:t>________________________________________________________________</w:t>
+      </w:r>
+    </w:p>
+    <w:p>
+      <w:r>
+        <w:t>Hint if needed: Read the steps in the pictorial case. Match the supplied detail to the stage that performs or records it.</w:t>
+      </w:r>
+    </w:p>
+    <w:p>
+      <w:r>
+        <w:t>After your attempt, compare with the supported explanation: Defend evidence Explain two eligible items, one page-limit exclusion and one type rejection. A presentation should let someone rebuild the result from the stated contract. A’s equality is accepted; D is not silently converted; C’s high preference score cannot override the page requirement. Reversing rows must preserve B because it has the unique highest eligible score. Keep the reserved case distinct from practice demonstrations.</w:t>
+      </w:r>
+    </w:p>
+    <w:p>
+      <w:pPr>
+        <w:pStyle w:val="Heading3"/>
+      </w:pPr>
+      <w:r>
+        <w:t>Practice 2: explain the deciding evidence</w:t>
+      </w:r>
+    </w:p>
+    <w:p>
+      <w:r>
+        <w:t>Changed-case practice: An authorised repair converts D’s interest to integer 4. Which conclusion is supported by the supplied facts?</w:t>
+      </w:r>
+    </w:p>
+    <w:p>
+      <w:r>
+        <w:t>1. We can decide the result without examining the changed input or the procedure.</w:t>
+      </w:r>
+    </w:p>
+    <w:p>
+      <w:r>
+        <w:t>2. This one example guarantees correct results for every future input.</w:t>
+      </w:r>
+    </w:p>
+    <w:p>
+      <w:r>
+        <w:t>3. D becomes eligible and scores 9, so it wins.</w:t>
+      </w:r>
+    </w:p>
+    <w:p>
+      <w:pPr>
+        <w:pStyle w:val="Heading3"/>
+      </w:pPr>
+      <w:r>
+        <w:t>My selected conclusion, deciding fact and explanation</w:t>
+      </w:r>
+    </w:p>
+    <w:p>
+      <w:r>
+        <w:t>________________________________________________________________</w:t>
+      </w:r>
+    </w:p>
+    <w:p>
+      <w:r>
+        <w:t>________________________________________________________________</w:t>
+      </w:r>
+    </w:p>
+    <w:p>
+      <w:r>
+        <w:t>________________________________________________________________</w:t>
+      </w:r>
+    </w:p>
+    <w:p>
+      <w:r>
+        <w:t>________________________________________________________________</w:t>
+      </w:r>
+    </w:p>
+    <w:p>
+      <w:r>
+        <w:t>________________________________________________________________</w:t>
+      </w:r>
+    </w:p>
+    <w:p>
+      <w:r>
+        <w:t>Hint if needed: Use the changed condition and the deciding step in the pictorial trace. The answer must say what follows from those facts.</w:t>
+      </w:r>
+    </w:p>
+    <w:p>
+      <w:r>
+        <w:t>After your attempt, compare with the supported explanation: D becomes eligible and scores 9, so it wins. The evidence-backed input repair changes validation and then ranking; record this as a new case/version.</w:t>
+      </w:r>
+    </w:p>
+    <w:p>
+      <w:pPr>
+        <w:pStyle w:val="Heading3"/>
+      </w:pPr>
+      <w:r>
+        <w:t>Repair a missing building block</w:t>
+      </w:r>
+    </w:p>
+    <w:p>
+      <w:r>
+        <w:t>Review Improve and Challenge (ai-2/35). Goal: Repair a specific observed failure. Short practice: Why are tests at both 100 and 101 needed?. Return to this week and explain what you changed.</w:t>
+      </w:r>
+    </w:p>
+    <w:p>
+      <w:r>
+        <w:t>Review Build the Recommender (ai-2/33). Goal: Implement a deterministic recommender. Short practice: Explain why B does not win after D is excluded even though it has fewer pages.. Return to this week and explain what you changed.</w:t>
+      </w:r>
+    </w:p>
+    <w:p>
+      <w:r>
+        <w:t>Review Agents and Tools (ai-2/30). Goal: Explain the mechanism and terminology of state machines for bounded agents. Short practice: Can the assistant accept Trace B because its final state is done?. Return to this week and explain what you changed.</w:t>
+      </w:r>
+    </w:p>
+    <w:p>
+      <w:pPr>
+        <w:pStyle w:val="Heading3"/>
+      </w:pPr>
+      <w:r>
+        <w:t>Predict, run and debug</w:t>
+      </w:r>
+    </w:p>
+    <w:p>
+      <w:r>
+        <w:t>The browser lab lets you edit the supported Python examples already included in this lesson. Predict first, run, inspect the actual output or error, change one input, then run again. Keep code, predictions, actual results and a reasoned revision together. On paper, label your result as a trace rather than an execution.</w:t>
+      </w:r>
+    </w:p>
+    <w:p>
+      <w:pPr>
+        <w:pStyle w:val="Heading3"/>
+      </w:pPr>
+      <w:r>
+        <w:t>Keep your completed work</w:t>
+      </w:r>
+    </w:p>
+    <w:p>
+      <w:r>
+        <w:t>Use Download completed work in the hosted lesson to export your answers, reflections, practice feedback and code-run evidence. Open the HTML copy to read or print it. Drafts stay in this browser when storage is available; clear drafts on a shared device.</w:t>
+      </w:r>
+    </w:p>
+    <w:p>
+      <w:pPr>
+        <w:pStyle w:val="Heading3"/>
+      </w:pPr>
+      <w:r>
+        <w:t>What I repaired, the evidence I kept and the next test</w:t>
+      </w:r>
+    </w:p>
+    <w:p>
+      <w:r>
+        <w:t>________________________________________________________________</w:t>
+      </w:r>
+    </w:p>
+    <w:p>
+      <w:r>
+        <w:t>________________________________________________________________</w:t>
+      </w:r>
+    </w:p>
+    <w:p>
+      <w:r>
+        <w:t>________________________________________________________________</w:t>
+      </w:r>
+    </w:p>
+    <w:p>
+      <w:r>
+        <w:t>________________________________________________________________</w:t>
+      </w:r>
+    </w:p>
+    <w:p>
+      <w:r>
+        <w:t>________________________________________________________________</w:t>
+      </w:r>
+    </w:p>
     <w:sectPr>
       <w:pgSz w:w="12240" w:h="15840"/>
       <w:pgMar w:top="936" w:right="1008" w:bottom="936" w:left="1008" w:header="720" w:footer="720" w:gutter="0"/>

--- a/downloads/workbook/ai-2-week-36.docx
+++ b/downloads/workbook/ai-2-week-36.docx
@@ -30,6 +30,17 @@
     </w:p>
     <w:p>
       <w:r>
+        <w:t>Record your starting explanation for Capstone Expo before opening notes. Show any later correction separately.</w:t>
+      </w:r>
+    </w:p>
+    <w:p>
+      <w:pPr>
+        <w:spacing w:line="336" w:lineRule="auto" w:after="180"/>
+      </w:pPr>
+      <w:r>
+        <w:rPr>
+          <w:b w:val="0"/>
+        </w:rPr>
         <w:t>Try the recall before opening notes. Then use a different colour or a labelled second line to correct your explanation.</w:t>
       </w:r>
     </w:p>
@@ -42,7 +53,13 @@
       </w:r>
     </w:p>
     <w:p>
-      <w:r>
+      <w:pPr>
+        <w:spacing w:line="336" w:lineRule="auto" w:after="180"/>
+      </w:pPr>
+      <w:r>
+        <w:rPr>
+          <w:b w:val="0"/>
+        </w:rPr>
         <w:t>Without opening the old lesson, explain one key idea from Improve and Challenge. Give an example and a mistake that the idea helps you avoid.</w:t>
       </w:r>
     </w:p>
@@ -78,7 +95,13 @@
       </w:r>
     </w:p>
     <w:p>
-      <w:r>
+      <w:pPr>
+        <w:spacing w:line="336" w:lineRule="auto" w:after="180"/>
+      </w:pPr>
+      <w:r>
+        <w:rPr>
+          <w:b w:val="0"/>
+        </w:rPr>
         <w:t>Without opening the old lesson, explain one key idea from Build the Recommender. Give an example and a mistake that the idea helps you avoid.</w:t>
       </w:r>
     </w:p>
@@ -114,7 +137,13 @@
       </w:r>
     </w:p>
     <w:p>
-      <w:r>
+      <w:pPr>
+        <w:spacing w:line="336" w:lineRule="auto" w:after="180"/>
+      </w:pPr>
+      <w:r>
+        <w:rPr>
+          <w:b w:val="0"/>
+        </w:rPr>
         <w:t>Without opening the old lesson, explain one key idea from Agents and Tools. Give an example and a mistake that the idea helps you avoid.</w:t>
       </w:r>
     </w:p>
@@ -151,6 +180,17 @@
     </w:p>
     <w:p>
       <w:r>
+        <w:t>Complete the supported Capstone Expo trace and record the first step you can explain without help.</w:t>
+      </w:r>
+    </w:p>
+    <w:p>
+      <w:pPr>
+        <w:spacing w:line="336" w:lineRule="auto" w:after="180"/>
+      </w:pPr>
+      <w:r>
+        <w:rPr>
+          <w:b w:val="0"/>
+        </w:rPr>
         <w:t>Use W2: Check report consistency for Defending the data application. Record the answer once; the lesson and workbook refer to the same attempt.</w:t>
       </w:r>
     </w:p>
@@ -279,7 +319,29 @@
     </w:p>
     <w:p>
       <w:r>
-        <w:t>Use the worked case for Defending the data application. Proposed explanation: “A successful run proves the conclusion”. Decide whether this explanation is supported. Point to the step or supplied fact that decides; explain your repair if needed.</w:t>
+        <w:t>Check the proposed Capstone Expo explanation against the supplied facts before discussing it.</w:t>
+      </w:r>
+    </w:p>
+    <w:p>
+      <w:pPr>
+        <w:spacing w:line="336" w:lineRule="auto" w:after="180"/>
+      </w:pPr>
+      <w:r>
+        <w:rPr>
+          <w:b w:val="0"/>
+        </w:rPr>
+        <w:t>Use the worked case for Defending the data application. Proposed explanation: “A successful run proves the conclusion”. Decide whether this explanation is supported.</w:t>
+      </w:r>
+    </w:p>
+    <w:p>
+      <w:pPr>
+        <w:spacing w:line="336" w:lineRule="auto" w:after="180"/>
+      </w:pPr>
+      <w:r>
+        <w:rPr>
+          <w:b w:val="0"/>
+        </w:rPr>
+        <w:t>Point to the step or supplied fact that decides; explain your repair if needed.</w:t>
       </w:r>
     </w:p>
     <w:p>
@@ -319,6 +381,11 @@
       </w:r>
     </w:p>
     <w:p>
+      <w:r>
+        <w:t>Write one first attempt at the reserved independent case before feedback. Repeated copies of that case refer to the same recorded attempt.</w:t>
+      </w:r>
+    </w:p>
+    <w:p>
       <w:pPr>
         <w:pStyle w:val="Heading3"/>
       </w:pPr>
@@ -327,8 +394,26 @@
       </w:r>
     </w:p>
     <w:p>
-      <w:r>
-        <w:t>Limit is 10. A has minutes 10, fun 2, learning 4; B has 9,3,2; C has 11,5,5; D has 8,"4",2. Validate, rank, give counts, explain the winner, then reverse the input order. Present without hints.</w:t>
+      <w:pPr>
+        <w:spacing w:line="336" w:lineRule="auto" w:after="180"/>
+      </w:pPr>
+      <w:r>
+        <w:rPr>
+          <w:b w:val="0"/>
+        </w:rPr>
+        <w:t xml:space="preserve">Limit is 10. A has minutes 10, fun 2, learning 4; B has 9,3,2; C has 11,5,5; D has 8,"4",2. Validate, rank, give counts, explain the winner, then reverse the </w:t>
+      </w:r>
+      <w:r>
+        <w:rPr>
+          <w:b/>
+        </w:rPr>
+        <w:t>input</w:t>
+      </w:r>
+      <w:r>
+        <w:rPr>
+          <w:b w:val="0"/>
+        </w:rPr>
+        <w:t xml:space="preserve"> order. Present without hints.</w:t>
       </w:r>
     </w:p>
     <w:p>
@@ -375,8 +460,26 @@
       </w:r>
     </w:p>
     <w:p>
-      <w:r>
-        <w:t>Attempt this case before feedback. Record any help. Earlier examples below are further practice; a case already practised with feedback cannot establish fresh transfer.</w:t>
+      <w:pPr>
+        <w:spacing w:line="336" w:lineRule="auto" w:after="180"/>
+      </w:pPr>
+      <w:r>
+        <w:rPr>
+          <w:b w:val="0"/>
+        </w:rPr>
+        <w:t xml:space="preserve">Attempt this case before feedback. Record any help. Earlier examples below are further practice; a case already practised with feedback cannot establish fresh </w:t>
+      </w:r>
+      <w:r>
+        <w:rPr>
+          <w:b/>
+        </w:rPr>
+        <w:t>transfer</w:t>
+      </w:r>
+      <w:r>
+        <w:rPr>
+          <w:b w:val="0"/>
+        </w:rPr>
+        <w:t>.</w:t>
       </w:r>
     </w:p>
     <w:p>
@@ -389,7 +492,30 @@
     </w:p>
     <w:p>
       <w:r>
-        <w:t>Present a recommender that gets 8/10 final requests right. One failure invents a title; another violates a hard page limit. Is '80%, ready for everyone' justified? Propose release criteria.</w:t>
+        <w:t>Connect the Capstone Expo target to a trace and a justified conclusion.</w:t>
+      </w:r>
+    </w:p>
+    <w:p>
+      <w:pPr>
+        <w:spacing w:line="336" w:lineRule="auto" w:after="180"/>
+      </w:pPr>
+      <w:r>
+        <w:rPr>
+          <w:b w:val="0"/>
+        </w:rPr>
+        <w:t>Present a recommender that gets 8/10 final requests right. One failure invents a title; another violates a hard page limit. Is '</w:t>
+      </w:r>
+      <w:r>
+        <w:rPr>
+          <w:b/>
+        </w:rPr>
+        <w:t>80%</w:t>
+      </w:r>
+      <w:r>
+        <w:rPr>
+          <w:b w:val="0"/>
+        </w:rPr>
+        <w:t>, ready for everyone' justified? Propose release criteria.</w:t>
       </w:r>
     </w:p>
     <w:p>
@@ -402,17 +528,46 @@
     </w:p>
     <w:p>
       <w:r>
+        <w:t>Solve the supplied Capstone Expo case and show the deciding evidence.</w:t>
+      </w:r>
+    </w:p>
+    <w:p>
+      <w:pPr>
+        <w:spacing w:line="336" w:lineRule="auto" w:after="180"/>
+      </w:pPr>
+      <w:r>
+        <w:rPr>
+          <w:b w:val="0"/>
+        </w:rPr>
         <w:t>An expo claim says the recommender knows everybody's favourite book after twelve tests.</w:t>
       </w:r>
     </w:p>
     <w:p>
-      <w:r>
+      <w:pPr>
+        <w:spacing w:line="336" w:lineRule="auto" w:after="180"/>
+      </w:pPr>
+      <w:r>
+        <w:rPr>
+          <w:b w:val="0"/>
+        </w:rPr>
         <w:t>Rewrite the defence.</w:t>
       </w:r>
     </w:p>
     <w:p>
-      <w:r>
-        <w:t>Show your trace, calculation or evidence</w:t>
+      <w:pPr>
+        <w:spacing w:line="336" w:lineRule="auto" w:after="180"/>
+      </w:pPr>
+      <w:r>
+        <w:rPr>
+          <w:b w:val="0"/>
+        </w:rPr>
+        <w:t xml:space="preserve">Show your trace, calculation or </w:t>
+      </w:r>
+      <w:r>
+        <w:rPr>
+          <w:b/>
+        </w:rPr>
+        <w:t>evidence</w:t>
       </w:r>
     </w:p>
     <w:p>
@@ -458,11 +613,52 @@
     </w:p>
     <w:p>
       <w:r>
-        <w:t>Your demo recommends the right book once. An audience member asks why they should trust it. Name evidence and one limitation you should present.</w:t>
-      </w:r>
-    </w:p>
-    <w:p>
-      <w:r>
+        <w:t>Apply the procedure to the changed case and record why the conclusion follows.</w:t>
+      </w:r>
+    </w:p>
+    <w:p>
+      <w:pPr>
+        <w:spacing w:line="336" w:lineRule="auto" w:after="180"/>
+      </w:pPr>
+      <w:r>
+        <w:rPr>
+          <w:b w:val="0"/>
+        </w:rPr>
+        <w:t xml:space="preserve">Your demo recommends the right book once. An audience member asks why they should trust it. Name </w:t>
+      </w:r>
+      <w:r>
+        <w:rPr>
+          <w:b/>
+        </w:rPr>
+        <w:t>evidence</w:t>
+      </w:r>
+      <w:r>
+        <w:rPr>
+          <w:b w:val="0"/>
+        </w:rPr>
+        <w:t xml:space="preserve"> and one </w:t>
+      </w:r>
+      <w:r>
+        <w:rPr>
+          <w:b/>
+        </w:rPr>
+        <w:t>limitation</w:t>
+      </w:r>
+      <w:r>
+        <w:rPr>
+          <w:b w:val="0"/>
+        </w:rPr>
+        <w:t xml:space="preserve"> you should present.</w:t>
+      </w:r>
+    </w:p>
+    <w:p>
+      <w:pPr>
+        <w:spacing w:line="336" w:lineRule="auto" w:after="180"/>
+      </w:pPr>
+      <w:r>
+        <w:rPr>
+          <w:b w:val="0"/>
+        </w:rPr>
         <w:t>My independent answer and reason</w:t>
       </w:r>
     </w:p>
@@ -517,7 +713,30 @@
     </w:p>
     <w:p>
       <w:r>
-        <w:t>Create a changed input, boundary case or missing-information case. Write the expected answer or safe response before testing.</w:t>
+        <w:t>Specify a changed input, expected result and observation separately.</w:t>
+      </w:r>
+    </w:p>
+    <w:p>
+      <w:pPr>
+        <w:spacing w:line="336" w:lineRule="auto" w:after="180"/>
+      </w:pPr>
+      <w:r>
+        <w:rPr>
+          <w:b w:val="0"/>
+        </w:rPr>
+        <w:t xml:space="preserve">Create a changed </w:t>
+      </w:r>
+      <w:r>
+        <w:rPr>
+          <w:b/>
+        </w:rPr>
+        <w:t>input</w:t>
+      </w:r>
+      <w:r>
+        <w:rPr>
+          <w:b w:val="0"/>
+        </w:rPr>
+        <w:t>, boundary case or missing-information case. Write the expected answer or safe response before testing.</w:t>
       </w:r>
     </w:p>
     <w:tbl>
@@ -646,12 +865,53 @@
     </w:p>
     <w:p>
       <w:r>
-        <w:t>Final evidence bundle: brief, data, scoring logic, tests, improvement record, and product card.</w:t>
-      </w:r>
-    </w:p>
-    <w:p>
-      <w:r>
-        <w:t>The project change and evidence I will keep</w:t>
+        <w:t>Justify what Capstone Expo adds to Transparent Book Recommender and keep the evidence.</w:t>
+      </w:r>
+    </w:p>
+    <w:p>
+      <w:pPr>
+        <w:spacing w:line="336" w:lineRule="auto" w:after="180"/>
+      </w:pPr>
+      <w:r>
+        <w:rPr>
+          <w:b w:val="0"/>
+        </w:rPr>
+        <w:t xml:space="preserve">Final </w:t>
+      </w:r>
+      <w:r>
+        <w:rPr>
+          <w:b/>
+        </w:rPr>
+        <w:t>evidence bundle</w:t>
+      </w:r>
+      <w:r>
+        <w:rPr>
+          <w:b w:val="0"/>
+        </w:rPr>
+        <w:t>: brief, data, scoring logic, tests, improvement record, and product card.</w:t>
+      </w:r>
+    </w:p>
+    <w:p>
+      <w:pPr>
+        <w:spacing w:line="336" w:lineRule="auto" w:after="180"/>
+      </w:pPr>
+      <w:r>
+        <w:rPr>
+          <w:b w:val="0"/>
+        </w:rPr>
+        <w:t xml:space="preserve">The project change and </w:t>
+      </w:r>
+      <w:r>
+        <w:rPr>
+          <w:b/>
+        </w:rPr>
+        <w:t>evidence</w:t>
+      </w:r>
+      <w:r>
+        <w:rPr>
+          <w:b w:val="0"/>
+        </w:rPr>
+        <w:t xml:space="preserve"> I will keep</w:t>
       </w:r>
     </w:p>
     <w:p>
@@ -697,11 +957,54 @@
     </w:p>
     <w:p>
       <w:r>
-        <w:t>I can explain the mechanism. I can show evidence. I can handle a changed case. I can name a limit. Mark each as not yet, with help or independently, and attach supporting work.</w:t>
-      </w:r>
-    </w:p>
-    <w:p>
-      <w:r>
+        <w:t>Judge explanation, evidence, transfer and limits separately; attach the work behind your judgement.</w:t>
+      </w:r>
+    </w:p>
+    <w:p>
+      <w:pPr>
+        <w:pStyle w:val="ListBullet"/>
+      </w:pPr>
+      <w:r>
+        <w:t>I can explain the mechanism.</w:t>
+      </w:r>
+    </w:p>
+    <w:p>
+      <w:pPr>
+        <w:pStyle w:val="ListBullet"/>
+      </w:pPr>
+      <w:r>
+        <w:t>I can show evidence.</w:t>
+      </w:r>
+    </w:p>
+    <w:p>
+      <w:pPr>
+        <w:pStyle w:val="ListBullet"/>
+      </w:pPr>
+      <w:r>
+        <w:t>I can handle a changed case.</w:t>
+      </w:r>
+    </w:p>
+    <w:p>
+      <w:pPr>
+        <w:pStyle w:val="ListBullet"/>
+      </w:pPr>
+      <w:r>
+        <w:t>I can name a limit.</w:t>
+      </w:r>
+    </w:p>
+    <w:p>
+      <w:r>
+        <w:t>Mark each as not yet, with help or independently, and attach supporting work.</w:t>
+      </w:r>
+    </w:p>
+    <w:p>
+      <w:pPr>
+        <w:spacing w:line="336" w:lineRule="auto" w:after="180"/>
+      </w:pPr>
+      <w:r>
+        <w:rPr>
+          <w:b w:val="0"/>
+        </w:rPr>
         <w:t>Teacher review ____________________  Next step ____________________</w:t>
       </w:r>
     </w:p>
@@ -715,7 +1018,30 @@
     </w:p>
     <w:p>
       <w:r>
-        <w:t>Present a recommender that gets 8/10 final requests right. One failure invents a title; another violates a hard page limit. Is '80%, ready for everyone' justified? Propose release criteria.</w:t>
+        <w:t>Use this earlier case as transfer practice. A case already discussed with feedback is not fresh assessment evidence.</w:t>
+      </w:r>
+    </w:p>
+    <w:p>
+      <w:pPr>
+        <w:spacing w:line="336" w:lineRule="auto" w:after="180"/>
+      </w:pPr>
+      <w:r>
+        <w:rPr>
+          <w:b w:val="0"/>
+        </w:rPr>
+        <w:t>Present a recommender that gets 8/10 final requests right. One failure invents a title; another violates a hard page limit. Is '</w:t>
+      </w:r>
+      <w:r>
+        <w:rPr>
+          <w:b/>
+        </w:rPr>
+        <w:t>80%</w:t>
+      </w:r>
+      <w:r>
+        <w:rPr>
+          <w:b w:val="0"/>
+        </w:rPr>
+        <w:t>, ready for everyone' justified? Propose release criteria.</w:t>
       </w:r>
     </w:p>
     <w:p>
@@ -762,7 +1088,13 @@
       </w:r>
     </w:p>
     <w:p>
-      <w:r>
+      <w:pPr>
+        <w:spacing w:line="336" w:lineRule="auto" w:after="180"/>
+      </w:pPr>
+      <w:r>
+        <w:rPr>
+          <w:b w:val="0"/>
+        </w:rPr>
         <w:t>Record support used: none, hint or teacher explanation.</w:t>
       </w:r>
     </w:p>
@@ -776,6 +1108,17 @@
     </w:p>
     <w:p>
       <w:r>
+        <w:t>Assemble evidence. Apply the supplied Capstone Expo facts and keep your reasoning.</w:t>
+      </w:r>
+    </w:p>
+    <w:p>
+      <w:pPr>
+        <w:spacing w:line="336" w:lineRule="auto" w:after="180"/>
+      </w:pPr>
+      <w:r>
+        <w:rPr>
+          <w:b w:val="0"/>
+        </w:rPr>
         <w:t>List the files or records a peer needs to reproduce the chooser result.</w:t>
       </w:r>
     </w:p>
@@ -827,6 +1170,17 @@
     </w:p>
     <w:p>
       <w:r>
+        <w:t>Check report consistency. Apply the supplied Capstone Expo facts and keep your reasoning.</w:t>
+      </w:r>
+    </w:p>
+    <w:p>
+      <w:pPr>
+        <w:spacing w:line="336" w:lineRule="auto" w:after="180"/>
+      </w:pPr>
+      <w:r>
+        <w:rPr>
+          <w:b w:val="0"/>
+        </w:rPr>
         <w:t>A report says supplied 5, accepted 4 and rejected 2. Identify the inconsistency.</w:t>
       </w:r>
     </w:p>
@@ -878,6 +1232,18 @@
     </w:p>
     <w:p>
       <w:r>
+        <w:t>Repair a claim. Apply the supplied Capstone Expo facts and keep your reasoning.</w:t>
+      </w:r>
+    </w:p>
+    <w:p>
+      <w:pPr>
+        <w:spacing w:line="336" w:lineRule="auto" w:after="180"/>
+        <w:shd w:fill="F5F1FB"/>
+      </w:pPr>
+      <w:r>
+        <w:rPr>
+          <w:b w:val="0"/>
+        </w:rPr>
         <w:t>A presentation says the project proves students learn better. What claim does a successful rule-based demo support instead?</w:t>
       </w:r>
     </w:p>
@@ -929,7 +1295,30 @@
     </w:p>
     <w:p>
       <w:r>
-        <w:t>Limit is 10. A has minutes 10, fun 2, learning 4; B has 9,3,2; C has 11,5,5; D has 8,"4",2. Validate, rank, give counts, explain the winner, then reverse the input order. Present without hints.</w:t>
+        <w:t>Attempt before feedback. If this repeats the selected independent case, reuse that first attempt; otherwise keep a separate record. Defend a new case independently. Apply the supplied Capstone Expo facts and keep your reasoning.</w:t>
+      </w:r>
+    </w:p>
+    <w:p>
+      <w:pPr>
+        <w:spacing w:line="336" w:lineRule="auto" w:after="180"/>
+      </w:pPr>
+      <w:r>
+        <w:rPr>
+          <w:b w:val="0"/>
+        </w:rPr>
+        <w:t xml:space="preserve">Limit is 10. A has minutes 10, fun 2, learning 4; B has 9,3,2; C has 11,5,5; D has 8,"4",2. Validate, rank, give counts, explain the winner, then reverse the </w:t>
+      </w:r>
+      <w:r>
+        <w:rPr>
+          <w:b/>
+        </w:rPr>
+        <w:t>input</w:t>
+      </w:r>
+      <w:r>
+        <w:rPr>
+          <w:b w:val="0"/>
+        </w:rPr>
+        <w:t xml:space="preserve"> order. Present without hints.</w:t>
       </w:r>
     </w:p>
     <w:p>
@@ -990,6 +1379,18 @@
     </w:p>
     <w:p>
       <w:r>
+        <w:t>State the next evidence need. Apply the supplied Capstone Expo facts and keep your reasoning.</w:t>
+      </w:r>
+    </w:p>
+    <w:p>
+      <w:pPr>
+        <w:spacing w:line="336" w:lineRule="auto" w:after="180"/>
+        <w:shd w:fill="F5F1FB"/>
+      </w:pPr>
+      <w:r>
+        <w:rPr>
+          <w:b w:val="0"/>
+        </w:rPr>
         <w:t>After passing the new case, what remains unproven and what is a reasonable next step?</w:t>
       </w:r>
     </w:p>
@@ -1037,6 +1438,11 @@
       </w:pPr>
       <w:r>
         <w:t>17. Feedback, return check and learning record</w:t>
+      </w:r>
+    </w:p>
+    <w:p>
+      <w:r>
+        <w:t>Record the first repaired step and a different case to revisit after a delay.</w:t>
       </w:r>
     </w:p>
     <w:tbl>
@@ -1176,7 +1582,13 @@
       </w:tr>
     </w:tbl>
     <w:p>
-      <w:r>
+      <w:pPr>
+        <w:spacing w:line="336" w:lineRule="auto" w:after="180"/>
+      </w:pPr>
+      <w:r>
+        <w:rPr>
+          <w:b w:val="0"/>
+        </w:rPr>
         <w:t>Revisit this idea with your teacher after a delay. Familiarity is different from explaining and using it on a changed case.</w:t>
       </w:r>
     </w:p>
@@ -1190,16 +1602,39 @@
     </w:p>
     <w:p>
       <w:r>
+        <w:t>A fictional team presents its transparent book recommender on a reserved catalogue. Explain the labelled step before checking the changed condition.</w:t>
+      </w:r>
+    </w:p>
+    <w:p>
+      <w:pPr>
+        <w:spacing w:line="336" w:lineRule="auto" w:after="180"/>
+      </w:pPr>
+      <w:r>
+        <w:rPr>
+          <w:b w:val="0"/>
+        </w:rPr>
         <w:t>A fictional team presents its transparent book recommender on a reserved catalogue.</w:t>
       </w:r>
     </w:p>
     <w:p>
-      <w:r>
+      <w:pPr>
+        <w:spacing w:line="336" w:lineRule="auto" w:after="180"/>
+      </w:pPr>
+      <w:r>
+        <w:rPr>
+          <w:b w:val="0"/>
+        </w:rPr>
         <w:t>Request maximum 120 pages; score=2×interest+illustrated, where illustrated is 1 for True and 0 for False; tie by ID.</w:t>
       </w:r>
     </w:p>
     <w:p>
-      <w:r>
+      <w:pPr>
+        <w:spacing w:line="336" w:lineRule="auto" w:after="180"/>
+      </w:pPr>
+      <w:r>
+        <w:rPr>
+          <w:b w:val="0"/>
+        </w:rPr>
         <w:t>A pages120 interest3 True; B pages100 interest4 False; C pages121 interest5 True; D pages90 interest"4" True. Numeric fields require exact integers.</w:t>
       </w:r>
     </w:p>
@@ -1240,7 +1675,13 @@
       </w:r>
     </w:p>
     <w:p>
-      <w:r>
+      <w:pPr>
+        <w:spacing w:line="336" w:lineRule="auto" w:after="180"/>
+      </w:pPr>
+      <w:r>
+        <w:rPr>
+          <w:b w:val="0"/>
+        </w:rPr>
         <w:t>Give the original winning ID, its score, and counts of eligible, excluded and invalid rows.</w:t>
       </w:r>
     </w:p>
@@ -1283,13 +1724,58 @@
       </w:r>
     </w:p>
     <w:p>
-      <w:r>
-        <w:t>Support used: alone / hint / worked example. This record is practice evidence.</w:t>
-      </w:r>
-    </w:p>
-    <w:p>
-      <w:r>
-        <w:t>Project connection: Present the Transparent Book Recommender’s code, baseline, full-case traces, reserved results and limitations, without claiming fictional results as pupil work.</w:t>
+      <w:pPr>
+        <w:pStyle w:val="Heading3"/>
+      </w:pPr>
+      <w:r>
+        <w:t>Record the help used</w:t>
+      </w:r>
+    </w:p>
+    <w:p>
+      <w:pPr>
+        <w:spacing w:line="336" w:lineRule="auto" w:after="180"/>
+        <w:shd w:fill="F1F6F8"/>
+      </w:pPr>
+      <w:r>
+        <w:rPr>
+          <w:b w:val="0"/>
+        </w:rPr>
+        <w:t xml:space="preserve">Support used: alone / hint / worked example. This record is practice </w:t>
+      </w:r>
+      <w:r>
+        <w:rPr>
+          <w:b/>
+        </w:rPr>
+        <w:t>evidence</w:t>
+      </w:r>
+      <w:r>
+        <w:rPr>
+          <w:b w:val="0"/>
+        </w:rPr>
+        <w:t>.</w:t>
+      </w:r>
+    </w:p>
+    <w:p>
+      <w:pPr>
+        <w:spacing w:line="336" w:lineRule="auto" w:after="180"/>
+      </w:pPr>
+      <w:r>
+        <w:rPr>
+          <w:b w:val="0"/>
+        </w:rPr>
+        <w:t xml:space="preserve">Project connection: Present the Transparent Book Recommender’s code, baseline, full-case traces, reserved results and </w:t>
+      </w:r>
+      <w:r>
+        <w:rPr>
+          <w:b/>
+        </w:rPr>
+        <w:t>limitation</w:t>
+      </w:r>
+      <w:r>
+        <w:rPr>
+          <w:b w:val="0"/>
+        </w:rPr>
+        <w:t>s, without claiming fictional results as pupil work.</w:t>
       </w:r>
     </w:p>
     <w:p>
@@ -1302,17 +1788,64 @@
     </w:p>
     <w:p>
       <w:r>
+        <w:t>Keep this week’s input, deciding step, result and limit together in the Transparent Book Recommender record.</w:t>
+      </w:r>
+    </w:p>
+    <w:p>
+      <w:pPr>
+        <w:spacing w:line="336" w:lineRule="auto" w:after="180"/>
+      </w:pPr>
+      <w:r>
+        <w:rPr>
+          <w:b w:val="0"/>
+        </w:rPr>
         <w:t>Project: Transparent Book Recommender</w:t>
       </w:r>
     </w:p>
     <w:p>
-      <w:r>
-        <w:t>Current milestone: Present and defend. Demonstrate the system, explain one failure and justify the next improvement with evidence.</w:t>
-      </w:r>
-    </w:p>
-    <w:p>
-      <w:r>
-        <w:t>Present the Transparent Book Recommender’s code, baseline, full-case traces, reserved results and limitations, without claiming fictional results as pupil work.</w:t>
+      <w:pPr>
+        <w:spacing w:line="336" w:lineRule="auto" w:after="180"/>
+      </w:pPr>
+      <w:r>
+        <w:rPr>
+          <w:b w:val="0"/>
+        </w:rPr>
+        <w:t xml:space="preserve">Current milestone: Present and defend. Demonstrate the system, explain one failure and justify the next improvement with </w:t>
+      </w:r>
+      <w:r>
+        <w:rPr>
+          <w:b/>
+        </w:rPr>
+        <w:t>evidence</w:t>
+      </w:r>
+      <w:r>
+        <w:rPr>
+          <w:b w:val="0"/>
+        </w:rPr>
+        <w:t>.</w:t>
+      </w:r>
+    </w:p>
+    <w:p>
+      <w:pPr>
+        <w:spacing w:line="336" w:lineRule="auto" w:after="180"/>
+      </w:pPr>
+      <w:r>
+        <w:rPr>
+          <w:b w:val="0"/>
+        </w:rPr>
+        <w:t xml:space="preserve">Present the Transparent Book Recommender’s code, baseline, full-case traces, reserved results and </w:t>
+      </w:r>
+      <w:r>
+        <w:rPr>
+          <w:b/>
+        </w:rPr>
+        <w:t>limitation</w:t>
+      </w:r>
+      <w:r>
+        <w:rPr>
+          <w:b w:val="0"/>
+        </w:rPr>
+        <w:t>s, without claiming fictional results as pupil work.</w:t>
       </w:r>
     </w:p>
     <w:tbl>
@@ -1474,11 +2007,28 @@
     </w:p>
     <w:p>
       <w:r>
+        <w:t>Try the supported questions before comparing with hints and feedback. Record what you repaired and the evidence you retained.</w:t>
+      </w:r>
+    </w:p>
+    <w:p>
+      <w:pPr>
+        <w:spacing w:line="336" w:lineRule="auto" w:after="180"/>
+      </w:pPr>
+      <w:r>
+        <w:rPr>
+          <w:b w:val="0"/>
+        </w:rPr>
         <w:t>Use this supported practice once, in the browser or on paper. Keep the reserved independent assessment for a separate first attempt before teacher feedback.</w:t>
       </w:r>
     </w:p>
     <w:p>
-      <w:r>
+      <w:pPr>
+        <w:spacing w:line="336" w:lineRule="auto" w:after="180"/>
+      </w:pPr>
+      <w:r>
+        <w:rPr>
+          <w:b w:val="0"/>
+        </w:rPr>
         <w:t>A fictional team presents its transparent book recommender on a reserved catalogue.</w:t>
       </w:r>
     </w:p>
@@ -1491,27 +2041,67 @@
       </w:r>
     </w:p>
     <w:p>
-      <w:r>
+      <w:pPr>
+        <w:spacing w:line="336" w:lineRule="auto" w:after="180"/>
+      </w:pPr>
+      <w:r>
+        <w:rPr>
+          <w:b w:val="0"/>
+        </w:rPr>
         <w:t>Which labelled step matches this detail? Explain two eligible items, one page-limit exclusion and one type rejection.</w:t>
       </w:r>
     </w:p>
     <w:p>
-      <w:r>
-        <w:t>1. Defend evidence</w:t>
-      </w:r>
-    </w:p>
-    <w:p>
-      <w:r>
+      <w:pPr>
+        <w:spacing w:line="336" w:lineRule="auto" w:after="180"/>
+        <w:shd w:fill="F4F9FC"/>
+      </w:pPr>
+      <w:r>
+        <w:rPr>
+          <w:b w:val="0"/>
+        </w:rPr>
+        <w:t xml:space="preserve">1. Defend </w:t>
+      </w:r>
+      <w:r>
+        <w:rPr>
+          <w:b/>
+        </w:rPr>
+        <w:t>evidence</w:t>
+      </w:r>
+    </w:p>
+    <w:p>
+      <w:pPr>
+        <w:spacing w:line="336" w:lineRule="auto" w:after="180"/>
+        <w:shd w:fill="F4F9FC"/>
+      </w:pPr>
+      <w:r>
+        <w:rPr>
+          <w:b w:val="0"/>
+        </w:rPr>
         <w:t>2. Validate</w:t>
       </w:r>
     </w:p>
     <w:p>
-      <w:r>
+      <w:pPr>
+        <w:spacing w:line="336" w:lineRule="auto" w:after="180"/>
+        <w:shd w:fill="F4F9FC"/>
+      </w:pPr>
+      <w:r>
+        <w:rPr>
+          <w:b w:val="0"/>
+        </w:rPr>
         <w:t>3. Filter</w:t>
       </w:r>
     </w:p>
     <w:p>
-      <w:r>
+      <w:pPr>
+        <w:spacing w:line="336" w:lineRule="auto" w:after="180"/>
+        <w:shd w:fill="F4F9FC"/>
+      </w:pPr>
+      <w:r>
+        <w:rPr>
+          <w:b w:val="0"/>
+        </w:rPr>
         <w:t>4. Rank</w:t>
       </w:r>
     </w:p>
@@ -1549,40 +2139,178 @@
       </w:r>
     </w:p>
     <w:p>
-      <w:r>
+      <w:pPr>
+        <w:pStyle w:val="Heading3"/>
+      </w:pPr>
+      <w:r>
+        <w:t>Hint · try first</w:t>
+      </w:r>
+    </w:p>
+    <w:p>
+      <w:pPr>
+        <w:spacing w:line="336" w:lineRule="auto" w:after="180"/>
+        <w:shd w:fill="F1F6F8"/>
+      </w:pPr>
+      <w:r>
+        <w:rPr>
+          <w:b w:val="0"/>
+        </w:rPr>
         <w:t>Hint if needed: Read the steps in the pictorial case. Match the supplied detail to the stage that performs or records it.</w:t>
       </w:r>
     </w:p>
     <w:p>
-      <w:r>
-        <w:t>After your attempt, compare with the supported explanation: Defend evidence Explain two eligible items, one page-limit exclusion and one type rejection. A presentation should let someone rebuild the result from the stated contract. A’s equality is accepted; D is not silently converted; C’s high preference score cannot override the page requirement. Reversing rows must preserve B because it has the unique highest eligible score. Keep the reserved case distinct from practice demonstrations.</w:t>
-      </w:r>
-    </w:p>
-    <w:p>
       <w:pPr>
         <w:pStyle w:val="Heading3"/>
       </w:pPr>
       <w:r>
+        <w:t>Feedback · compare after trying</w:t>
+      </w:r>
+    </w:p>
+    <w:p>
+      <w:pPr>
+        <w:spacing w:line="336" w:lineRule="auto" w:after="180"/>
+        <w:shd w:fill="F1F6FC"/>
+      </w:pPr>
+      <w:r>
+        <w:rPr>
+          <w:b w:val="0"/>
+        </w:rPr>
+        <w:t xml:space="preserve">After your attempt, compare with the supported explanation: Defend </w:t>
+      </w:r>
+      <w:r>
+        <w:rPr>
+          <w:b/>
+        </w:rPr>
+        <w:t>evidence</w:t>
+      </w:r>
+      <w:r>
+        <w:rPr>
+          <w:b w:val="0"/>
+        </w:rPr>
+        <w:t xml:space="preserve"> Explain two eligible items, one page-limit exclusion and one type rejection.</w:t>
+      </w:r>
+    </w:p>
+    <w:p>
+      <w:pPr>
+        <w:spacing w:line="336" w:lineRule="auto" w:after="180"/>
+        <w:shd w:fill="F1F6FC"/>
+      </w:pPr>
+      <w:r>
+        <w:rPr>
+          <w:b w:val="0"/>
+        </w:rPr>
+        <w:t>A presentation should let someone rebuild the result from the stated contract. A’s equality is accepted; D is not silently converted; C’s high preference score cannot override the page requirement.</w:t>
+      </w:r>
+    </w:p>
+    <w:p>
+      <w:pPr>
+        <w:spacing w:line="336" w:lineRule="auto" w:after="180"/>
+        <w:shd w:fill="F1F6FC"/>
+      </w:pPr>
+      <w:r>
+        <w:rPr>
+          <w:b w:val="0"/>
+        </w:rPr>
+        <w:t xml:space="preserve">Reversing rows must preserve B because it has the unique highest eligible score. Keep the reserved case distinct from practice </w:t>
+      </w:r>
+      <w:r>
+        <w:rPr>
+          <w:b/>
+        </w:rPr>
+        <w:t>demonstration</w:t>
+      </w:r>
+      <w:r>
+        <w:rPr>
+          <w:b w:val="0"/>
+        </w:rPr>
+        <w:t>s.</w:t>
+      </w:r>
+    </w:p>
+    <w:p>
+      <w:pPr>
+        <w:pStyle w:val="Heading3"/>
+      </w:pPr>
+      <w:r>
         <w:t>Practice 2: explain the deciding evidence</w:t>
       </w:r>
     </w:p>
     <w:p>
-      <w:r>
+      <w:pPr>
+        <w:pStyle w:val="Heading3"/>
+      </w:pPr>
+      <w:r>
+        <w:t>Changed case · predict first</w:t>
+      </w:r>
+    </w:p>
+    <w:p>
+      <w:pPr>
+        <w:spacing w:line="336" w:lineRule="auto" w:after="180"/>
+        <w:shd w:fill="F5F1FB"/>
+      </w:pPr>
+      <w:r>
+        <w:rPr>
+          <w:b w:val="0"/>
+        </w:rPr>
         <w:t>Changed-case practice: An authorised repair converts D’s interest to integer 4. Which conclusion is supported by the supplied facts?</w:t>
       </w:r>
     </w:p>
     <w:p>
-      <w:r>
-        <w:t>1. We can decide the result without examining the changed input or the procedure.</w:t>
-      </w:r>
-    </w:p>
-    <w:p>
-      <w:r>
-        <w:t>2. This one example guarantees correct results for every future input.</w:t>
-      </w:r>
-    </w:p>
-    <w:p>
-      <w:r>
+      <w:pPr>
+        <w:spacing w:line="336" w:lineRule="auto" w:after="180"/>
+        <w:shd w:fill="F4F9FC"/>
+      </w:pPr>
+      <w:r>
+        <w:rPr>
+          <w:b w:val="0"/>
+        </w:rPr>
+        <w:t xml:space="preserve">1. We can decide the result without examining the changed </w:t>
+      </w:r>
+      <w:r>
+        <w:rPr>
+          <w:b/>
+        </w:rPr>
+        <w:t>input</w:t>
+      </w:r>
+      <w:r>
+        <w:rPr>
+          <w:b w:val="0"/>
+        </w:rPr>
+        <w:t xml:space="preserve"> or the procedure.</w:t>
+      </w:r>
+    </w:p>
+    <w:p>
+      <w:pPr>
+        <w:spacing w:line="336" w:lineRule="auto" w:after="180"/>
+        <w:shd w:fill="F4F9FC"/>
+      </w:pPr>
+      <w:r>
+        <w:rPr>
+          <w:b w:val="0"/>
+        </w:rPr>
+        <w:t xml:space="preserve">2. This one example guarantees correct results for every future </w:t>
+      </w:r>
+      <w:r>
+        <w:rPr>
+          <w:b/>
+        </w:rPr>
+        <w:t>input</w:t>
+      </w:r>
+      <w:r>
+        <w:rPr>
+          <w:b w:val="0"/>
+        </w:rPr>
+        <w:t>.</w:t>
+      </w:r>
+    </w:p>
+    <w:p>
+      <w:pPr>
+        <w:spacing w:line="336" w:lineRule="auto" w:after="180"/>
+        <w:shd w:fill="F4F9FC"/>
+      </w:pPr>
+      <w:r>
+        <w:rPr>
+          <w:b w:val="0"/>
+        </w:rPr>
         <w:t>3. D becomes eligible and scores 9, so it wins.</w:t>
       </w:r>
     </w:p>
@@ -1620,36 +2348,142 @@
       </w:r>
     </w:p>
     <w:p>
-      <w:r>
+      <w:pPr>
+        <w:pStyle w:val="Heading3"/>
+      </w:pPr>
+      <w:r>
+        <w:t>Hint · try first</w:t>
+      </w:r>
+    </w:p>
+    <w:p>
+      <w:pPr>
+        <w:spacing w:line="336" w:lineRule="auto" w:after="180"/>
+        <w:shd w:fill="F1F6F8"/>
+      </w:pPr>
+      <w:r>
+        <w:rPr>
+          <w:b w:val="0"/>
+        </w:rPr>
         <w:t>Hint if needed: Use the changed condition and the deciding step in the pictorial trace. The answer must say what follows from those facts.</w:t>
       </w:r>
     </w:p>
     <w:p>
-      <w:r>
-        <w:t>After your attempt, compare with the supported explanation: D becomes eligible and scores 9, so it wins. The evidence-backed input repair changes validation and then ranking; record this as a new case/version.</w:t>
-      </w:r>
-    </w:p>
-    <w:p>
       <w:pPr>
         <w:pStyle w:val="Heading3"/>
       </w:pPr>
       <w:r>
+        <w:t>Feedback · compare after trying</w:t>
+      </w:r>
+    </w:p>
+    <w:p>
+      <w:pPr>
+        <w:spacing w:line="336" w:lineRule="auto" w:after="180"/>
+        <w:shd w:fill="F1F6FC"/>
+      </w:pPr>
+      <w:r>
+        <w:rPr>
+          <w:b w:val="0"/>
+        </w:rPr>
+        <w:t xml:space="preserve">After your attempt, compare with the supported explanation: D becomes eligible and scores 9, so it wins. The </w:t>
+      </w:r>
+      <w:r>
+        <w:rPr>
+          <w:b/>
+        </w:rPr>
+        <w:t>evidence</w:t>
+      </w:r>
+      <w:r>
+        <w:rPr>
+          <w:b w:val="0"/>
+        </w:rPr>
+        <w:t xml:space="preserve">-backed </w:t>
+      </w:r>
+      <w:r>
+        <w:rPr>
+          <w:b/>
+        </w:rPr>
+        <w:t>input</w:t>
+      </w:r>
+      <w:r>
+        <w:rPr>
+          <w:b w:val="0"/>
+        </w:rPr>
+        <w:t xml:space="preserve"> repair changes validation and then ranking; record this as a new case/version.</w:t>
+      </w:r>
+    </w:p>
+    <w:p>
+      <w:pPr>
+        <w:pStyle w:val="Heading3"/>
+      </w:pPr>
+      <w:r>
         <w:t>Repair a missing building block</w:t>
       </w:r>
     </w:p>
     <w:p>
-      <w:r>
+      <w:pPr>
+        <w:spacing w:line="336" w:lineRule="auto" w:after="180"/>
+      </w:pPr>
+      <w:r>
+        <w:rPr>
+          <w:b w:val="0"/>
+        </w:rPr>
         <w:t>Review Improve and Challenge (ai-2/35). Goal: Repair a specific observed failure. Short practice: Why are tests at both 100 and 101 needed?. Return to this week and explain what you changed.</w:t>
       </w:r>
     </w:p>
     <w:p>
-      <w:r>
-        <w:t>Review Build the Recommender (ai-2/33). Goal: Implement a deterministic recommender. Short practice: Explain why B does not win after D is excluded even though it has fewer pages.. Return to this week and explain what you changed.</w:t>
-      </w:r>
-    </w:p>
-    <w:p>
-      <w:r>
-        <w:t>Review Agents and Tools (ai-2/30). Goal: Explain the mechanism and terminology of state machines for bounded agents. Short practice: Can the assistant accept Trace B because its final state is done?. Return to this week and explain what you changed.</w:t>
+      <w:pPr>
+        <w:spacing w:line="336" w:lineRule="auto" w:after="180"/>
+      </w:pPr>
+      <w:r>
+        <w:rPr>
+          <w:b w:val="0"/>
+        </w:rPr>
+        <w:t>Review Build the Recommender (ai-2/33). Goal: Implement a deterministic recommender. Short practice: Explain why B does not win after D is excluded even though it has fewer pages..</w:t>
+      </w:r>
+    </w:p>
+    <w:p>
+      <w:pPr>
+        <w:spacing w:line="336" w:lineRule="auto" w:after="180"/>
+      </w:pPr>
+      <w:r>
+        <w:rPr>
+          <w:b w:val="0"/>
+        </w:rPr>
+        <w:t>Return to this week and explain what you changed.</w:t>
+      </w:r>
+    </w:p>
+    <w:p>
+      <w:pPr>
+        <w:spacing w:line="336" w:lineRule="auto" w:after="180"/>
+      </w:pPr>
+      <w:r>
+        <w:rPr>
+          <w:b w:val="0"/>
+        </w:rPr>
+        <w:t xml:space="preserve">Review Agents and Tools (ai-2/30). Goal: Explain the </w:t>
+      </w:r>
+      <w:r>
+        <w:rPr>
+          <w:b/>
+        </w:rPr>
+        <w:t>mechanism</w:t>
+      </w:r>
+      <w:r>
+        <w:rPr>
+          <w:b w:val="0"/>
+        </w:rPr>
+        <w:t xml:space="preserve"> and terminology of state machines for bounded agents. Short practice: Can the assistant accept Trace B because its final state is done?.</w:t>
+      </w:r>
+    </w:p>
+    <w:p>
+      <w:pPr>
+        <w:spacing w:line="336" w:lineRule="auto" w:after="180"/>
+      </w:pPr>
+      <w:r>
+        <w:rPr>
+          <w:b w:val="0"/>
+        </w:rPr>
+        <w:t>Return to this week and explain what you changed.</w:t>
       </w:r>
     </w:p>
     <w:p>
@@ -1661,8 +2495,61 @@
       </w:r>
     </w:p>
     <w:p>
-      <w:r>
-        <w:t>The browser lab lets you edit the supported Python examples already included in this lesson. Predict first, run, inspect the actual output or error, change one input, then run again. Keep code, predictions, actual results and a reasoned revision together. On paper, label your result as a trace rather than an execution.</w:t>
+      <w:pPr>
+        <w:spacing w:line="336" w:lineRule="auto" w:after="180"/>
+      </w:pPr>
+      <w:r>
+        <w:rPr>
+          <w:b w:val="0"/>
+        </w:rPr>
+        <w:t xml:space="preserve">The browser lab lets you edit the supported Python examples already included in this lesson. Predict first, run, inspect the actual </w:t>
+      </w:r>
+      <w:r>
+        <w:rPr>
+          <w:b/>
+        </w:rPr>
+        <w:t>output</w:t>
+      </w:r>
+      <w:r>
+        <w:rPr>
+          <w:b w:val="0"/>
+        </w:rPr>
+        <w:t xml:space="preserve"> or error, change one </w:t>
+      </w:r>
+      <w:r>
+        <w:rPr>
+          <w:b/>
+        </w:rPr>
+        <w:t>input</w:t>
+      </w:r>
+      <w:r>
+        <w:rPr>
+          <w:b w:val="0"/>
+        </w:rPr>
+        <w:t>, then run again.</w:t>
+      </w:r>
+    </w:p>
+    <w:p>
+      <w:pPr>
+        <w:spacing w:line="336" w:lineRule="auto" w:after="180"/>
+      </w:pPr>
+      <w:r>
+        <w:rPr>
+          <w:b w:val="0"/>
+        </w:rPr>
+        <w:t xml:space="preserve">Keep code, </w:t>
+      </w:r>
+      <w:r>
+        <w:rPr>
+          <w:b/>
+        </w:rPr>
+        <w:t>prediction</w:t>
+      </w:r>
+      <w:r>
+        <w:rPr>
+          <w:b w:val="0"/>
+        </w:rPr>
+        <w:t>s, actual results and a reasoned revision together. On paper, label your result as a trace rather than an execution.</w:t>
       </w:r>
     </w:p>
     <w:p>
@@ -1674,8 +2561,37 @@
       </w:r>
     </w:p>
     <w:p>
-      <w:r>
-        <w:t>Use Download completed work in the hosted lesson to export your answers, reflections, practice feedback and code-run evidence. Open the HTML copy to read or print it. Drafts stay in this browser when storage is available; clear drafts on a shared device.</w:t>
+      <w:pPr>
+        <w:spacing w:line="336" w:lineRule="auto" w:after="180"/>
+      </w:pPr>
+      <w:r>
+        <w:rPr>
+          <w:b w:val="0"/>
+        </w:rPr>
+        <w:t xml:space="preserve">Use Download completed work in the hosted lesson to export your answers, reflections, practice feedback and code-run </w:t>
+      </w:r>
+      <w:r>
+        <w:rPr>
+          <w:b/>
+        </w:rPr>
+        <w:t>evidence</w:t>
+      </w:r>
+      <w:r>
+        <w:rPr>
+          <w:b w:val="0"/>
+        </w:rPr>
+        <w:t>. Open the HTML copy to read or print it.</w:t>
+      </w:r>
+    </w:p>
+    <w:p>
+      <w:pPr>
+        <w:spacing w:line="336" w:lineRule="auto" w:after="180"/>
+      </w:pPr>
+      <w:r>
+        <w:rPr>
+          <w:b w:val="0"/>
+        </w:rPr>
+        <w:t>Drafts stay in this browser when storage is available; clear drafts on a shared device.</w:t>
       </w:r>
     </w:p>
     <w:p>
@@ -1689,6 +2605,776 @@
     <w:p>
       <w:r>
         <w:t>________________________________________________________________</w:t>
+      </w:r>
+    </w:p>
+    <w:p>
+      <w:r>
+        <w:t>________________________________________________________________</w:t>
+      </w:r>
+    </w:p>
+    <w:p>
+      <w:r>
+        <w:t>________________________________________________________________</w:t>
+      </w:r>
+    </w:p>
+    <w:p>
+      <w:r>
+        <w:t>________________________________________________________________</w:t>
+      </w:r>
+    </w:p>
+    <w:p>
+      <w:r>
+        <w:t>________________________________________________________________</w:t>
+      </w:r>
+    </w:p>
+    <w:p>
+      <w:pPr>
+        <w:pStyle w:val="Heading1"/>
+      </w:pPr>
+      <w:r>
+        <w:t>21. Visual concept journey</w:t>
+      </w:r>
+    </w:p>
+    <w:p>
+      <w:r>
+        <w:t>Explain each Capstone Expo picture from its labels, then record a relevant limit.</w:t>
+      </w:r>
+    </w:p>
+    <w:p>
+      <w:pPr>
+        <w:pStyle w:val="Heading3"/>
+      </w:pPr>
+      <w:r>
+        <w:t>01. Capstone Expo: the case</w:t>
+      </w:r>
+    </w:p>
+    <w:p>
+      <w:r>
+        <w:drawing>
+          <wp:inline xmlns:a="http://schemas.openxmlformats.org/drawingml/2006/main" xmlns:pic="http://schemas.openxmlformats.org/drawingml/2006/picture">
+            <wp:extent cx="5486400" cy="3438144"/>
+            <wp:docPr id="2" name="Picture 2" descr="A fictional team presents its transparent book recommender on a reserved catalogue. Supplied facts: Request maximum 120 pages; score=2×interest+illustrated, where illustrated is 1 for True and 0 for False; tie by ID. A pages120 interest3 True; B pages100 interest4 False; C pages121 interest5 True; D pages90 interest&quot;4&quot; True. Numeric fields require exact integers."/>
+            <wp:cNvGraphicFramePr>
+              <a:graphicFrameLocks noChangeAspect="1"/>
+            </wp:cNvGraphicFramePr>
+            <a:graphic>
+              <a:graphicData uri="http://schemas.openxmlformats.org/drawingml/2006/picture">
+                <pic:pic>
+                  <pic:nvPicPr>
+                    <pic:cNvPr id="0" name="academy-story-ai-2-36-01.png"/>
+                    <pic:cNvPicPr/>
+                  </pic:nvPicPr>
+                  <pic:blipFill>
+                    <a:blip r:embed="rId10"/>
+                    <a:stretch>
+                      <a:fillRect/>
+                    </a:stretch>
+                  </pic:blipFill>
+                  <pic:spPr>
+                    <a:xfrm>
+                      <a:off x="0" y="0"/>
+                      <a:ext cx="5486400" cy="3438144"/>
+                    </a:xfrm>
+                    <a:prstGeom prst="rect"/>
+                  </pic:spPr>
+                </pic:pic>
+              </a:graphicData>
+            </a:graphic>
+          </wp:inline>
+        </w:drawing>
+      </w:r>
+    </w:p>
+    <w:p>
+      <w:pPr>
+        <w:spacing w:line="336" w:lineRule="auto" w:after="180"/>
+      </w:pPr>
+      <w:r>
+        <w:rPr>
+          <w:b w:val="0"/>
+        </w:rPr>
+        <w:t>A fictional team presents its transparent book recommender on a reserved catalogue. Supplied facts: Request maximum 120 pages; score=2×interest+illustrated, where illustrated is 1 for True and 0 for False; tie by ID.</w:t>
+      </w:r>
+    </w:p>
+    <w:p>
+      <w:pPr>
+        <w:spacing w:line="336" w:lineRule="auto" w:after="180"/>
+      </w:pPr>
+      <w:r>
+        <w:rPr>
+          <w:b w:val="0"/>
+        </w:rPr>
+        <w:t>A pages120 interest3 True; B pages100 interest4 False; C pages121 interest5 True; D pages90 interest"4" True. Numeric fields require exact integers.</w:t>
+      </w:r>
+    </w:p>
+    <w:p>
+      <w:pPr>
+        <w:spacing w:line="336" w:lineRule="auto" w:after="180"/>
+        <w:shd w:fill="F5F1FB"/>
+      </w:pPr>
+      <w:r>
+        <w:rPr>
+          <w:b w:val="0"/>
+        </w:rPr>
+        <w:t>Point to the given fact that matters most. Explain why it matters.</w:t>
+      </w:r>
+    </w:p>
+    <w:p>
+      <w:pPr>
+        <w:pStyle w:val="Heading3"/>
+      </w:pPr>
+      <w:r>
+        <w:t>My picture explanation, deciding evidence and one limit</w:t>
+      </w:r>
+    </w:p>
+    <w:p>
+      <w:r>
+        <w:t>________________________________________________________________</w:t>
+      </w:r>
+    </w:p>
+    <w:p>
+      <w:r>
+        <w:t>________________________________________________________________</w:t>
+      </w:r>
+    </w:p>
+    <w:p>
+      <w:r>
+        <w:t>________________________________________________________________</w:t>
+      </w:r>
+    </w:p>
+    <w:p>
+      <w:r>
+        <w:t>________________________________________________________________</w:t>
+      </w:r>
+    </w:p>
+    <w:p>
+      <w:pPr>
+        <w:pStyle w:val="Heading3"/>
+      </w:pPr>
+      <w:r>
+        <w:t>02. Follow the deciding steps</w:t>
+      </w:r>
+    </w:p>
+    <w:p>
+      <w:r>
+        <w:drawing>
+          <wp:inline xmlns:a="http://schemas.openxmlformats.org/drawingml/2006/main" xmlns:pic="http://schemas.openxmlformats.org/drawingml/2006/picture">
+            <wp:extent cx="5486400" cy="4005072"/>
+            <wp:docPr id="3" name="Picture 3" descr="Validate: D has text interest and is rejected; A,B,C have valid fields. → Filter: A and B meet the page limit; C exceeds it. → Rank: A scores 7; B scores 8, so B wins. → Defend evidence: Explain two eligible items, one page-limit exclusion and one type rejection."/>
+            <wp:cNvGraphicFramePr>
+              <a:graphicFrameLocks noChangeAspect="1"/>
+            </wp:cNvGraphicFramePr>
+            <a:graphic>
+              <a:graphicData uri="http://schemas.openxmlformats.org/drawingml/2006/picture">
+                <pic:pic>
+                  <pic:nvPicPr>
+                    <pic:cNvPr id="0" name="academy-story-ai-2-36-02.png"/>
+                    <pic:cNvPicPr/>
+                  </pic:nvPicPr>
+                  <pic:blipFill>
+                    <a:blip r:embed="rId11"/>
+                    <a:stretch>
+                      <a:fillRect/>
+                    </a:stretch>
+                  </pic:blipFill>
+                  <pic:spPr>
+                    <a:xfrm>
+                      <a:off x="0" y="0"/>
+                      <a:ext cx="5486400" cy="4005072"/>
+                    </a:xfrm>
+                    <a:prstGeom prst="rect"/>
+                  </pic:spPr>
+                </pic:pic>
+              </a:graphicData>
+            </a:graphic>
+          </wp:inline>
+        </w:drawing>
+      </w:r>
+    </w:p>
+    <w:p>
+      <w:pPr>
+        <w:spacing w:line="336" w:lineRule="auto" w:after="180"/>
+      </w:pPr>
+      <w:r>
+        <w:rPr>
+          <w:b w:val="0"/>
+        </w:rPr>
+        <w:t xml:space="preserve">Validate: D has text interest and is rejected; A,B,C have valid fields. → Filter: A and B meet the page limit; C exceeds it. → Rank: A scores 7; B scores 8, so B wins. → Defend </w:t>
+      </w:r>
+      <w:r>
+        <w:rPr>
+          <w:b/>
+        </w:rPr>
+        <w:t>evidence</w:t>
+      </w:r>
+      <w:r>
+        <w:rPr>
+          <w:b w:val="0"/>
+        </w:rPr>
+        <w:t>: Explain two eligible items, one page-limit exclusion and one type rejection.</w:t>
+      </w:r>
+    </w:p>
+    <w:p>
+      <w:pPr>
+        <w:spacing w:line="336" w:lineRule="auto" w:after="180"/>
+        <w:shd w:fill="F5F1FB"/>
+      </w:pPr>
+      <w:r>
+        <w:rPr>
+          <w:b w:val="0"/>
+        </w:rPr>
+        <w:t xml:space="preserve">Point to each numbered stage and explain which recorded </w:t>
+      </w:r>
+      <w:r>
+        <w:rPr>
+          <w:b/>
+        </w:rPr>
+        <w:t>input</w:t>
+      </w:r>
+      <w:r>
+        <w:rPr>
+          <w:b w:val="0"/>
+        </w:rPr>
+        <w:t xml:space="preserve"> it uses.</w:t>
+      </w:r>
+    </w:p>
+    <w:p>
+      <w:pPr>
+        <w:pStyle w:val="Heading3"/>
+      </w:pPr>
+      <w:r>
+        <w:t>My picture explanation, deciding evidence and one limit</w:t>
+      </w:r>
+    </w:p>
+    <w:p>
+      <w:r>
+        <w:t>________________________________________________________________</w:t>
+      </w:r>
+    </w:p>
+    <w:p>
+      <w:r>
+        <w:t>________________________________________________________________</w:t>
+      </w:r>
+    </w:p>
+    <w:p>
+      <w:r>
+        <w:t>________________________________________________________________</w:t>
+      </w:r>
+    </w:p>
+    <w:p>
+      <w:r>
+        <w:t>________________________________________________________________</w:t>
+      </w:r>
+    </w:p>
+    <w:p>
+      <w:pPr>
+        <w:pStyle w:val="Heading3"/>
+      </w:pPr>
+      <w:r>
+        <w:t>03. Follow the evidence</w:t>
+      </w:r>
+    </w:p>
+    <w:p>
+      <w:r>
+        <w:drawing>
+          <wp:inline xmlns:a="http://schemas.openxmlformats.org/drawingml/2006/main" xmlns:pic="http://schemas.openxmlformats.org/drawingml/2006/picture">
+            <wp:extent cx="5486400" cy="2834640"/>
+            <wp:docPr id="4" name="Picture 4" descr="Follow the evidence. Claim | A selected by stated policy | Show trace and inputs. Quality | Tested cases and failures | Show full denominators. Handover | Versions and run steps | Peer can reproduce"/>
+            <wp:cNvGraphicFramePr>
+              <a:graphicFrameLocks noChangeAspect="1"/>
+            </wp:cNvGraphicFramePr>
+            <a:graphic>
+              <a:graphicData uri="http://schemas.openxmlformats.org/drawingml/2006/picture">
+                <pic:pic>
+                  <pic:nvPicPr>
+                    <pic:cNvPr id="0" name="academy-story-ai-2-36-03.png"/>
+                    <pic:cNvPicPr/>
+                  </pic:nvPicPr>
+                  <pic:blipFill>
+                    <a:blip r:embed="rId12"/>
+                    <a:stretch>
+                      <a:fillRect/>
+                    </a:stretch>
+                  </pic:blipFill>
+                  <pic:spPr>
+                    <a:xfrm>
+                      <a:off x="0" y="0"/>
+                      <a:ext cx="5486400" cy="2834640"/>
+                    </a:xfrm>
+                    <a:prstGeom prst="rect"/>
+                  </pic:spPr>
+                </pic:pic>
+              </a:graphicData>
+            </a:graphic>
+          </wp:inline>
+        </w:drawing>
+      </w:r>
+    </w:p>
+    <w:p>
+      <w:pPr>
+        <w:spacing w:line="336" w:lineRule="auto" w:after="180"/>
+      </w:pPr>
+      <w:r>
+        <w:rPr>
+          <w:b w:val="0"/>
+        </w:rPr>
+        <w:t xml:space="preserve">Follow the </w:t>
+      </w:r>
+      <w:r>
+        <w:rPr>
+          <w:b/>
+        </w:rPr>
+        <w:t>evidence</w:t>
+      </w:r>
+      <w:r>
+        <w:rPr>
+          <w:b w:val="0"/>
+        </w:rPr>
+        <w:t xml:space="preserve">. Claim | A selected by stated policy | Show trace and </w:t>
+      </w:r>
+      <w:r>
+        <w:rPr>
+          <w:b/>
+        </w:rPr>
+        <w:t>input</w:t>
+      </w:r>
+      <w:r>
+        <w:rPr>
+          <w:b w:val="0"/>
+        </w:rPr>
+        <w:t xml:space="preserve">s. Quality | Tested cases and failures | Show full denominators. </w:t>
+      </w:r>
+      <w:r>
+        <w:rPr>
+          <w:b/>
+        </w:rPr>
+        <w:t>Handover</w:t>
+      </w:r>
+      <w:r>
+        <w:rPr>
+          <w:b w:val="0"/>
+        </w:rPr>
+        <w:t xml:space="preserve"> | Versions and run steps | Peer can reproduce</w:t>
+      </w:r>
+    </w:p>
+    <w:p>
+      <w:pPr>
+        <w:spacing w:line="336" w:lineRule="auto" w:after="180"/>
+        <w:shd w:fill="F5F1FB"/>
+      </w:pPr>
+      <w:r>
+        <w:rPr>
+          <w:b w:val="0"/>
+        </w:rPr>
+        <w:t>Read the labels and values. Explain the relationship the model shows.</w:t>
+      </w:r>
+    </w:p>
+    <w:p>
+      <w:pPr>
+        <w:pStyle w:val="Heading3"/>
+      </w:pPr>
+      <w:r>
+        <w:t>My picture explanation, deciding evidence and one limit</w:t>
+      </w:r>
+    </w:p>
+    <w:p>
+      <w:r>
+        <w:t>________________________________________________________________</w:t>
+      </w:r>
+    </w:p>
+    <w:p>
+      <w:r>
+        <w:t>________________________________________________________________</w:t>
+      </w:r>
+    </w:p>
+    <w:p>
+      <w:r>
+        <w:t>________________________________________________________________</w:t>
+      </w:r>
+    </w:p>
+    <w:p>
+      <w:r>
+        <w:t>________________________________________________________________</w:t>
+      </w:r>
+    </w:p>
+    <w:p>
+      <w:pPr>
+        <w:pStyle w:val="Heading3"/>
+      </w:pPr>
+      <w:r>
+        <w:t>04. Change one thing. Trace what follows.</w:t>
+      </w:r>
+    </w:p>
+    <w:p>
+      <w:r>
+        <w:drawing>
+          <wp:inline xmlns:a="http://schemas.openxmlformats.org/drawingml/2006/main" xmlns:pic="http://schemas.openxmlformats.org/drawingml/2006/picture">
+            <wp:extent cx="5486400" cy="3179064"/>
+            <wp:docPr id="5" name="Picture 5" descr="Original case: Explain two eligible items, one page-limit exclusion and one type rejection. Changed condition: An authorised repair converts D’s interest to integer 4. Expected result: D becomes eligible and scores 9, so it wins. Reason: The evidence-backed input repair changes validation and then ranking; record this as a new case/version."/>
+            <wp:cNvGraphicFramePr>
+              <a:graphicFrameLocks noChangeAspect="1"/>
+            </wp:cNvGraphicFramePr>
+            <a:graphic>
+              <a:graphicData uri="http://schemas.openxmlformats.org/drawingml/2006/picture">
+                <pic:pic>
+                  <pic:nvPicPr>
+                    <pic:cNvPr id="0" name="academy-story-ai-2-36-04.png"/>
+                    <pic:cNvPicPr/>
+                  </pic:nvPicPr>
+                  <pic:blipFill>
+                    <a:blip r:embed="rId13"/>
+                    <a:stretch>
+                      <a:fillRect/>
+                    </a:stretch>
+                  </pic:blipFill>
+                  <pic:spPr>
+                    <a:xfrm>
+                      <a:off x="0" y="0"/>
+                      <a:ext cx="5486400" cy="3179064"/>
+                    </a:xfrm>
+                    <a:prstGeom prst="rect"/>
+                  </pic:spPr>
+                </pic:pic>
+              </a:graphicData>
+            </a:graphic>
+          </wp:inline>
+        </w:drawing>
+      </w:r>
+    </w:p>
+    <w:p>
+      <w:pPr>
+        <w:spacing w:line="336" w:lineRule="auto" w:after="180"/>
+      </w:pPr>
+      <w:r>
+        <w:rPr>
+          <w:b w:val="0"/>
+        </w:rPr>
+        <w:t>Original case: Explain two eligible items, one page-limit exclusion and one type rejection. Changed condition: An authorised repair converts D’s interest to integer 4.</w:t>
+      </w:r>
+    </w:p>
+    <w:p>
+      <w:pPr>
+        <w:spacing w:line="336" w:lineRule="auto" w:after="180"/>
+      </w:pPr>
+      <w:r>
+        <w:rPr>
+          <w:b w:val="0"/>
+        </w:rPr>
+        <w:t xml:space="preserve">Expected result: D becomes eligible and scores 9, so it wins. Reason: The </w:t>
+      </w:r>
+      <w:r>
+        <w:rPr>
+          <w:b/>
+        </w:rPr>
+        <w:t>evidence</w:t>
+      </w:r>
+      <w:r>
+        <w:rPr>
+          <w:b w:val="0"/>
+        </w:rPr>
+        <w:t xml:space="preserve">-backed </w:t>
+      </w:r>
+      <w:r>
+        <w:rPr>
+          <w:b/>
+        </w:rPr>
+        <w:t>input</w:t>
+      </w:r>
+      <w:r>
+        <w:rPr>
+          <w:b w:val="0"/>
+        </w:rPr>
+        <w:t xml:space="preserve"> repair changes validation and then ranking; record this as a new case/version.</w:t>
+      </w:r>
+    </w:p>
+    <w:p>
+      <w:pPr>
+        <w:spacing w:line="336" w:lineRule="auto" w:after="180"/>
+        <w:shd w:fill="F5F1FB"/>
+      </w:pPr>
+      <w:r>
+        <w:rPr>
+          <w:b w:val="0"/>
+        </w:rPr>
+        <w:t>Predict before checking the worked changed-case result. Name what changed and what the supplied facts allow you to conclude.</w:t>
+      </w:r>
+    </w:p>
+    <w:p>
+      <w:pPr>
+        <w:pStyle w:val="Heading3"/>
+      </w:pPr>
+      <w:r>
+        <w:t>My picture explanation, deciding evidence and one limit</w:t>
+      </w:r>
+    </w:p>
+    <w:p>
+      <w:r>
+        <w:t>________________________________________________________________</w:t>
+      </w:r>
+    </w:p>
+    <w:p>
+      <w:r>
+        <w:t>________________________________________________________________</w:t>
+      </w:r>
+    </w:p>
+    <w:p>
+      <w:r>
+        <w:t>________________________________________________________________</w:t>
+      </w:r>
+    </w:p>
+    <w:p>
+      <w:r>
+        <w:t>________________________________________________________________</w:t>
+      </w:r>
+    </w:p>
+    <w:p>
+      <w:pPr>
+        <w:pStyle w:val="Heading3"/>
+      </w:pPr>
+      <w:r>
+        <w:t>05. Connect the explanation to its limit</w:t>
+      </w:r>
+    </w:p>
+    <w:p>
+      <w:r>
+        <w:drawing>
+          <wp:inline xmlns:a="http://schemas.openxmlformats.org/drawingml/2006/main" xmlns:pic="http://schemas.openxmlformats.org/drawingml/2006/picture">
+            <wp:extent cx="5486400" cy="2834640"/>
+            <wp:docPr id="6" name="Picture 6" descr="A presentation should let someone rebuild the result from the stated contract. A’s equality is accepted; D is not silently converted; C’s high preference score cannot override the page requirement. Reversing rows must preserve B because it has the unique highest eligible score. Keep the reserved case distinct from practice demonstrations. Limit: A defensible algorithmic trace does not prove B will be liked or that classroom learning improved."/>
+            <wp:cNvGraphicFramePr>
+              <a:graphicFrameLocks noChangeAspect="1"/>
+            </wp:cNvGraphicFramePr>
+            <a:graphic>
+              <a:graphicData uri="http://schemas.openxmlformats.org/drawingml/2006/picture">
+                <pic:pic>
+                  <pic:nvPicPr>
+                    <pic:cNvPr id="0" name="academy-story-ai-2-36-05.png"/>
+                    <pic:cNvPicPr/>
+                  </pic:nvPicPr>
+                  <pic:blipFill>
+                    <a:blip r:embed="rId14"/>
+                    <a:stretch>
+                      <a:fillRect/>
+                    </a:stretch>
+                  </pic:blipFill>
+                  <pic:spPr>
+                    <a:xfrm>
+                      <a:off x="0" y="0"/>
+                      <a:ext cx="5486400" cy="2834640"/>
+                    </a:xfrm>
+                    <a:prstGeom prst="rect"/>
+                  </pic:spPr>
+                </pic:pic>
+              </a:graphicData>
+            </a:graphic>
+          </wp:inline>
+        </w:drawing>
+      </w:r>
+    </w:p>
+    <w:p>
+      <w:pPr>
+        <w:spacing w:line="336" w:lineRule="auto" w:after="180"/>
+      </w:pPr>
+      <w:r>
+        <w:rPr>
+          <w:b w:val="0"/>
+        </w:rPr>
+        <w:t>A presentation should let someone rebuild the result from the stated contract. A’s equality is accepted; D is not silently converted; C’s high preference score cannot override the page requirement.</w:t>
+      </w:r>
+    </w:p>
+    <w:p>
+      <w:pPr>
+        <w:spacing w:line="336" w:lineRule="auto" w:after="180"/>
+      </w:pPr>
+      <w:r>
+        <w:rPr>
+          <w:b w:val="0"/>
+        </w:rPr>
+        <w:t xml:space="preserve">Reversing rows must preserve B because it has the unique highest eligible score. Keep the reserved case distinct from practice </w:t>
+      </w:r>
+      <w:r>
+        <w:rPr>
+          <w:b/>
+        </w:rPr>
+        <w:t>demonstration</w:t>
+      </w:r>
+      <w:r>
+        <w:rPr>
+          <w:b w:val="0"/>
+        </w:rPr>
+        <w:t>s.</w:t>
+      </w:r>
+    </w:p>
+    <w:p>
+      <w:pPr>
+        <w:spacing w:line="336" w:lineRule="auto" w:after="180"/>
+      </w:pPr>
+      <w:r>
+        <w:rPr>
+          <w:b w:val="0"/>
+        </w:rPr>
+        <w:t>Limit: A defensible algorithmic trace does not prove B will be liked or that classroom learning improved.</w:t>
+      </w:r>
+    </w:p>
+    <w:p>
+      <w:pPr>
+        <w:spacing w:line="336" w:lineRule="auto" w:after="180"/>
+        <w:shd w:fill="F5F1FB"/>
+      </w:pPr>
+      <w:r>
+        <w:rPr>
+          <w:b w:val="0"/>
+        </w:rPr>
+        <w:t>Explain the case, then point to a limit on the claim.</w:t>
+      </w:r>
+    </w:p>
+    <w:p>
+      <w:pPr>
+        <w:pStyle w:val="Heading3"/>
+      </w:pPr>
+      <w:r>
+        <w:t>My picture explanation, deciding evidence and one limit</w:t>
+      </w:r>
+    </w:p>
+    <w:p>
+      <w:r>
+        <w:t>________________________________________________________________</w:t>
+      </w:r>
+    </w:p>
+    <w:p>
+      <w:r>
+        <w:t>________________________________________________________________</w:t>
+      </w:r>
+    </w:p>
+    <w:p>
+      <w:r>
+        <w:t>________________________________________________________________</w:t>
+      </w:r>
+    </w:p>
+    <w:p>
+      <w:r>
+        <w:t>________________________________________________________________</w:t>
+      </w:r>
+    </w:p>
+    <w:p>
+      <w:pPr>
+        <w:pStyle w:val="Heading3"/>
+      </w:pPr>
+      <w:r>
+        <w:t>06. Make the idea visible in your project</w:t>
+      </w:r>
+    </w:p>
+    <w:p>
+      <w:r>
+        <w:drawing>
+          <wp:inline xmlns:a="http://schemas.openxmlformats.org/drawingml/2006/main" xmlns:pic="http://schemas.openxmlformats.org/drawingml/2006/picture">
+            <wp:extent cx="5486400" cy="3380232"/>
+            <wp:docPr id="7" name="Picture 7" descr="Present the Transparent Book Recommender’s code, baseline, full-case traces, reserved results and limitations, without claiming fictional results as pupil work. Draw your input, deciding step, result and limit. Supported question: Give the original winning ID, its score, and counts of eligible, excluded and invalid rows."/>
+            <wp:cNvGraphicFramePr>
+              <a:graphicFrameLocks noChangeAspect="1"/>
+            </wp:cNvGraphicFramePr>
+            <a:graphic>
+              <a:graphicData uri="http://schemas.openxmlformats.org/drawingml/2006/picture">
+                <pic:pic>
+                  <pic:nvPicPr>
+                    <pic:cNvPr id="0" name="academy-story-ai-2-36-06.png"/>
+                    <pic:cNvPicPr/>
+                  </pic:nvPicPr>
+                  <pic:blipFill>
+                    <a:blip r:embed="rId15"/>
+                    <a:stretch>
+                      <a:fillRect/>
+                    </a:stretch>
+                  </pic:blipFill>
+                  <pic:spPr>
+                    <a:xfrm>
+                      <a:off x="0" y="0"/>
+                      <a:ext cx="5486400" cy="3380232"/>
+                    </a:xfrm>
+                    <a:prstGeom prst="rect"/>
+                  </pic:spPr>
+                </pic:pic>
+              </a:graphicData>
+            </a:graphic>
+          </wp:inline>
+        </w:drawing>
+      </w:r>
+    </w:p>
+    <w:p>
+      <w:pPr>
+        <w:spacing w:line="336" w:lineRule="auto" w:after="180"/>
+      </w:pPr>
+      <w:r>
+        <w:rPr>
+          <w:b w:val="0"/>
+        </w:rPr>
+        <w:t xml:space="preserve">Present the Transparent Book Recommender’s code, baseline, full-case traces, reserved results and </w:t>
+      </w:r>
+      <w:r>
+        <w:rPr>
+          <w:b/>
+        </w:rPr>
+        <w:t>limitation</w:t>
+      </w:r>
+      <w:r>
+        <w:rPr>
+          <w:b w:val="0"/>
+        </w:rPr>
+        <w:t xml:space="preserve">s, without claiming fictional results as pupil work. Draw your </w:t>
+      </w:r>
+      <w:r>
+        <w:rPr>
+          <w:b/>
+        </w:rPr>
+        <w:t>input</w:t>
+      </w:r>
+      <w:r>
+        <w:rPr>
+          <w:b w:val="0"/>
+        </w:rPr>
+        <w:t>, deciding step, result and limit.</w:t>
+      </w:r>
+    </w:p>
+    <w:p>
+      <w:pPr>
+        <w:spacing w:line="336" w:lineRule="auto" w:after="180"/>
+      </w:pPr>
+      <w:r>
+        <w:rPr>
+          <w:b w:val="0"/>
+        </w:rPr>
+        <w:t>Supported question: Give the original winning ID, its score, and counts of eligible, excluded and invalid rows.</w:t>
+      </w:r>
+    </w:p>
+    <w:p>
+      <w:pPr>
+        <w:spacing w:line="336" w:lineRule="auto" w:after="180"/>
+        <w:shd w:fill="F5F1FB"/>
+      </w:pPr>
+      <w:r>
+        <w:rPr>
+          <w:b w:val="0"/>
+        </w:rPr>
+        <w:t xml:space="preserve">Draw your project trace and justify the deciding step using </w:t>
+      </w:r>
+      <w:r>
+        <w:rPr>
+          <w:b/>
+        </w:rPr>
+        <w:t>evidence</w:t>
+      </w:r>
+      <w:r>
+        <w:rPr>
+          <w:b w:val="0"/>
+        </w:rPr>
+        <w:t>.</w:t>
+      </w:r>
+    </w:p>
+    <w:p>
+      <w:pPr>
+        <w:pStyle w:val="Heading3"/>
+      </w:pPr>
+      <w:r>
+        <w:t>My picture explanation, deciding evidence and one limit</w:t>
       </w:r>
     </w:p>
     <w:p>

--- a/downloads/workbook/ai-2-week-36.docx
+++ b/downloads/workbook/ai-2-week-36.docx
@@ -25,12 +25,492 @@
         <w:pStyle w:val="Heading1"/>
       </w:pPr>
       <w:r>
-        <w:t>01. Recall and choose your starting point</w:t>
-      </w:r>
-    </w:p>
-    <w:p>
-      <w:r>
-        <w:t>Record your starting explanation for Capstone Expo before opening notes. Show any later correction separately.</w:t>
+        <w:t>One connected capstone evidence record.</w:t>
+      </w:r>
+    </w:p>
+    <w:p>
+      <w:r>
+        <w:t>Assemble the bundle, reconcile counts, repair claims and name the next evidence need.</w:t>
+      </w:r>
+    </w:p>
+    <w:p>
+      <w:r>
+        <w:t>Retain data, contract, code version, full traces, tests, failures, support and unresolved limits.</w:t>
+      </w:r>
+    </w:p>
+    <w:p>
+      <w:pPr>
+        <w:pStyle w:val="Heading1"/>
+      </w:pPr>
+      <w:r>
+        <w:t>01. Recall: reconnect earlier ideas</w:t>
+      </w:r>
+    </w:p>
+    <w:p>
+      <w:r>
+        <w:t>Retrieve before opening notes.</w:t>
+      </w:r>
+    </w:p>
+    <w:p>
+      <w:pPr>
+        <w:pStyle w:val="Heading2"/>
+      </w:pPr>
+      <w:r>
+        <w:t>Retrieve and explain</w:t>
+      </w:r>
+    </w:p>
+    <w:p>
+      <w:pPr>
+        <w:pStyle w:val="ListBullet"/>
+      </w:pPr>
+      <w:r>
+        <w:t>Try the recall before opening notes. Then use a different colour or a labelled second line to correct your explanation.</w:t>
+      </w:r>
+    </w:p>
+    <w:p>
+      <w:pPr>
+        <w:pStyle w:val="ListBullet"/>
+      </w:pPr>
+      <w:r>
+        <w:t>Without opening the old lesson, explain one key idea from Improve and Challenge. Give an example and a mistake that the idea helps you avoid.</w:t>
+      </w:r>
+    </w:p>
+    <w:p>
+      <w:pPr>
+        <w:pStyle w:val="Heading3"/>
+      </w:pPr>
+      <w:r>
+        <w:t>My remembered idea, example and correction</w:t>
+      </w:r>
+    </w:p>
+    <w:p>
+      <w:r>
+        <w:t>________________________________________________________________</w:t>
+      </w:r>
+    </w:p>
+    <w:p>
+      <w:r>
+        <w:t>________________________________________________________________</w:t>
+      </w:r>
+    </w:p>
+    <w:p>
+      <w:r>
+        <w:t>________________________________________________________________</w:t>
+      </w:r>
+    </w:p>
+    <w:p>
+      <w:pPr>
+        <w:pStyle w:val="ListBullet"/>
+      </w:pPr>
+      <w:r>
+        <w:t>Without opening the old lesson, explain one key idea from Build the Recommender. Give an example and a mistake that the idea helps you avoid.</w:t>
+      </w:r>
+    </w:p>
+    <w:p>
+      <w:pPr>
+        <w:pStyle w:val="Heading3"/>
+      </w:pPr>
+      <w:r>
+        <w:t>My remembered idea, example and correction</w:t>
+      </w:r>
+    </w:p>
+    <w:p>
+      <w:r>
+        <w:t>________________________________________________________________</w:t>
+      </w:r>
+    </w:p>
+    <w:p>
+      <w:r>
+        <w:t>________________________________________________________________</w:t>
+      </w:r>
+    </w:p>
+    <w:p>
+      <w:r>
+        <w:t>________________________________________________________________</w:t>
+      </w:r>
+    </w:p>
+    <w:p>
+      <w:pPr>
+        <w:pStyle w:val="ListBullet"/>
+      </w:pPr>
+      <w:r>
+        <w:t>Without opening the old lesson, explain one key idea from Agents and Tools. Give an example and a mistake that the idea helps you avoid.</w:t>
+      </w:r>
+    </w:p>
+    <w:p>
+      <w:pPr>
+        <w:pStyle w:val="Heading3"/>
+      </w:pPr>
+      <w:r>
+        <w:t>My remembered idea, example and correction</w:t>
+      </w:r>
+    </w:p>
+    <w:p>
+      <w:r>
+        <w:t>________________________________________________________________</w:t>
+      </w:r>
+    </w:p>
+    <w:p>
+      <w:r>
+        <w:t>________________________________________________________________</w:t>
+      </w:r>
+    </w:p>
+    <w:p>
+      <w:r>
+        <w:t>________________________________________________________________</w:t>
+      </w:r>
+    </w:p>
+    <w:p>
+      <w:pPr>
+        <w:pStyle w:val="Heading2"/>
+      </w:pPr>
+      <w:r>
+        <w:t>Earlier wording, alternatives and picture transcripts · reference / check after trying</w:t>
+      </w:r>
+    </w:p>
+    <w:p>
+      <w:pPr>
+        <w:pStyle w:val="Heading3"/>
+      </w:pPr>
+      <w:r>
+        <w:t>Improve and Challenge</w:t>
+      </w:r>
+    </w:p>
+    <w:p>
+      <w:pPr>
+        <w:pStyle w:val="Heading3"/>
+      </w:pPr>
+      <w:r>
+        <w:t>Build the Recommender</w:t>
+      </w:r>
+    </w:p>
+    <w:p>
+      <w:pPr>
+        <w:pStyle w:val="Heading3"/>
+      </w:pPr>
+      <w:r>
+        <w:t>Agents and Tools</w:t>
+      </w:r>
+    </w:p>
+    <w:p>
+      <w:pPr>
+        <w:pStyle w:val="Heading1"/>
+      </w:pPr>
+      <w:r>
+        <w:t>12. W1 · Assemble reproducible evidence</w:t>
+      </w:r>
+    </w:p>
+    <w:p>
+      <w:r>
+        <w:t>List inputs, contract, code, versions, results and failure history.</w:t>
+      </w:r>
+    </w:p>
+    <w:p>
+      <w:pPr>
+        <w:pStyle w:val="Heading2"/>
+      </w:pPr>
+      <w:r>
+        <w:t>Your evidence record</w:t>
+      </w:r>
+    </w:p>
+    <w:p>
+      <w:pPr>
+        <w:pStyle w:val="ListBullet"/>
+      </w:pPr>
+      <w:r>
+        <w:t>Activity contract for this level: nonempty unique names; minutes exactint0..60;fun/learning exactint0..5; Boolean not integer; validate before selecting; eligibleminutes&lt;=limit; score2fun+learning; highest score then ascending name; invalid rows retained with reasons; distinguish invalid request and no eligible option. Pictured book program uses different fields and score2interest+illustrated with ID ties.</w:t>
+      </w:r>
+    </w:p>
+    <w:p>
+      <w:pPr>
+        <w:pStyle w:val="ListBullet"/>
+      </w:pPr>
+      <w:r>
+        <w:t>List the files or records a peer needs to reproduce the chooser result.</w:t>
+      </w:r>
+    </w:p>
+    <w:p>
+      <w:pPr>
+        <w:pStyle w:val="Heading3"/>
+      </w:pPr>
+      <w:r>
+        <w:t>My reasoning and evidence</w:t>
+      </w:r>
+    </w:p>
+    <w:p>
+      <w:r>
+        <w:t>________________________________________________________________</w:t>
+      </w:r>
+    </w:p>
+    <w:p>
+      <w:r>
+        <w:t>________________________________________________________________</w:t>
+      </w:r>
+    </w:p>
+    <w:p>
+      <w:r>
+        <w:t>________________________________________________________________</w:t>
+      </w:r>
+    </w:p>
+    <w:p>
+      <w:r>
+        <w:t>________________________________________________________________</w:t>
+      </w:r>
+    </w:p>
+    <w:p>
+      <w:r>
+        <w:t>________________________________________________________________</w:t>
+      </w:r>
+    </w:p>
+    <w:p>
+      <w:r>
+        <w:t>________________________________________________________________</w:t>
+      </w:r>
+    </w:p>
+    <w:p>
+      <w:pPr>
+        <w:pStyle w:val="Heading1"/>
+      </w:pPr>
+      <w:r>
+        <w:t>13. W2 · Check report consistency</w:t>
+      </w:r>
+    </w:p>
+    <w:p>
+      <w:r>
+        <w:t>Reconcile supplied, accepted and rejected counts.</w:t>
+      </w:r>
+    </w:p>
+    <w:p>
+      <w:pPr>
+        <w:pStyle w:val="Heading2"/>
+      </w:pPr>
+      <w:r>
+        <w:t>Your evidence record</w:t>
+      </w:r>
+    </w:p>
+    <w:p>
+      <w:pPr>
+        <w:pStyle w:val="ListBullet"/>
+      </w:pPr>
+      <w:r>
+        <w:t>Activity contract for this level: nonempty unique names; minutes exactint0..60;fun/learning exactint0..5; Boolean not integer; validate before selecting; eligibleminutes&lt;=limit; score2fun+learning; highest score then ascending name; invalid rows retained with reasons; distinguish invalid request and no eligible option. Pictured book program uses different fields and score2interest+illustrated with ID ties.</w:t>
+      </w:r>
+    </w:p>
+    <w:p>
+      <w:pPr>
+        <w:pStyle w:val="ListBullet"/>
+      </w:pPr>
+      <w:r>
+        <w:t>A report says supplied 5, accepted 4 and rejected 2. Identify the inconsistency.</w:t>
+      </w:r>
+    </w:p>
+    <w:p>
+      <w:pPr>
+        <w:pStyle w:val="Heading3"/>
+      </w:pPr>
+      <w:r>
+        <w:t>My reasoning and evidence</w:t>
+      </w:r>
+    </w:p>
+    <w:p>
+      <w:r>
+        <w:t>________________________________________________________________</w:t>
+      </w:r>
+    </w:p>
+    <w:p>
+      <w:r>
+        <w:t>________________________________________________________________</w:t>
+      </w:r>
+    </w:p>
+    <w:p>
+      <w:r>
+        <w:t>________________________________________________________________</w:t>
+      </w:r>
+    </w:p>
+    <w:p>
+      <w:r>
+        <w:t>________________________________________________________________</w:t>
+      </w:r>
+    </w:p>
+    <w:p>
+      <w:r>
+        <w:t>________________________________________________________________</w:t>
+      </w:r>
+    </w:p>
+    <w:p>
+      <w:r>
+        <w:t>________________________________________________________________</w:t>
+      </w:r>
+    </w:p>
+    <w:p>
+      <w:pPr>
+        <w:pStyle w:val="Heading1"/>
+      </w:pPr>
+      <w:r>
+        <w:t>14. W3 · Repair an educational-benefit claim</w:t>
+      </w:r>
+    </w:p>
+    <w:p>
+      <w:r>
+        <w:t>State the bounded software claim actually demonstrated.</w:t>
+      </w:r>
+    </w:p>
+    <w:p>
+      <w:pPr>
+        <w:pStyle w:val="Heading2"/>
+      </w:pPr>
+      <w:r>
+        <w:t>Your evidence record</w:t>
+      </w:r>
+    </w:p>
+    <w:p>
+      <w:pPr>
+        <w:pStyle w:val="ListBullet"/>
+      </w:pPr>
+      <w:r>
+        <w:t>Activity contract for this level: nonempty unique names; minutes exactint0..60;fun/learning exactint0..5; Boolean not integer; validate before selecting; eligibleminutes&lt;=limit; score2fun+learning; highest score then ascending name; invalid rows retained with reasons; distinguish invalid request and no eligible option. Pictured book program uses different fields and score2interest+illustrated with ID ties.</w:t>
+      </w:r>
+    </w:p>
+    <w:p>
+      <w:pPr>
+        <w:pStyle w:val="ListBullet"/>
+      </w:pPr>
+      <w:r>
+        <w:t>A presentation says the project proves students learn better. What claim does a successful rule-based demo support instead?</w:t>
+      </w:r>
+    </w:p>
+    <w:p>
+      <w:pPr>
+        <w:pStyle w:val="Heading3"/>
+      </w:pPr>
+      <w:r>
+        <w:t>My reasoning and evidence</w:t>
+      </w:r>
+    </w:p>
+    <w:p>
+      <w:r>
+        <w:t>________________________________________________________________</w:t>
+      </w:r>
+    </w:p>
+    <w:p>
+      <w:r>
+        <w:t>________________________________________________________________</w:t>
+      </w:r>
+    </w:p>
+    <w:p>
+      <w:r>
+        <w:t>________________________________________________________________</w:t>
+      </w:r>
+    </w:p>
+    <w:p>
+      <w:r>
+        <w:t>________________________________________________________________</w:t>
+      </w:r>
+    </w:p>
+    <w:p>
+      <w:r>
+        <w:t>________________________________________________________________</w:t>
+      </w:r>
+    </w:p>
+    <w:p>
+      <w:r>
+        <w:t>________________________________________________________________</w:t>
+      </w:r>
+    </w:p>
+    <w:p>
+      <w:pPr>
+        <w:pStyle w:val="Heading1"/>
+      </w:pPr>
+      <w:r>
+        <w:t>16. W5 · Name the next evidence need</w:t>
+      </w:r>
+    </w:p>
+    <w:p>
+      <w:r>
+        <w:t>Do not infer universal correctness or learning benefit from one pass.</w:t>
+      </w:r>
+    </w:p>
+    <w:p>
+      <w:pPr>
+        <w:pStyle w:val="Heading2"/>
+      </w:pPr>
+      <w:r>
+        <w:t>Your evidence record</w:t>
+      </w:r>
+    </w:p>
+    <w:p>
+      <w:pPr>
+        <w:pStyle w:val="ListBullet"/>
+      </w:pPr>
+      <w:r>
+        <w:t>Activity contract for this level: nonempty unique names; minutes exactint0..60;fun/learning exactint0..5; Boolean not integer; validate before selecting; eligibleminutes&lt;=limit; score2fun+learning; highest score then ascending name; invalid rows retained with reasons; distinguish invalid request and no eligible option. Pictured book program uses different fields and score2interest+illustrated with ID ties.</w:t>
+      </w:r>
+    </w:p>
+    <w:p>
+      <w:pPr>
+        <w:pStyle w:val="ListBullet"/>
+      </w:pPr>
+      <w:r>
+        <w:t>After passing the new case, what remains unproven and what is a reasonable next step?</w:t>
+      </w:r>
+    </w:p>
+    <w:p>
+      <w:pPr>
+        <w:pStyle w:val="Heading3"/>
+      </w:pPr>
+      <w:r>
+        <w:t>My reasoning and evidence</w:t>
+      </w:r>
+    </w:p>
+    <w:p>
+      <w:r>
+        <w:t>________________________________________________________________</w:t>
+      </w:r>
+    </w:p>
+    <w:p>
+      <w:r>
+        <w:t>________________________________________________________________</w:t>
+      </w:r>
+    </w:p>
+    <w:p>
+      <w:r>
+        <w:t>________________________________________________________________</w:t>
+      </w:r>
+    </w:p>
+    <w:p>
+      <w:r>
+        <w:t>________________________________________________________________</w:t>
+      </w:r>
+    </w:p>
+    <w:p>
+      <w:r>
+        <w:t>________________________________________________________________</w:t>
+      </w:r>
+    </w:p>
+    <w:p>
+      <w:r>
+        <w:t>________________________________________________________________</w:t>
+      </w:r>
+    </w:p>
+    <w:p>
+      <w:pPr>
+        <w:pStyle w:val="Heading1"/>
+      </w:pPr>
+      <w:r>
+        <w:t>04. W4 · Defend a new activity case independently</w:t>
+      </w:r>
+    </w:p>
+    <w:p>
+      <w:r>
+        <w:t>Keep one first attempt before hints or feedback.</w:t>
+      </w:r>
+    </w:p>
+    <w:p>
+      <w:pPr>
+        <w:pStyle w:val="Heading2"/>
+      </w:pPr>
+      <w:r>
+        <w:t>Read and explain independently</w:t>
       </w:r>
     </w:p>
     <w:p>
@@ -41,356 +521,7 @@
         <w:rPr>
           <w:b w:val="0"/>
         </w:rPr>
-        <w:t>Try the recall before opening notes. Then use a different colour or a labelled second line to correct your explanation.</w:t>
-      </w:r>
-    </w:p>
-    <w:p>
-      <w:pPr>
-        <w:pStyle w:val="Heading3"/>
-      </w:pPr>
-      <w:r>
-        <w:t>Improve and Challenge</w:t>
-      </w:r>
-    </w:p>
-    <w:p>
-      <w:pPr>
-        <w:spacing w:line="336" w:lineRule="auto" w:after="180"/>
-      </w:pPr>
-      <w:r>
-        <w:rPr>
-          <w:b w:val="0"/>
-        </w:rPr>
-        <w:t>Without opening the old lesson, explain one key idea from Improve and Challenge. Give an example and a mistake that the idea helps you avoid.</w:t>
-      </w:r>
-    </w:p>
-    <w:p>
-      <w:pPr>
-        <w:pStyle w:val="Heading3"/>
-      </w:pPr>
-      <w:r>
-        <w:t>My remembered idea, example and correction</w:t>
-      </w:r>
-    </w:p>
-    <w:p>
-      <w:r>
-        <w:t>________________________________________________________________</w:t>
-      </w:r>
-    </w:p>
-    <w:p>
-      <w:r>
-        <w:t>________________________________________________________________</w:t>
-      </w:r>
-    </w:p>
-    <w:p>
-      <w:r>
-        <w:t>________________________________________________________________</w:t>
-      </w:r>
-    </w:p>
-    <w:p>
-      <w:pPr>
-        <w:pStyle w:val="Heading3"/>
-      </w:pPr>
-      <w:r>
-        <w:t>Build the Recommender</w:t>
-      </w:r>
-    </w:p>
-    <w:p>
-      <w:pPr>
-        <w:spacing w:line="336" w:lineRule="auto" w:after="180"/>
-      </w:pPr>
-      <w:r>
-        <w:rPr>
-          <w:b w:val="0"/>
-        </w:rPr>
-        <w:t>Without opening the old lesson, explain one key idea from Build the Recommender. Give an example and a mistake that the idea helps you avoid.</w:t>
-      </w:r>
-    </w:p>
-    <w:p>
-      <w:pPr>
-        <w:pStyle w:val="Heading3"/>
-      </w:pPr>
-      <w:r>
-        <w:t>My remembered idea, example and correction</w:t>
-      </w:r>
-    </w:p>
-    <w:p>
-      <w:r>
-        <w:t>________________________________________________________________</w:t>
-      </w:r>
-    </w:p>
-    <w:p>
-      <w:r>
-        <w:t>________________________________________________________________</w:t>
-      </w:r>
-    </w:p>
-    <w:p>
-      <w:r>
-        <w:t>________________________________________________________________</w:t>
-      </w:r>
-    </w:p>
-    <w:p>
-      <w:pPr>
-        <w:pStyle w:val="Heading3"/>
-      </w:pPr>
-      <w:r>
-        <w:t>Agents and Tools</w:t>
-      </w:r>
-    </w:p>
-    <w:p>
-      <w:pPr>
-        <w:spacing w:line="336" w:lineRule="auto" w:after="180"/>
-      </w:pPr>
-      <w:r>
-        <w:rPr>
-          <w:b w:val="0"/>
-        </w:rPr>
-        <w:t>Without opening the old lesson, explain one key idea from Agents and Tools. Give an example and a mistake that the idea helps you avoid.</w:t>
-      </w:r>
-    </w:p>
-    <w:p>
-      <w:pPr>
-        <w:pStyle w:val="Heading3"/>
-      </w:pPr>
-      <w:r>
-        <w:t>My remembered idea, example and correction</w:t>
-      </w:r>
-    </w:p>
-    <w:p>
-      <w:r>
-        <w:t>________________________________________________________________</w:t>
-      </w:r>
-    </w:p>
-    <w:p>
-      <w:r>
-        <w:t>________________________________________________________________</w:t>
-      </w:r>
-    </w:p>
-    <w:p>
-      <w:r>
-        <w:t>________________________________________________________________</w:t>
-      </w:r>
-    </w:p>
-    <w:p>
-      <w:pPr>
-        <w:pStyle w:val="Heading1"/>
-      </w:pPr>
-      <w:r>
-        <w:t>02. Practise with fading help</w:t>
-      </w:r>
-    </w:p>
-    <w:p>
-      <w:r>
-        <w:t>Complete the supported Capstone Expo trace and record the first step you can explain without help.</w:t>
-      </w:r>
-    </w:p>
-    <w:p>
-      <w:pPr>
-        <w:spacing w:line="336" w:lineRule="auto" w:after="180"/>
-      </w:pPr>
-      <w:r>
-        <w:rPr>
-          <w:b w:val="0"/>
-        </w:rPr>
-        <w:t>Use W2: Check report consistency for Defending the data application. Record the answer once; the lesson and workbook refer to the same attempt.</w:t>
-      </w:r>
-    </w:p>
-    <w:tbl>
-      <w:tblPr>
-        <w:tblStyle w:val="LightShading-Accent1"/>
-        <w:tblW w:type="auto" w:w="0"/>
-        <w:tblLook w:firstColumn="1" w:firstRow="1" w:lastColumn="0" w:lastRow="0" w:noHBand="0" w:noVBand="1" w:val="04A0"/>
-      </w:tblPr>
-      <w:tblGrid>
-        <w:gridCol w:w="2556"/>
-        <w:gridCol w:w="2556"/>
-        <w:gridCol w:w="2556"/>
-        <w:gridCol w:w="2556"/>
-      </w:tblGrid>
-      <w:tr>
-        <w:trPr>
-          <w:tblHeader/>
-        </w:trPr>
-        <w:tc>
-          <w:tcPr>
-            <w:tcW w:type="dxa" w:w="2556"/>
-          </w:tcPr>
-          <w:p>
-            <w:r>
-              <w:t>Given inputs</w:t>
-            </w:r>
-          </w:p>
-        </w:tc>
-        <w:tc>
-          <w:tcPr>
-            <w:tcW w:type="dxa" w:w="2556"/>
-          </w:tcPr>
-          <w:p>
-            <w:r>
-              <w:t>Procedure I chose</w:t>
-            </w:r>
-          </w:p>
-        </w:tc>
-        <w:tc>
-          <w:tcPr>
-            <w:tcW w:type="dxa" w:w="2556"/>
-          </w:tcPr>
-          <w:p>
-            <w:r>
-              <w:t>Middle steps</w:t>
-            </w:r>
-          </w:p>
-        </w:tc>
-        <w:tc>
-          <w:tcPr>
-            <w:tcW w:type="dxa" w:w="2556"/>
-          </w:tcPr>
-          <w:p>
-            <w:r>
-              <w:t>Result and check</w:t>
-            </w:r>
-          </w:p>
-        </w:tc>
-      </w:tr>
-      <w:tr>
-        <w:tc>
-          <w:tcPr>
-            <w:tcW w:type="dxa" w:w="2556"/>
-          </w:tcPr>
-          <w:p>
-            <w:r/>
-          </w:p>
-        </w:tc>
-        <w:tc>
-          <w:tcPr>
-            <w:tcW w:type="dxa" w:w="2556"/>
-          </w:tcPr>
-          <w:p>
-            <w:r/>
-          </w:p>
-        </w:tc>
-        <w:tc>
-          <w:tcPr>
-            <w:tcW w:type="dxa" w:w="2556"/>
-          </w:tcPr>
-          <w:p>
-            <w:r/>
-          </w:p>
-        </w:tc>
-        <w:tc>
-          <w:tcPr>
-            <w:tcW w:type="dxa" w:w="2556"/>
-          </w:tcPr>
-          <w:p>
-            <w:r/>
-          </w:p>
-        </w:tc>
-      </w:tr>
-    </w:tbl>
-    <w:p>
-      <w:pPr>
-        <w:pStyle w:val="Heading3"/>
-      </w:pPr>
-      <w:r>
-        <w:t>The step I completed without help, and the hint I needed</w:t>
-      </w:r>
-    </w:p>
-    <w:p>
-      <w:r>
-        <w:t>________________________________________________________________</w:t>
-      </w:r>
-    </w:p>
-    <w:p>
-      <w:r>
-        <w:t>________________________________________________________________</w:t>
-      </w:r>
-    </w:p>
-    <w:p>
-      <w:r>
-        <w:t>________________________________________________________________</w:t>
-      </w:r>
-    </w:p>
-    <w:p>
-      <w:pPr>
-        <w:pStyle w:val="Heading1"/>
-      </w:pPr>
-      <w:r>
-        <w:t>03. Individual reasoning check</w:t>
-      </w:r>
-    </w:p>
-    <w:p>
-      <w:r>
-        <w:t>Check the proposed Capstone Expo explanation against the supplied facts before discussing it.</w:t>
-      </w:r>
-    </w:p>
-    <w:p>
-      <w:pPr>
-        <w:spacing w:line="336" w:lineRule="auto" w:after="180"/>
-      </w:pPr>
-      <w:r>
-        <w:rPr>
-          <w:b w:val="0"/>
-        </w:rPr>
-        <w:t>Use the worked case for Defending the data application. Proposed explanation: “A successful run proves the conclusion”. Decide whether this explanation is supported.</w:t>
-      </w:r>
-    </w:p>
-    <w:p>
-      <w:pPr>
-        <w:spacing w:line="336" w:lineRule="auto" w:after="180"/>
-      </w:pPr>
-      <w:r>
-        <w:rPr>
-          <w:b w:val="0"/>
-        </w:rPr>
-        <w:t>Point to the step or supplied fact that decides; explain your repair if needed.</w:t>
-      </w:r>
-    </w:p>
-    <w:p>
-      <w:pPr>
-        <w:pStyle w:val="Heading3"/>
-      </w:pPr>
-      <w:r>
-        <w:t>My explanation before partner discussion</w:t>
-      </w:r>
-    </w:p>
-    <w:p>
-      <w:r>
-        <w:t>________________________________________________________________</w:t>
-      </w:r>
-    </w:p>
-    <w:p>
-      <w:r>
-        <w:t>________________________________________________________________</w:t>
-      </w:r>
-    </w:p>
-    <w:p>
-      <w:r>
-        <w:t>________________________________________________________________</w:t>
-      </w:r>
-    </w:p>
-    <w:p>
-      <w:r>
-        <w:t>________________________________________________________________</w:t>
-      </w:r>
-    </w:p>
-    <w:p>
-      <w:pPr>
-        <w:pStyle w:val="Heading1"/>
-      </w:pPr>
-      <w:r>
-        <w:t>04. Independent transfer case</w:t>
-      </w:r>
-    </w:p>
-    <w:p>
-      <w:r>
-        <w:t>Write one first attempt at the reserved independent case before feedback. Repeated copies of that case refer to the same recorded attempt.</w:t>
-      </w:r>
-    </w:p>
-    <w:p>
-      <w:pPr>
-        <w:pStyle w:val="Heading3"/>
-      </w:pPr>
-      <w:r>
-        <w:t>Independent case: Defend a new case independently</w:t>
+        <w:t>Activity contract for this level: nonempty unique names; minutes exactint0..60;fun/learning exactint0..5; Boolean not integer; validate before selecting; eligibleminutes&lt;=limit; score2fun+learning; highest score then ascending name; invalid rows retained with reasons; distinguish invalid request and no eligible option. Pictured book program uses different fields and score2interest+illustrated with ID ties.</w:t>
       </w:r>
     </w:p>
     <w:p>
@@ -461,6 +592,14 @@
     </w:p>
     <w:p>
       <w:pPr>
+        <w:pStyle w:val="Heading2"/>
+      </w:pPr>
+      <w:r>
+        <w:t>Keep a fair record</w:t>
+      </w:r>
+    </w:p>
+    <w:p>
+      <w:pPr>
         <w:spacing w:line="336" w:lineRule="auto" w:after="180"/>
       </w:pPr>
       <w:r>
@@ -484,15 +623,39 @@
     </w:p>
     <w:p>
       <w:pPr>
+        <w:pStyle w:val="Heading2"/>
+      </w:pPr>
+      <w:r>
+        <w:t>Earlier wording, alternatives and picture transcripts · reference / check after trying</w:t>
+      </w:r>
+    </w:p>
+    <w:p>
+      <w:pPr>
+        <w:pStyle w:val="Heading3"/>
+      </w:pPr>
+      <w:r>
+        <w:t>Independent case: Defend a new case independently</w:t>
+      </w:r>
+    </w:p>
+    <w:p>
+      <w:pPr>
         <w:pStyle w:val="Heading1"/>
       </w:pPr>
       <w:r>
-        <w:t>05. Your learning target</w:t>
-      </w:r>
-    </w:p>
-    <w:p>
-      <w:r>
-        <w:t>Connect the Capstone Expo target to a trace and a justified conclusion.</w:t>
+        <w:t>09. Project · Keep the decision and its evidence</w:t>
+      </w:r>
+    </w:p>
+    <w:p>
+      <w:r>
+        <w:t>Add this week’s change to your existing project record.</w:t>
+      </w:r>
+    </w:p>
+    <w:p>
+      <w:pPr>
+        <w:pStyle w:val="Heading2"/>
+      </w:pPr>
+      <w:r>
+        <w:t>Your evidence record</w:t>
       </w:r>
     </w:p>
     <w:p>
@@ -503,32 +666,19 @@
         <w:rPr>
           <w:b w:val="0"/>
         </w:rPr>
-        <w:t>Present a recommender that gets 8/10 final requests right. One failure invents a title; another violates a hard page limit. Is '</w:t>
+        <w:t xml:space="preserve">Final </w:t>
       </w:r>
       <w:r>
         <w:rPr>
           <w:b/>
         </w:rPr>
-        <w:t>80%</w:t>
+        <w:t>evidence bundle</w:t>
       </w:r>
       <w:r>
         <w:rPr>
           <w:b w:val="0"/>
         </w:rPr>
-        <w:t>, ready for everyone' justified? Propose release criteria.</w:t>
-      </w:r>
-    </w:p>
-    <w:p>
-      <w:pPr>
-        <w:pStyle w:val="Heading1"/>
-      </w:pPr>
-      <w:r>
-        <w:t>06. Solve the given case</w:t>
-      </w:r>
-    </w:p>
-    <w:p>
-      <w:r>
-        <w:t>Solve the supplied Capstone Expo case and show the deciding evidence.</w:t>
+        <w:t>: brief, data, scoring logic, tests, improvement record, and product card.</w:t>
       </w:r>
     </w:p>
     <w:p>
@@ -539,29 +689,7 @@
         <w:rPr>
           <w:b w:val="0"/>
         </w:rPr>
-        <w:t>An expo claim says the recommender knows everybody's favourite book after twelve tests.</w:t>
-      </w:r>
-    </w:p>
-    <w:p>
-      <w:pPr>
-        <w:spacing w:line="336" w:lineRule="auto" w:after="180"/>
-      </w:pPr>
-      <w:r>
-        <w:rPr>
-          <w:b w:val="0"/>
-        </w:rPr>
-        <w:t>Rewrite the defence.</w:t>
-      </w:r>
-    </w:p>
-    <w:p>
-      <w:pPr>
-        <w:spacing w:line="336" w:lineRule="auto" w:after="180"/>
-      </w:pPr>
-      <w:r>
-        <w:rPr>
-          <w:b w:val="0"/>
-        </w:rPr>
-        <w:t xml:space="preserve">Show your trace, calculation or </w:t>
+        <w:t xml:space="preserve">The project change and </w:t>
       </w:r>
       <w:r>
         <w:rPr>
@@ -569,344 +697,6 @@
         </w:rPr>
         <w:t>evidence</w:t>
       </w:r>
-    </w:p>
-    <w:p>
-      <w:pPr>
-        <w:pStyle w:val="Heading3"/>
-      </w:pPr>
-      <w:r>
-        <w:t>Write or draw your reasoning and evidence.</w:t>
-      </w:r>
-    </w:p>
-    <w:p>
-      <w:r>
-        <w:t>________________________________________________________________</w:t>
-      </w:r>
-    </w:p>
-    <w:p>
-      <w:r>
-        <w:t>________________________________________________________________</w:t>
-      </w:r>
-    </w:p>
-    <w:p>
-      <w:r>
-        <w:t>________________________________________________________________</w:t>
-      </w:r>
-    </w:p>
-    <w:p>
-      <w:r>
-        <w:t>________________________________________________________________</w:t>
-      </w:r>
-    </w:p>
-    <w:p>
-      <w:r>
-        <w:t>________________________________________________________________</w:t>
-      </w:r>
-    </w:p>
-    <w:p>
-      <w:pPr>
-        <w:pStyle w:val="Heading1"/>
-      </w:pPr>
-      <w:r>
-        <w:t>07. Check a changed case</w:t>
-      </w:r>
-    </w:p>
-    <w:p>
-      <w:r>
-        <w:t>Apply the procedure to the changed case and record why the conclusion follows.</w:t>
-      </w:r>
-    </w:p>
-    <w:p>
-      <w:pPr>
-        <w:spacing w:line="336" w:lineRule="auto" w:after="180"/>
-      </w:pPr>
-      <w:r>
-        <w:rPr>
-          <w:b w:val="0"/>
-        </w:rPr>
-        <w:t xml:space="preserve">Your demo recommends the right book once. An audience member asks why they should trust it. Name </w:t>
-      </w:r>
-      <w:r>
-        <w:rPr>
-          <w:b/>
-        </w:rPr>
-        <w:t>evidence</w:t>
-      </w:r>
-      <w:r>
-        <w:rPr>
-          <w:b w:val="0"/>
-        </w:rPr>
-        <w:t xml:space="preserve"> and one </w:t>
-      </w:r>
-      <w:r>
-        <w:rPr>
-          <w:b/>
-        </w:rPr>
-        <w:t>limitation</w:t>
-      </w:r>
-      <w:r>
-        <w:rPr>
-          <w:b w:val="0"/>
-        </w:rPr>
-        <w:t xml:space="preserve"> you should present.</w:t>
-      </w:r>
-    </w:p>
-    <w:p>
-      <w:pPr>
-        <w:spacing w:line="336" w:lineRule="auto" w:after="180"/>
-      </w:pPr>
-      <w:r>
-        <w:rPr>
-          <w:b w:val="0"/>
-        </w:rPr>
-        <w:t>My independent answer and reason</w:t>
-      </w:r>
-    </w:p>
-    <w:p>
-      <w:pPr>
-        <w:pStyle w:val="Heading3"/>
-      </w:pPr>
-      <w:r>
-        <w:t>Write or draw your reasoning and evidence.</w:t>
-      </w:r>
-    </w:p>
-    <w:p>
-      <w:r>
-        <w:t>________________________________________________________________</w:t>
-      </w:r>
-    </w:p>
-    <w:p>
-      <w:r>
-        <w:t>________________________________________________________________</w:t>
-      </w:r>
-    </w:p>
-    <w:p>
-      <w:r>
-        <w:t>________________________________________________________________</w:t>
-      </w:r>
-    </w:p>
-    <w:p>
-      <w:r>
-        <w:t>________________________________________________________________</w:t>
-      </w:r>
-    </w:p>
-    <w:p>
-      <w:r>
-        <w:t>________________________________________________________________</w:t>
-      </w:r>
-    </w:p>
-    <w:p>
-      <w:pPr>
-        <w:pStyle w:val="Heading3"/>
-      </w:pPr>
-      <w:r>
-        <w:t>Week 36 Test and reflect</w:t>
-      </w:r>
-    </w:p>
-    <w:p>
-      <w:pPr>
-        <w:pStyle w:val="Heading1"/>
-      </w:pPr>
-      <w:r>
-        <w:t>08. Design a revealing test</w:t>
-      </w:r>
-    </w:p>
-    <w:p>
-      <w:r>
-        <w:t>Specify a changed input, expected result and observation separately.</w:t>
-      </w:r>
-    </w:p>
-    <w:p>
-      <w:pPr>
-        <w:spacing w:line="336" w:lineRule="auto" w:after="180"/>
-      </w:pPr>
-      <w:r>
-        <w:rPr>
-          <w:b w:val="0"/>
-        </w:rPr>
-        <w:t xml:space="preserve">Create a changed </w:t>
-      </w:r>
-      <w:r>
-        <w:rPr>
-          <w:b/>
-        </w:rPr>
-        <w:t>input</w:t>
-      </w:r>
-      <w:r>
-        <w:rPr>
-          <w:b w:val="0"/>
-        </w:rPr>
-        <w:t>, boundary case or missing-information case. Write the expected answer or safe response before testing.</w:t>
-      </w:r>
-    </w:p>
-    <w:tbl>
-      <w:tblPr>
-        <w:tblStyle w:val="LightShading-Accent1"/>
-        <w:tblW w:type="auto" w:w="0"/>
-        <w:tblLook w:firstColumn="1" w:firstRow="1" w:lastColumn="0" w:lastRow="0" w:noHBand="0" w:noVBand="1" w:val="04A0"/>
-      </w:tblPr>
-      <w:tblGrid>
-        <w:gridCol w:w="5112"/>
-        <w:gridCol w:w="5112"/>
-      </w:tblGrid>
-      <w:tr>
-        <w:trPr>
-          <w:tblHeader/>
-        </w:trPr>
-        <w:tc>
-          <w:tcPr>
-            <w:tcW w:type="dxa" w:w="5112"/>
-          </w:tcPr>
-          <w:p>
-            <w:r>
-              <w:t>Test record</w:t>
-            </w:r>
-          </w:p>
-        </w:tc>
-        <w:tc>
-          <w:tcPr>
-            <w:tcW w:type="dxa" w:w="5112"/>
-          </w:tcPr>
-          <w:p>
-            <w:r>
-              <w:t>My evidence</w:t>
-            </w:r>
-          </w:p>
-        </w:tc>
-      </w:tr>
-      <w:tr>
-        <w:tc>
-          <w:tcPr>
-            <w:tcW w:type="dxa" w:w="5112"/>
-          </w:tcPr>
-          <w:p>
-            <w:r>
-              <w:t>Changed input or condition</w:t>
-            </w:r>
-          </w:p>
-        </w:tc>
-        <w:tc>
-          <w:tcPr>
-            <w:tcW w:type="dxa" w:w="5112"/>
-          </w:tcPr>
-          <w:p>
-            <w:r/>
-          </w:p>
-        </w:tc>
-      </w:tr>
-      <w:tr>
-        <w:tc>
-          <w:tcPr>
-            <w:tcW w:type="dxa" w:w="5112"/>
-          </w:tcPr>
-          <w:p>
-            <w:r>
-              <w:t>Expected answer or fallback</w:t>
-            </w:r>
-          </w:p>
-        </w:tc>
-        <w:tc>
-          <w:tcPr>
-            <w:tcW w:type="dxa" w:w="5112"/>
-          </w:tcPr>
-          <w:p>
-            <w:r/>
-          </w:p>
-        </w:tc>
-      </w:tr>
-      <w:tr>
-        <w:tc>
-          <w:tcPr>
-            <w:tcW w:type="dxa" w:w="5112"/>
-          </w:tcPr>
-          <w:p>
-            <w:r>
-              <w:t>Observed result</w:t>
-            </w:r>
-          </w:p>
-        </w:tc>
-        <w:tc>
-          <w:tcPr>
-            <w:tcW w:type="dxa" w:w="5112"/>
-          </w:tcPr>
-          <w:p>
-            <w:r/>
-          </w:p>
-        </w:tc>
-      </w:tr>
-      <w:tr>
-        <w:tc>
-          <w:tcPr>
-            <w:tcW w:type="dxa" w:w="5112"/>
-          </w:tcPr>
-          <w:p>
-            <w:r>
-              <w:t>Why the result occurred</w:t>
-            </w:r>
-          </w:p>
-        </w:tc>
-        <w:tc>
-          <w:tcPr>
-            <w:tcW w:type="dxa" w:w="5112"/>
-          </w:tcPr>
-          <w:p>
-            <w:r/>
-          </w:p>
-        </w:tc>
-      </w:tr>
-    </w:tbl>
-    <w:p>
-      <w:pPr>
-        <w:pStyle w:val="Heading1"/>
-      </w:pPr>
-      <w:r>
-        <w:t>09. Project checkpoint</w:t>
-      </w:r>
-    </w:p>
-    <w:p>
-      <w:r>
-        <w:t>Justify what Capstone Expo adds to Transparent Book Recommender and keep the evidence.</w:t>
-      </w:r>
-    </w:p>
-    <w:p>
-      <w:pPr>
-        <w:spacing w:line="336" w:lineRule="auto" w:after="180"/>
-      </w:pPr>
-      <w:r>
-        <w:rPr>
-          <w:b w:val="0"/>
-        </w:rPr>
-        <w:t xml:space="preserve">Final </w:t>
-      </w:r>
-      <w:r>
-        <w:rPr>
-          <w:b/>
-        </w:rPr>
-        <w:t>evidence bundle</w:t>
-      </w:r>
-      <w:r>
-        <w:rPr>
-          <w:b w:val="0"/>
-        </w:rPr>
-        <w:t>: brief, data, scoring logic, tests, improvement record, and product card.</w:t>
-      </w:r>
-    </w:p>
-    <w:p>
-      <w:pPr>
-        <w:spacing w:line="336" w:lineRule="auto" w:after="180"/>
-      </w:pPr>
-      <w:r>
-        <w:rPr>
-          <w:b w:val="0"/>
-        </w:rPr>
-        <w:t xml:space="preserve">The project change and </w:t>
-      </w:r>
-      <w:r>
-        <w:rPr>
-          <w:b/>
-        </w:rPr>
-        <w:t>evidence</w:t>
-      </w:r>
       <w:r>
         <w:rPr>
           <w:b w:val="0"/>
@@ -952,497 +742,20 @@
         <w:pStyle w:val="Heading1"/>
       </w:pPr>
       <w:r>
-        <w:t>10. Self check</w:t>
-      </w:r>
-    </w:p>
-    <w:p>
-      <w:r>
-        <w:t>Judge explanation, evidence, transfer and limits separately; attach the work behind your judgement.</w:t>
-      </w:r>
-    </w:p>
-    <w:p>
-      <w:pPr>
-        <w:pStyle w:val="ListBullet"/>
-      </w:pPr>
-      <w:r>
-        <w:t>I can explain the mechanism.</w:t>
-      </w:r>
-    </w:p>
-    <w:p>
-      <w:pPr>
-        <w:pStyle w:val="ListBullet"/>
-      </w:pPr>
-      <w:r>
-        <w:t>I can show evidence.</w:t>
-      </w:r>
-    </w:p>
-    <w:p>
-      <w:pPr>
-        <w:pStyle w:val="ListBullet"/>
-      </w:pPr>
-      <w:r>
-        <w:t>I can handle a changed case.</w:t>
-      </w:r>
-    </w:p>
-    <w:p>
-      <w:pPr>
-        <w:pStyle w:val="ListBullet"/>
-      </w:pPr>
-      <w:r>
-        <w:t>I can name a limit.</w:t>
-      </w:r>
-    </w:p>
-    <w:p>
-      <w:r>
-        <w:t>Mark each as not yet, with help or independently, and attach supporting work.</w:t>
-      </w:r>
-    </w:p>
-    <w:p>
-      <w:pPr>
-        <w:spacing w:line="336" w:lineRule="auto" w:after="180"/>
-      </w:pPr>
-      <w:r>
-        <w:rPr>
-          <w:b w:val="0"/>
-        </w:rPr>
-        <w:t>Teacher review ____________________  Next step ____________________</w:t>
-      </w:r>
-    </w:p>
-    <w:p>
-      <w:pPr>
-        <w:pStyle w:val="Heading1"/>
-      </w:pPr>
-      <w:r>
-        <w:t>11. Transfer practice from the original programme</w:t>
-      </w:r>
-    </w:p>
-    <w:p>
-      <w:r>
-        <w:t>Use this earlier case as transfer practice. A case already discussed with feedback is not fresh assessment evidence.</w:t>
-      </w:r>
-    </w:p>
-    <w:p>
-      <w:pPr>
-        <w:spacing w:line="336" w:lineRule="auto" w:after="180"/>
-      </w:pPr>
-      <w:r>
-        <w:rPr>
-          <w:b w:val="0"/>
-        </w:rPr>
-        <w:t>Present a recommender that gets 8/10 final requests right. One failure invents a title; another violates a hard page limit. Is '</w:t>
-      </w:r>
-      <w:r>
-        <w:rPr>
-          <w:b/>
-        </w:rPr>
-        <w:t>80%</w:t>
-      </w:r>
-      <w:r>
-        <w:rPr>
-          <w:b w:val="0"/>
-        </w:rPr>
-        <w:t>, ready for everyone' justified? Propose release criteria.</w:t>
-      </w:r>
-    </w:p>
-    <w:p>
-      <w:pPr>
-        <w:pStyle w:val="Heading3"/>
-      </w:pPr>
-      <w:r>
-        <w:t>My independently reasoned answer</w:t>
-      </w:r>
-    </w:p>
-    <w:p>
-      <w:r>
-        <w:t>________________________________________________________________</w:t>
-      </w:r>
-    </w:p>
-    <w:p>
-      <w:r>
-        <w:t>________________________________________________________________</w:t>
-      </w:r>
-    </w:p>
-    <w:p>
-      <w:r>
-        <w:t>________________________________________________________________</w:t>
-      </w:r>
-    </w:p>
-    <w:p>
-      <w:r>
-        <w:t>________________________________________________________________</w:t>
-      </w:r>
-    </w:p>
-    <w:p>
-      <w:r>
-        <w:t>________________________________________________________________</w:t>
-      </w:r>
-    </w:p>
-    <w:p>
-      <w:r>
-        <w:t>________________________________________________________________</w:t>
-      </w:r>
-    </w:p>
-    <w:p>
-      <w:r>
-        <w:t>________________________________________________________________</w:t>
-      </w:r>
-    </w:p>
-    <w:p>
-      <w:pPr>
-        <w:spacing w:line="336" w:lineRule="auto" w:after="180"/>
-      </w:pPr>
-      <w:r>
-        <w:rPr>
-          <w:b w:val="0"/>
-        </w:rPr>
-        <w:t>Record support used: none, hint or teacher explanation.</w:t>
-      </w:r>
-    </w:p>
-    <w:p>
-      <w:pPr>
-        <w:pStyle w:val="Heading1"/>
-      </w:pPr>
-      <w:r>
-        <w:t>12. W1 Assemble evidence</w:t>
-      </w:r>
-    </w:p>
-    <w:p>
-      <w:r>
-        <w:t>Assemble evidence. Apply the supplied Capstone Expo facts and keep your reasoning.</w:t>
-      </w:r>
-    </w:p>
-    <w:p>
-      <w:pPr>
-        <w:spacing w:line="336" w:lineRule="auto" w:after="180"/>
-      </w:pPr>
-      <w:r>
-        <w:rPr>
-          <w:b w:val="0"/>
-        </w:rPr>
-        <w:t>List the files or records a peer needs to reproduce the chooser result.</w:t>
-      </w:r>
-    </w:p>
-    <w:p>
-      <w:pPr>
-        <w:pStyle w:val="Heading3"/>
-      </w:pPr>
-      <w:r>
-        <w:t>My reasoning and evidence</w:t>
-      </w:r>
-    </w:p>
-    <w:p>
-      <w:r>
-        <w:t>________________________________________________________________</w:t>
-      </w:r>
-    </w:p>
-    <w:p>
-      <w:r>
-        <w:t>________________________________________________________________</w:t>
-      </w:r>
-    </w:p>
-    <w:p>
-      <w:r>
-        <w:t>________________________________________________________________</w:t>
-      </w:r>
-    </w:p>
-    <w:p>
-      <w:r>
-        <w:t>________________________________________________________________</w:t>
-      </w:r>
-    </w:p>
-    <w:p>
-      <w:r>
-        <w:t>________________________________________________________________</w:t>
-      </w:r>
-    </w:p>
-    <w:p>
-      <w:r>
-        <w:t>________________________________________________________________</w:t>
-      </w:r>
-    </w:p>
-    <w:p>
-      <w:pPr>
-        <w:pStyle w:val="Heading1"/>
-      </w:pPr>
-      <w:r>
-        <w:t>13. W2 Check report consistency</w:t>
-      </w:r>
-    </w:p>
-    <w:p>
-      <w:r>
-        <w:t>Check report consistency. Apply the supplied Capstone Expo facts and keep your reasoning.</w:t>
-      </w:r>
-    </w:p>
-    <w:p>
-      <w:pPr>
-        <w:spacing w:line="336" w:lineRule="auto" w:after="180"/>
-      </w:pPr>
-      <w:r>
-        <w:rPr>
-          <w:b w:val="0"/>
-        </w:rPr>
-        <w:t>A report says supplied 5, accepted 4 and rejected 2. Identify the inconsistency.</w:t>
-      </w:r>
-    </w:p>
-    <w:p>
-      <w:pPr>
-        <w:pStyle w:val="Heading3"/>
-      </w:pPr>
-      <w:r>
-        <w:t>My reasoning and evidence</w:t>
-      </w:r>
-    </w:p>
-    <w:p>
-      <w:r>
-        <w:t>________________________________________________________________</w:t>
-      </w:r>
-    </w:p>
-    <w:p>
-      <w:r>
-        <w:t>________________________________________________________________</w:t>
-      </w:r>
-    </w:p>
-    <w:p>
-      <w:r>
-        <w:t>________________________________________________________________</w:t>
-      </w:r>
-    </w:p>
-    <w:p>
-      <w:r>
-        <w:t>________________________________________________________________</w:t>
-      </w:r>
-    </w:p>
-    <w:p>
-      <w:r>
-        <w:t>________________________________________________________________</w:t>
-      </w:r>
-    </w:p>
-    <w:p>
-      <w:r>
-        <w:t>________________________________________________________________</w:t>
-      </w:r>
-    </w:p>
-    <w:p>
-      <w:pPr>
-        <w:pStyle w:val="Heading1"/>
-      </w:pPr>
-      <w:r>
-        <w:t>14. W3 Repair a claim</w:t>
-      </w:r>
-    </w:p>
-    <w:p>
-      <w:r>
-        <w:t>Repair a claim. Apply the supplied Capstone Expo facts and keep your reasoning.</w:t>
-      </w:r>
-    </w:p>
-    <w:p>
-      <w:pPr>
-        <w:spacing w:line="336" w:lineRule="auto" w:after="180"/>
-        <w:shd w:fill="F5F1FB"/>
-      </w:pPr>
-      <w:r>
-        <w:rPr>
-          <w:b w:val="0"/>
-        </w:rPr>
-        <w:t>A presentation says the project proves students learn better. What claim does a successful rule-based demo support instead?</w:t>
-      </w:r>
-    </w:p>
-    <w:p>
-      <w:pPr>
-        <w:pStyle w:val="Heading3"/>
-      </w:pPr>
-      <w:r>
-        <w:t>My reasoning and evidence</w:t>
-      </w:r>
-    </w:p>
-    <w:p>
-      <w:r>
-        <w:t>________________________________________________________________</w:t>
-      </w:r>
-    </w:p>
-    <w:p>
-      <w:r>
-        <w:t>________________________________________________________________</w:t>
-      </w:r>
-    </w:p>
-    <w:p>
-      <w:r>
-        <w:t>________________________________________________________________</w:t>
-      </w:r>
-    </w:p>
-    <w:p>
-      <w:r>
-        <w:t>________________________________________________________________</w:t>
-      </w:r>
-    </w:p>
-    <w:p>
-      <w:r>
-        <w:t>________________________________________________________________</w:t>
-      </w:r>
-    </w:p>
-    <w:p>
-      <w:r>
-        <w:t>________________________________________________________________</w:t>
-      </w:r>
-    </w:p>
-    <w:p>
-      <w:pPr>
-        <w:pStyle w:val="Heading1"/>
-      </w:pPr>
-      <w:r>
-        <w:t>15. W4 Defend a new case independently</w:t>
-      </w:r>
-    </w:p>
-    <w:p>
-      <w:r>
-        <w:t>Attempt before feedback. If this repeats the selected independent case, reuse that first attempt; otherwise keep a separate record. Defend a new case independently. Apply the supplied Capstone Expo facts and keep your reasoning.</w:t>
-      </w:r>
-    </w:p>
-    <w:p>
-      <w:pPr>
-        <w:spacing w:line="336" w:lineRule="auto" w:after="180"/>
-      </w:pPr>
-      <w:r>
-        <w:rPr>
-          <w:b w:val="0"/>
-        </w:rPr>
-        <w:t xml:space="preserve">Limit is 10. A has minutes 10, fun 2, learning 4; B has 9,3,2; C has 11,5,5; D has 8,"4",2. Validate, rank, give counts, explain the winner, then reverse the </w:t>
-      </w:r>
-      <w:r>
-        <w:rPr>
-          <w:b/>
-        </w:rPr>
-        <w:t>input</w:t>
-      </w:r>
-      <w:r>
-        <w:rPr>
-          <w:b w:val="0"/>
-        </w:rPr>
-        <w:t xml:space="preserve"> order. Present without hints.</w:t>
-      </w:r>
-    </w:p>
-    <w:p>
-      <w:pPr>
-        <w:pStyle w:val="Heading3"/>
-      </w:pPr>
-      <w:r>
-        <w:t>My reasoning and evidence</w:t>
-      </w:r>
-    </w:p>
-    <w:p>
-      <w:r>
-        <w:t>________________________________________________________________</w:t>
-      </w:r>
-    </w:p>
-    <w:p>
-      <w:r>
-        <w:t>________________________________________________________________</w:t>
-      </w:r>
-    </w:p>
-    <w:p>
-      <w:r>
-        <w:t>________________________________________________________________</w:t>
-      </w:r>
-    </w:p>
-    <w:p>
-      <w:r>
-        <w:t>________________________________________________________________</w:t>
-      </w:r>
-    </w:p>
-    <w:p>
-      <w:r>
-        <w:t>________________________________________________________________</w:t>
-      </w:r>
-    </w:p>
-    <w:p>
-      <w:r>
-        <w:t>________________________________________________________________</w:t>
-      </w:r>
-    </w:p>
-    <w:p>
-      <w:r>
-        <w:t>________________________________________________________________</w:t>
-      </w:r>
-    </w:p>
-    <w:p>
-      <w:r>
-        <w:t>________________________________________________________________</w:t>
-      </w:r>
-    </w:p>
-    <w:p>
-      <w:pPr>
-        <w:pStyle w:val="Heading1"/>
-      </w:pPr>
-      <w:r>
-        <w:t>16. W5 State the next evidence need</w:t>
-      </w:r>
-    </w:p>
-    <w:p>
-      <w:r>
-        <w:t>State the next evidence need. Apply the supplied Capstone Expo facts and keep your reasoning.</w:t>
-      </w:r>
-    </w:p>
-    <w:p>
-      <w:pPr>
-        <w:spacing w:line="336" w:lineRule="auto" w:after="180"/>
-        <w:shd w:fill="F5F1FB"/>
-      </w:pPr>
-      <w:r>
-        <w:rPr>
-          <w:b w:val="0"/>
-        </w:rPr>
-        <w:t>After passing the new case, what remains unproven and what is a reasonable next step?</w:t>
-      </w:r>
-    </w:p>
-    <w:p>
-      <w:pPr>
-        <w:pStyle w:val="Heading3"/>
-      </w:pPr>
-      <w:r>
-        <w:t>My reasoning and evidence</w:t>
-      </w:r>
-    </w:p>
-    <w:p>
-      <w:r>
-        <w:t>________________________________________________________________</w:t>
-      </w:r>
-    </w:p>
-    <w:p>
-      <w:r>
-        <w:t>________________________________________________________________</w:t>
-      </w:r>
-    </w:p>
-    <w:p>
-      <w:r>
-        <w:t>________________________________________________________________</w:t>
-      </w:r>
-    </w:p>
-    <w:p>
-      <w:r>
-        <w:t>________________________________________________________________</w:t>
-      </w:r>
-    </w:p>
-    <w:p>
-      <w:r>
-        <w:t>________________________________________________________________</w:t>
-      </w:r>
-    </w:p>
-    <w:p>
-      <w:r>
-        <w:t>________________________________________________________________</w:t>
-      </w:r>
-    </w:p>
-    <w:p>
-      <w:pPr>
-        <w:pStyle w:val="Heading1"/>
-      </w:pPr>
-      <w:r>
-        <w:t>17. Feedback, return check and learning record</w:t>
-      </w:r>
-    </w:p>
-    <w:p>
-      <w:r>
-        <w:t>Record the first repaired step and a different case to revisit after a delay.</w:t>
+        <w:t>17. Feedback · Repair and return</w:t>
+      </w:r>
+    </w:p>
+    <w:p>
+      <w:r>
+        <w:t>Keep the first attempt, the repair and a changed-case return.</w:t>
+      </w:r>
+    </w:p>
+    <w:p>
+      <w:pPr>
+        <w:pStyle w:val="Heading2"/>
+      </w:pPr>
+      <w:r>
+        <w:t>Your evidence record</w:t>
       </w:r>
     </w:p>
     <w:tbl>
@@ -1597,12 +910,57 @@
         <w:pStyle w:val="Heading1"/>
       </w:pPr>
       <w:r>
-        <w:t>18. Pictorial case practice: Capstone Expo</w:t>
-      </w:r>
-    </w:p>
-    <w:p>
-      <w:r>
-        <w:t>A fictional team presents its transparent book recommender on a reserved catalogue. Explain the labelled step before checking the changed condition.</w:t>
+        <w:t>10. Finish · Judge the evidence in your work</w:t>
+      </w:r>
+    </w:p>
+    <w:p>
+      <w:r>
+        <w:t>Point to work that supports your confidence level.</w:t>
+      </w:r>
+    </w:p>
+    <w:p>
+      <w:pPr>
+        <w:pStyle w:val="Heading2"/>
+      </w:pPr>
+      <w:r>
+        <w:t>Your evidence record</w:t>
+      </w:r>
+    </w:p>
+    <w:p>
+      <w:pPr>
+        <w:pStyle w:val="ListBullet"/>
+      </w:pPr>
+      <w:r>
+        <w:t>I can explain the mechanism.</w:t>
+      </w:r>
+    </w:p>
+    <w:p>
+      <w:pPr>
+        <w:pStyle w:val="ListBullet"/>
+      </w:pPr>
+      <w:r>
+        <w:t>I can show evidence.</w:t>
+      </w:r>
+    </w:p>
+    <w:p>
+      <w:pPr>
+        <w:pStyle w:val="ListBullet"/>
+      </w:pPr>
+      <w:r>
+        <w:t>I can handle a changed case.</w:t>
+      </w:r>
+    </w:p>
+    <w:p>
+      <w:pPr>
+        <w:pStyle w:val="ListBullet"/>
+      </w:pPr>
+      <w:r>
+        <w:t>I can name a limit.</w:t>
+      </w:r>
+    </w:p>
+    <w:p>
+      <w:r>
+        <w:t>Mark each as not yet, with help or independently, and attach supporting work.</w:t>
       </w:r>
     </w:p>
     <w:p>
@@ -1613,7 +971,860 @@
         <w:rPr>
           <w:b w:val="0"/>
         </w:rPr>
-        <w:t>A fictional team presents its transparent book recommender on a reserved catalogue.</w:t>
+        <w:t>Teacher review ____________________  Next step ____________________</w:t>
+      </w:r>
+    </w:p>
+    <w:p>
+      <w:pPr>
+        <w:pStyle w:val="Heading1"/>
+      </w:pPr>
+      <w:r>
+        <w:t>Reference bank and extra practice</w:t>
+      </w:r>
+    </w:p>
+    <w:p>
+      <w:pPr>
+        <w:pStyle w:val="Heading1"/>
+      </w:pPr>
+      <w:r>
+        <w:t>02. Reference · Supported W2 record</w:t>
+      </w:r>
+    </w:p>
+    <w:p>
+      <w:r>
+        <w:t>This is the same W2 attempt. Keep one response record.</w:t>
+      </w:r>
+    </w:p>
+    <w:p>
+      <w:pPr>
+        <w:pStyle w:val="Heading2"/>
+      </w:pPr>
+      <w:r>
+        <w:t>Use this when helpful</w:t>
+      </w:r>
+    </w:p>
+    <w:p>
+      <w:pPr>
+        <w:spacing w:line="336" w:lineRule="auto" w:after="180"/>
+      </w:pPr>
+      <w:r>
+        <w:rPr>
+          <w:b w:val="0"/>
+        </w:rPr>
+        <w:t>Use W2: Check report consistency for Defending the data application. Record the answer once; the lesson and workbook refer to the same attempt.</w:t>
+      </w:r>
+    </w:p>
+    <w:tbl>
+      <w:tblPr>
+        <w:tblStyle w:val="LightShading-Accent1"/>
+        <w:tblW w:type="auto" w:w="0"/>
+        <w:tblLook w:firstColumn="1" w:firstRow="1" w:lastColumn="0" w:lastRow="0" w:noHBand="0" w:noVBand="1" w:val="04A0"/>
+      </w:tblPr>
+      <w:tblGrid>
+        <w:gridCol w:w="2556"/>
+        <w:gridCol w:w="2556"/>
+        <w:gridCol w:w="2556"/>
+        <w:gridCol w:w="2556"/>
+      </w:tblGrid>
+      <w:tr>
+        <w:trPr>
+          <w:tblHeader/>
+        </w:trPr>
+        <w:tc>
+          <w:tcPr>
+            <w:tcW w:type="dxa" w:w="2556"/>
+          </w:tcPr>
+          <w:p>
+            <w:r>
+              <w:t>Given inputs</w:t>
+            </w:r>
+          </w:p>
+        </w:tc>
+        <w:tc>
+          <w:tcPr>
+            <w:tcW w:type="dxa" w:w="2556"/>
+          </w:tcPr>
+          <w:p>
+            <w:r>
+              <w:t>Procedure I chose</w:t>
+            </w:r>
+          </w:p>
+        </w:tc>
+        <w:tc>
+          <w:tcPr>
+            <w:tcW w:type="dxa" w:w="2556"/>
+          </w:tcPr>
+          <w:p>
+            <w:r>
+              <w:t>Middle steps</w:t>
+            </w:r>
+          </w:p>
+        </w:tc>
+        <w:tc>
+          <w:tcPr>
+            <w:tcW w:type="dxa" w:w="2556"/>
+          </w:tcPr>
+          <w:p>
+            <w:r>
+              <w:t>Result and check</w:t>
+            </w:r>
+          </w:p>
+        </w:tc>
+      </w:tr>
+      <w:tr>
+        <w:tc>
+          <w:tcPr>
+            <w:tcW w:type="dxa" w:w="2556"/>
+          </w:tcPr>
+          <w:p>
+            <w:r/>
+          </w:p>
+        </w:tc>
+        <w:tc>
+          <w:tcPr>
+            <w:tcW w:type="dxa" w:w="2556"/>
+          </w:tcPr>
+          <w:p>
+            <w:r/>
+          </w:p>
+        </w:tc>
+        <w:tc>
+          <w:tcPr>
+            <w:tcW w:type="dxa" w:w="2556"/>
+          </w:tcPr>
+          <w:p>
+            <w:r/>
+          </w:p>
+        </w:tc>
+        <w:tc>
+          <w:tcPr>
+            <w:tcW w:type="dxa" w:w="2556"/>
+          </w:tcPr>
+          <w:p>
+            <w:r/>
+          </w:p>
+        </w:tc>
+      </w:tr>
+    </w:tbl>
+    <w:p>
+      <w:pPr>
+        <w:pStyle w:val="Heading3"/>
+      </w:pPr>
+      <w:r>
+        <w:t>The step I completed without help, and the hint I needed</w:t>
+      </w:r>
+    </w:p>
+    <w:p>
+      <w:r>
+        <w:t>________________________________________________________________</w:t>
+      </w:r>
+    </w:p>
+    <w:p>
+      <w:r>
+        <w:t>________________________________________________________________</w:t>
+      </w:r>
+    </w:p>
+    <w:p>
+      <w:r>
+        <w:t>________________________________________________________________</w:t>
+      </w:r>
+    </w:p>
+    <w:p>
+      <w:pPr>
+        <w:pStyle w:val="Heading1"/>
+      </w:pPr>
+      <w:r>
+        <w:t>03. Extra practice · Repair the explanation</w:t>
+      </w:r>
+    </w:p>
+    <w:p>
+      <w:r>
+        <w:t>Explain the deciding fact before discussing the answer.</w:t>
+      </w:r>
+    </w:p>
+    <w:p>
+      <w:pPr>
+        <w:pStyle w:val="Heading2"/>
+      </w:pPr>
+      <w:r>
+        <w:t>Use this when helpful</w:t>
+      </w:r>
+    </w:p>
+    <w:p>
+      <w:pPr>
+        <w:spacing w:line="336" w:lineRule="auto" w:after="180"/>
+      </w:pPr>
+      <w:r>
+        <w:rPr>
+          <w:b w:val="0"/>
+        </w:rPr>
+        <w:t>Use the worked case for Defending the data application. Proposed explanation: “A successful run proves the conclusion”. Decide whether this explanation is supported.</w:t>
+      </w:r>
+    </w:p>
+    <w:p>
+      <w:pPr>
+        <w:spacing w:line="336" w:lineRule="auto" w:after="180"/>
+      </w:pPr>
+      <w:r>
+        <w:rPr>
+          <w:b w:val="0"/>
+        </w:rPr>
+        <w:t>Point to the step or supplied fact that decides; explain your repair if needed.</w:t>
+      </w:r>
+    </w:p>
+    <w:p>
+      <w:pPr>
+        <w:pStyle w:val="Heading3"/>
+      </w:pPr>
+      <w:r>
+        <w:t>My explanation before partner discussion</w:t>
+      </w:r>
+    </w:p>
+    <w:p>
+      <w:r>
+        <w:t>________________________________________________________________</w:t>
+      </w:r>
+    </w:p>
+    <w:p>
+      <w:r>
+        <w:t>________________________________________________________________</w:t>
+      </w:r>
+    </w:p>
+    <w:p>
+      <w:r>
+        <w:t>________________________________________________________________</w:t>
+      </w:r>
+    </w:p>
+    <w:p>
+      <w:r>
+        <w:t>________________________________________________________________</w:t>
+      </w:r>
+    </w:p>
+    <w:p>
+      <w:pPr>
+        <w:pStyle w:val="Heading1"/>
+      </w:pPr>
+      <w:r>
+        <w:t>05. Reference · Original learning target</w:t>
+      </w:r>
+    </w:p>
+    <w:p>
+      <w:r>
+        <w:t>Use this target to inspect an explanation.</w:t>
+      </w:r>
+    </w:p>
+    <w:p>
+      <w:pPr>
+        <w:pStyle w:val="Heading2"/>
+      </w:pPr>
+      <w:r>
+        <w:t>Use this when helpful</w:t>
+      </w:r>
+    </w:p>
+    <w:p>
+      <w:pPr>
+        <w:spacing w:line="336" w:lineRule="auto" w:after="180"/>
+      </w:pPr>
+      <w:r>
+        <w:rPr>
+          <w:b w:val="0"/>
+        </w:rPr>
+        <w:t>Present a recommender that gets 8/10 final requests right. One failure invents a title; another violates a hard page limit. Is '</w:t>
+      </w:r>
+      <w:r>
+        <w:rPr>
+          <w:b/>
+        </w:rPr>
+        <w:t>80%</w:t>
+      </w:r>
+      <w:r>
+        <w:rPr>
+          <w:b w:val="0"/>
+        </w:rPr>
+        <w:t>, ready for everyone' justified? Propose release criteria.</w:t>
+      </w:r>
+    </w:p>
+    <w:p>
+      <w:pPr>
+        <w:pStyle w:val="Heading1"/>
+      </w:pPr>
+      <w:r>
+        <w:t>06. Extra practice · A complete case</w:t>
+      </w:r>
+    </w:p>
+    <w:p>
+      <w:r>
+        <w:t>Try the question before checking the worked explanation.</w:t>
+      </w:r>
+    </w:p>
+    <w:p>
+      <w:pPr>
+        <w:pStyle w:val="Heading2"/>
+      </w:pPr>
+      <w:r>
+        <w:t>Use this when helpful</w:t>
+      </w:r>
+    </w:p>
+    <w:p>
+      <w:pPr>
+        <w:spacing w:line="336" w:lineRule="auto" w:after="180"/>
+      </w:pPr>
+      <w:r>
+        <w:rPr>
+          <w:b w:val="0"/>
+        </w:rPr>
+        <w:t>An expo claim says the recommender knows everybody's favourite book after twelve tests.</w:t>
+      </w:r>
+    </w:p>
+    <w:p>
+      <w:pPr>
+        <w:spacing w:line="336" w:lineRule="auto" w:after="180"/>
+      </w:pPr>
+      <w:r>
+        <w:rPr>
+          <w:b w:val="0"/>
+        </w:rPr>
+        <w:t>Rewrite the defence.</w:t>
+      </w:r>
+    </w:p>
+    <w:p>
+      <w:pPr>
+        <w:spacing w:line="336" w:lineRule="auto" w:after="180"/>
+      </w:pPr>
+      <w:r>
+        <w:rPr>
+          <w:b w:val="0"/>
+        </w:rPr>
+        <w:t xml:space="preserve">Show your trace, calculation or </w:t>
+      </w:r>
+      <w:r>
+        <w:rPr>
+          <w:b/>
+        </w:rPr>
+        <w:t>evidence</w:t>
+      </w:r>
+    </w:p>
+    <w:p>
+      <w:pPr>
+        <w:pStyle w:val="Heading3"/>
+      </w:pPr>
+      <w:r>
+        <w:t>Write or draw your reasoning and evidence.</w:t>
+      </w:r>
+    </w:p>
+    <w:p>
+      <w:r>
+        <w:t>________________________________________________________________</w:t>
+      </w:r>
+    </w:p>
+    <w:p>
+      <w:r>
+        <w:t>________________________________________________________________</w:t>
+      </w:r>
+    </w:p>
+    <w:p>
+      <w:r>
+        <w:t>________________________________________________________________</w:t>
+      </w:r>
+    </w:p>
+    <w:p>
+      <w:r>
+        <w:t>________________________________________________________________</w:t>
+      </w:r>
+    </w:p>
+    <w:p>
+      <w:r>
+        <w:t>________________________________________________________________</w:t>
+      </w:r>
+    </w:p>
+    <w:p>
+      <w:pPr>
+        <w:pStyle w:val="Heading1"/>
+      </w:pPr>
+      <w:r>
+        <w:t>07. Extra practice · A changed case</w:t>
+      </w:r>
+    </w:p>
+    <w:p>
+      <w:r>
+        <w:t>Keep this practice separate from the reserved independent attempt.</w:t>
+      </w:r>
+    </w:p>
+    <w:p>
+      <w:pPr>
+        <w:pStyle w:val="Heading2"/>
+      </w:pPr>
+      <w:r>
+        <w:t>Use this when helpful</w:t>
+      </w:r>
+    </w:p>
+    <w:p>
+      <w:pPr>
+        <w:spacing w:line="336" w:lineRule="auto" w:after="180"/>
+      </w:pPr>
+      <w:r>
+        <w:rPr>
+          <w:b w:val="0"/>
+        </w:rPr>
+        <w:t xml:space="preserve">Your demo recommends the right book once. An audience member asks why they should trust it. Name </w:t>
+      </w:r>
+      <w:r>
+        <w:rPr>
+          <w:b/>
+        </w:rPr>
+        <w:t>evidence</w:t>
+      </w:r>
+      <w:r>
+        <w:rPr>
+          <w:b w:val="0"/>
+        </w:rPr>
+        <w:t xml:space="preserve"> and one </w:t>
+      </w:r>
+      <w:r>
+        <w:rPr>
+          <w:b/>
+        </w:rPr>
+        <w:t>limitation</w:t>
+      </w:r>
+      <w:r>
+        <w:rPr>
+          <w:b w:val="0"/>
+        </w:rPr>
+        <w:t xml:space="preserve"> you should present.</w:t>
+      </w:r>
+    </w:p>
+    <w:p>
+      <w:pPr>
+        <w:spacing w:line="336" w:lineRule="auto" w:after="180"/>
+      </w:pPr>
+      <w:r>
+        <w:rPr>
+          <w:b w:val="0"/>
+        </w:rPr>
+        <w:t>My practice answer and reason</w:t>
+      </w:r>
+    </w:p>
+    <w:p>
+      <w:pPr>
+        <w:pStyle w:val="Heading3"/>
+      </w:pPr>
+      <w:r>
+        <w:t>Write or draw your reasoning and evidence.</w:t>
+      </w:r>
+    </w:p>
+    <w:p>
+      <w:r>
+        <w:t>________________________________________________________________</w:t>
+      </w:r>
+    </w:p>
+    <w:p>
+      <w:r>
+        <w:t>________________________________________________________________</w:t>
+      </w:r>
+    </w:p>
+    <w:p>
+      <w:r>
+        <w:t>________________________________________________________________</w:t>
+      </w:r>
+    </w:p>
+    <w:p>
+      <w:r>
+        <w:t>________________________________________________________________</w:t>
+      </w:r>
+    </w:p>
+    <w:p>
+      <w:r>
+        <w:t>________________________________________________________________</w:t>
+      </w:r>
+    </w:p>
+    <w:p>
+      <w:pPr>
+        <w:pStyle w:val="Heading3"/>
+      </w:pPr>
+      <w:r>
+        <w:t>Week 36 Test and reflect</w:t>
+      </w:r>
+    </w:p>
+    <w:p>
+      <w:pPr>
+        <w:pStyle w:val="Heading1"/>
+      </w:pPr>
+      <w:r>
+        <w:t>08. Extra practice · Design a revealing test</w:t>
+      </w:r>
+    </w:p>
+    <w:p>
+      <w:r>
+        <w:t>Predict before tracing or testing.</w:t>
+      </w:r>
+    </w:p>
+    <w:p>
+      <w:pPr>
+        <w:pStyle w:val="Heading2"/>
+      </w:pPr>
+      <w:r>
+        <w:t>Use this when helpful</w:t>
+      </w:r>
+    </w:p>
+    <w:p>
+      <w:pPr>
+        <w:spacing w:line="336" w:lineRule="auto" w:after="180"/>
+      </w:pPr>
+      <w:r>
+        <w:rPr>
+          <w:b w:val="0"/>
+        </w:rPr>
+        <w:t xml:space="preserve">Create a changed </w:t>
+      </w:r>
+      <w:r>
+        <w:rPr>
+          <w:b/>
+        </w:rPr>
+        <w:t>input</w:t>
+      </w:r>
+      <w:r>
+        <w:rPr>
+          <w:b w:val="0"/>
+        </w:rPr>
+        <w:t>, boundary case or missing-information case. Write the expected answer or safe response before testing.</w:t>
+      </w:r>
+    </w:p>
+    <w:tbl>
+      <w:tblPr>
+        <w:tblStyle w:val="LightShading-Accent1"/>
+        <w:tblW w:type="auto" w:w="0"/>
+        <w:tblLook w:firstColumn="1" w:firstRow="1" w:lastColumn="0" w:lastRow="0" w:noHBand="0" w:noVBand="1" w:val="04A0"/>
+      </w:tblPr>
+      <w:tblGrid>
+        <w:gridCol w:w="5112"/>
+        <w:gridCol w:w="5112"/>
+      </w:tblGrid>
+      <w:tr>
+        <w:trPr>
+          <w:tblHeader/>
+        </w:trPr>
+        <w:tc>
+          <w:tcPr>
+            <w:tcW w:type="dxa" w:w="5112"/>
+          </w:tcPr>
+          <w:p>
+            <w:r>
+              <w:t>Test record</w:t>
+            </w:r>
+          </w:p>
+        </w:tc>
+        <w:tc>
+          <w:tcPr>
+            <w:tcW w:type="dxa" w:w="5112"/>
+          </w:tcPr>
+          <w:p>
+            <w:r>
+              <w:t>My evidence</w:t>
+            </w:r>
+          </w:p>
+        </w:tc>
+      </w:tr>
+      <w:tr>
+        <w:tc>
+          <w:tcPr>
+            <w:tcW w:type="dxa" w:w="5112"/>
+          </w:tcPr>
+          <w:p>
+            <w:r>
+              <w:t>Changed input or condition</w:t>
+            </w:r>
+          </w:p>
+        </w:tc>
+        <w:tc>
+          <w:tcPr>
+            <w:tcW w:type="dxa" w:w="5112"/>
+          </w:tcPr>
+          <w:p>
+            <w:r/>
+          </w:p>
+        </w:tc>
+      </w:tr>
+      <w:tr>
+        <w:tc>
+          <w:tcPr>
+            <w:tcW w:type="dxa" w:w="5112"/>
+          </w:tcPr>
+          <w:p>
+            <w:r>
+              <w:t>Expected answer or fallback</w:t>
+            </w:r>
+          </w:p>
+        </w:tc>
+        <w:tc>
+          <w:tcPr>
+            <w:tcW w:type="dxa" w:w="5112"/>
+          </w:tcPr>
+          <w:p>
+            <w:r/>
+          </w:p>
+        </w:tc>
+      </w:tr>
+      <w:tr>
+        <w:tc>
+          <w:tcPr>
+            <w:tcW w:type="dxa" w:w="5112"/>
+          </w:tcPr>
+          <w:p>
+            <w:r>
+              <w:t>Observed result</w:t>
+            </w:r>
+          </w:p>
+        </w:tc>
+        <w:tc>
+          <w:tcPr>
+            <w:tcW w:type="dxa" w:w="5112"/>
+          </w:tcPr>
+          <w:p>
+            <w:r/>
+          </w:p>
+        </w:tc>
+      </w:tr>
+      <w:tr>
+        <w:tc>
+          <w:tcPr>
+            <w:tcW w:type="dxa" w:w="5112"/>
+          </w:tcPr>
+          <w:p>
+            <w:r>
+              <w:t>Why the result occurred</w:t>
+            </w:r>
+          </w:p>
+        </w:tc>
+        <w:tc>
+          <w:tcPr>
+            <w:tcW w:type="dxa" w:w="5112"/>
+          </w:tcPr>
+          <w:p>
+            <w:r/>
+          </w:p>
+        </w:tc>
+      </w:tr>
+    </w:tbl>
+    <w:p>
+      <w:pPr>
+        <w:pStyle w:val="Heading1"/>
+      </w:pPr>
+      <w:r>
+        <w:t>11. Reference · Original target response space</w:t>
+      </w:r>
+    </w:p>
+    <w:p>
+      <w:r>
+        <w:t>This teaching case is practice rather than a fresh assessment.</w:t>
+      </w:r>
+    </w:p>
+    <w:p>
+      <w:pPr>
+        <w:pStyle w:val="Heading2"/>
+      </w:pPr>
+      <w:r>
+        <w:t>Use this when helpful</w:t>
+      </w:r>
+    </w:p>
+    <w:p>
+      <w:pPr>
+        <w:spacing w:line="336" w:lineRule="auto" w:after="180"/>
+      </w:pPr>
+      <w:r>
+        <w:rPr>
+          <w:b w:val="0"/>
+        </w:rPr>
+        <w:t>Present a recommender that gets 8/10 final requests right. One failure invents a title; another violates a hard page limit. Is '</w:t>
+      </w:r>
+      <w:r>
+        <w:rPr>
+          <w:b/>
+        </w:rPr>
+        <w:t>80%</w:t>
+      </w:r>
+      <w:r>
+        <w:rPr>
+          <w:b w:val="0"/>
+        </w:rPr>
+        <w:t>, ready for everyone' justified? Propose release criteria.</w:t>
+      </w:r>
+    </w:p>
+    <w:p>
+      <w:pPr>
+        <w:pStyle w:val="Heading3"/>
+      </w:pPr>
+      <w:r>
+        <w:t>My explanation after practice</w:t>
+      </w:r>
+    </w:p>
+    <w:p>
+      <w:r>
+        <w:t>________________________________________________________________</w:t>
+      </w:r>
+    </w:p>
+    <w:p>
+      <w:r>
+        <w:t>________________________________________________________________</w:t>
+      </w:r>
+    </w:p>
+    <w:p>
+      <w:r>
+        <w:t>________________________________________________________________</w:t>
+      </w:r>
+    </w:p>
+    <w:p>
+      <w:r>
+        <w:t>________________________________________________________________</w:t>
+      </w:r>
+    </w:p>
+    <w:p>
+      <w:r>
+        <w:t>________________________________________________________________</w:t>
+      </w:r>
+    </w:p>
+    <w:p>
+      <w:r>
+        <w:t>________________________________________________________________</w:t>
+      </w:r>
+    </w:p>
+    <w:p>
+      <w:r>
+        <w:t>________________________________________________________________</w:t>
+      </w:r>
+    </w:p>
+    <w:p>
+      <w:pPr>
+        <w:spacing w:line="336" w:lineRule="auto" w:after="180"/>
+      </w:pPr>
+      <w:r>
+        <w:rPr>
+          <w:b w:val="0"/>
+        </w:rPr>
+        <w:t>Record support used: none, hint or teacher explanation.</w:t>
+      </w:r>
+    </w:p>
+    <w:p>
+      <w:pPr>
+        <w:pStyle w:val="Heading1"/>
+      </w:pPr>
+      <w:r>
+        <w:t>15. Reference · Independent-case response copy</w:t>
+      </w:r>
+    </w:p>
+    <w:p>
+      <w:r>
+        <w:t>This duplicates W4. Reuse the same first-attempt record.</w:t>
+      </w:r>
+    </w:p>
+    <w:p>
+      <w:pPr>
+        <w:pStyle w:val="Heading2"/>
+      </w:pPr>
+      <w:r>
+        <w:t>Use this when helpful</w:t>
+      </w:r>
+    </w:p>
+    <w:p>
+      <w:pPr>
+        <w:spacing w:line="336" w:lineRule="auto" w:after="180"/>
+      </w:pPr>
+      <w:r>
+        <w:rPr>
+          <w:b w:val="0"/>
+        </w:rPr>
+        <w:t xml:space="preserve">Limit is 10. A has minutes 10, fun 2, learning 4; B has 9,3,2; C has 11,5,5; D has 8,"4",2. Validate, rank, give counts, explain the winner, then reverse the </w:t>
+      </w:r>
+      <w:r>
+        <w:rPr>
+          <w:b/>
+        </w:rPr>
+        <w:t>input</w:t>
+      </w:r>
+      <w:r>
+        <w:rPr>
+          <w:b w:val="0"/>
+        </w:rPr>
+        <w:t xml:space="preserve"> order. Present without hints.</w:t>
+      </w:r>
+    </w:p>
+    <w:p>
+      <w:pPr>
+        <w:pStyle w:val="Heading3"/>
+      </w:pPr>
+      <w:r>
+        <w:t>My reasoning and evidence</w:t>
+      </w:r>
+    </w:p>
+    <w:p>
+      <w:r>
+        <w:t>________________________________________________________________</w:t>
+      </w:r>
+    </w:p>
+    <w:p>
+      <w:r>
+        <w:t>________________________________________________________________</w:t>
+      </w:r>
+    </w:p>
+    <w:p>
+      <w:r>
+        <w:t>________________________________________________________________</w:t>
+      </w:r>
+    </w:p>
+    <w:p>
+      <w:r>
+        <w:t>________________________________________________________________</w:t>
+      </w:r>
+    </w:p>
+    <w:p>
+      <w:r>
+        <w:t>________________________________________________________________</w:t>
+      </w:r>
+    </w:p>
+    <w:p>
+      <w:r>
+        <w:t>________________________________________________________________</w:t>
+      </w:r>
+    </w:p>
+    <w:p>
+      <w:r>
+        <w:t>________________________________________________________________</w:t>
+      </w:r>
+    </w:p>
+    <w:p>
+      <w:r>
+        <w:t>________________________________________________________________</w:t>
+      </w:r>
+    </w:p>
+    <w:p>
+      <w:pPr>
+        <w:pStyle w:val="Heading1"/>
+      </w:pPr>
+      <w:r>
+        <w:t>18. Extra practice · Use the worked picture</w:t>
+      </w:r>
+    </w:p>
+    <w:p>
+      <w:r>
+        <w:t>Keep the explanation and the support you used.</w:t>
+      </w:r>
+    </w:p>
+    <w:p>
+      <w:pPr>
+        <w:pStyle w:val="Heading2"/>
+      </w:pPr>
+      <w:r>
+        <w:t>Use this when helpful</w:t>
+      </w:r>
+    </w:p>
+    <w:p>
+      <w:pPr>
+        <w:spacing w:line="336" w:lineRule="auto" w:after="180"/>
+      </w:pPr>
+      <w:r>
+        <w:rPr>
+          <w:b w:val="0"/>
+        </w:rPr>
+        <w:t>A fictional team presents its transparent book recommender on a supplied practice catalogue.</w:t>
       </w:r>
     </w:p>
     <w:p>
@@ -1725,16 +1936,7 @@
     </w:p>
     <w:p>
       <w:pPr>
-        <w:pStyle w:val="Heading3"/>
-      </w:pPr>
-      <w:r>
-        <w:t>Record the help used</w:t>
-      </w:r>
-    </w:p>
-    <w:p>
-      <w:pPr>
         <w:spacing w:line="336" w:lineRule="auto" w:after="180"/>
-        <w:shd w:fill="F1F6F8"/>
       </w:pPr>
       <w:r>
         <w:rPr>
@@ -1783,12 +1985,20 @@
         <w:pStyle w:val="Heading1"/>
       </w:pPr>
       <w:r>
-        <w:t>19. Project portfolio milestone</w:t>
-      </w:r>
-    </w:p>
-    <w:p>
-      <w:r>
-        <w:t>Keep this week’s input, deciding step, result and limit together in the Transparent Book Recommender record.</w:t>
+        <w:t>19. Reference · Project portfolio record</w:t>
+      </w:r>
+    </w:p>
+    <w:p>
+      <w:r>
+        <w:t>Extend your main project response when helpful.</w:t>
+      </w:r>
+    </w:p>
+    <w:p>
+      <w:pPr>
+        <w:pStyle w:val="Heading2"/>
+      </w:pPr>
+      <w:r>
+        <w:t>Use this when helpful</w:t>
       </w:r>
     </w:p>
     <w:p>
@@ -2002,12 +2212,488 @@
         <w:pStyle w:val="Heading1"/>
       </w:pPr>
       <w:r>
-        <w:t>20. Supported practice and learning evidence</w:t>
-      </w:r>
-    </w:p>
-    <w:p>
-      <w:r>
-        <w:t>Try the supported questions before comparing with hints and feedback. Record what you repaired and the evidence you retained.</w:t>
+        <w:t>20. Extra practice: pictures, repair and feedback</w:t>
+      </w:r>
+    </w:p>
+    <w:p>
+      <w:r>
+        <w:t>Attempt each question before opening its explanation. Use one browser or paper copy.</w:t>
+      </w:r>
+    </w:p>
+    <w:p>
+      <w:pPr>
+        <w:pStyle w:val="Heading2"/>
+      </w:pPr>
+      <w:r>
+        <w:t>First supported question</w:t>
+      </w:r>
+    </w:p>
+    <w:p>
+      <w:pPr>
+        <w:pStyle w:val="ListBullet"/>
+      </w:pPr>
+      <w:r>
+        <w:t>A fictional team presents its transparent book recommender on a supplied practice catalogue.</w:t>
+      </w:r>
+    </w:p>
+    <w:p>
+      <w:pPr>
+        <w:pStyle w:val="Heading3"/>
+      </w:pPr>
+      <w:r>
+        <w:t>Practice 1: explain the deciding evidence</w:t>
+      </w:r>
+    </w:p>
+    <w:p>
+      <w:pPr>
+        <w:pStyle w:val="ListBullet"/>
+      </w:pPr>
+      <w:r>
+        <w:t>Which labelled step matches this detail? Explain two eligible items, one page-limit exclusion and one type rejection.</w:t>
+      </w:r>
+    </w:p>
+    <w:p>
+      <w:pPr>
+        <w:pStyle w:val="ListBullet"/>
+      </w:pPr>
+      <w:r>
+        <w:t>1. Defend evidence</w:t>
+      </w:r>
+    </w:p>
+    <w:p>
+      <w:pPr>
+        <w:pStyle w:val="ListBullet"/>
+      </w:pPr>
+      <w:r>
+        <w:t>2. Validate</w:t>
+      </w:r>
+    </w:p>
+    <w:p>
+      <w:pPr>
+        <w:pStyle w:val="ListBullet"/>
+      </w:pPr>
+      <w:r>
+        <w:t>3. Filter</w:t>
+      </w:r>
+    </w:p>
+    <w:p>
+      <w:pPr>
+        <w:pStyle w:val="ListBullet"/>
+      </w:pPr>
+      <w:r>
+        <w:t>4. Rank</w:t>
+      </w:r>
+    </w:p>
+    <w:p>
+      <w:pPr>
+        <w:pStyle w:val="Heading3"/>
+      </w:pPr>
+      <w:r>
+        <w:t>My selected conclusion, deciding fact and explanation</w:t>
+      </w:r>
+    </w:p>
+    <w:p>
+      <w:r>
+        <w:t>________________________________________________________________</w:t>
+      </w:r>
+    </w:p>
+    <w:p>
+      <w:r>
+        <w:t>________________________________________________________________</w:t>
+      </w:r>
+    </w:p>
+    <w:p>
+      <w:r>
+        <w:t>________________________________________________________________</w:t>
+      </w:r>
+    </w:p>
+    <w:p>
+      <w:r>
+        <w:t>________________________________________________________________</w:t>
+      </w:r>
+    </w:p>
+    <w:p>
+      <w:r>
+        <w:t>________________________________________________________________</w:t>
+      </w:r>
+    </w:p>
+    <w:p>
+      <w:pPr>
+        <w:pStyle w:val="ListBullet"/>
+      </w:pPr>
+      <w:r>
+        <w:t>Hint if needed: Read the steps in the pictorial case. Match the supplied detail to the stage that performs or records it.</w:t>
+      </w:r>
+    </w:p>
+    <w:p>
+      <w:pPr>
+        <w:pStyle w:val="Heading2"/>
+      </w:pPr>
+      <w:r>
+        <w:t>Check the first explanation · reference / check after trying</w:t>
+      </w:r>
+    </w:p>
+    <w:p>
+      <w:pPr>
+        <w:spacing w:line="336" w:lineRule="auto" w:after="180"/>
+      </w:pPr>
+      <w:r>
+        <w:rPr>
+          <w:b w:val="0"/>
+        </w:rPr>
+        <w:t xml:space="preserve">After your attempt, compare with the supported explanation: Defend </w:t>
+      </w:r>
+      <w:r>
+        <w:rPr>
+          <w:b/>
+        </w:rPr>
+        <w:t>evidence</w:t>
+      </w:r>
+      <w:r>
+        <w:rPr>
+          <w:b w:val="0"/>
+        </w:rPr>
+        <w:t xml:space="preserve"> Explain two eligible items, one page-limit exclusion and one type rejection. A presentation should let someone rebuild the result from the stated contract. A’s equality is accepted; D is not silently converted; C’s high preference score cannot override the page requirement. Reversing rows must preserve B because it has the unique highest eligible score. This pictured case is supported practice; keep the separately named independent activity task for a first attempt before feedback.</w:t>
+      </w:r>
+    </w:p>
+    <w:p>
+      <w:pPr>
+        <w:pStyle w:val="Heading2"/>
+      </w:pPr>
+      <w:r>
+        <w:t>Changed-case question</w:t>
+      </w:r>
+    </w:p>
+    <w:p>
+      <w:pPr>
+        <w:pStyle w:val="Heading3"/>
+      </w:pPr>
+      <w:r>
+        <w:t>Practice 2: explain the deciding evidence</w:t>
+      </w:r>
+    </w:p>
+    <w:p>
+      <w:pPr>
+        <w:pStyle w:val="ListBullet"/>
+      </w:pPr>
+      <w:r>
+        <w:t>Changed-case practice: An authorised repair converts D’s interest to integer 4. Which conclusion is supported by the supplied facts?</w:t>
+      </w:r>
+    </w:p>
+    <w:p>
+      <w:pPr>
+        <w:pStyle w:val="ListBullet"/>
+      </w:pPr>
+      <w:r>
+        <w:t>1. We can decide the result without examining the changed input or the procedure.</w:t>
+      </w:r>
+    </w:p>
+    <w:p>
+      <w:pPr>
+        <w:pStyle w:val="ListBullet"/>
+      </w:pPr>
+      <w:r>
+        <w:t>2. This one example guarantees correct results for every future input.</w:t>
+      </w:r>
+    </w:p>
+    <w:p>
+      <w:pPr>
+        <w:pStyle w:val="ListBullet"/>
+      </w:pPr>
+      <w:r>
+        <w:t>3. D becomes eligible and scores 9, so it wins.</w:t>
+      </w:r>
+    </w:p>
+    <w:p>
+      <w:pPr>
+        <w:pStyle w:val="Heading3"/>
+      </w:pPr>
+      <w:r>
+        <w:t>My selected conclusion, deciding fact and explanation</w:t>
+      </w:r>
+    </w:p>
+    <w:p>
+      <w:r>
+        <w:t>________________________________________________________________</w:t>
+      </w:r>
+    </w:p>
+    <w:p>
+      <w:r>
+        <w:t>________________________________________________________________</w:t>
+      </w:r>
+    </w:p>
+    <w:p>
+      <w:r>
+        <w:t>________________________________________________________________</w:t>
+      </w:r>
+    </w:p>
+    <w:p>
+      <w:r>
+        <w:t>________________________________________________________________</w:t>
+      </w:r>
+    </w:p>
+    <w:p>
+      <w:r>
+        <w:t>________________________________________________________________</w:t>
+      </w:r>
+    </w:p>
+    <w:p>
+      <w:pPr>
+        <w:pStyle w:val="ListBullet"/>
+      </w:pPr>
+      <w:r>
+        <w:t>Hint if needed: Use the changed condition and the deciding step in the pictorial trace. The answer must say what follows from those facts.</w:t>
+      </w:r>
+    </w:p>
+    <w:p>
+      <w:pPr>
+        <w:pStyle w:val="Heading2"/>
+      </w:pPr>
+      <w:r>
+        <w:t>Check the changed case · reference / check after trying</w:t>
+      </w:r>
+    </w:p>
+    <w:p>
+      <w:pPr>
+        <w:spacing w:line="336" w:lineRule="auto" w:after="180"/>
+      </w:pPr>
+      <w:r>
+        <w:rPr>
+          <w:b w:val="0"/>
+        </w:rPr>
+        <w:t xml:space="preserve">After your attempt, compare with the supported explanation: D becomes eligible and scores 9, so it wins. The </w:t>
+      </w:r>
+      <w:r>
+        <w:rPr>
+          <w:b/>
+        </w:rPr>
+        <w:t>evidence</w:t>
+      </w:r>
+      <w:r>
+        <w:rPr>
+          <w:b w:val="0"/>
+        </w:rPr>
+        <w:t xml:space="preserve">-backed </w:t>
+      </w:r>
+      <w:r>
+        <w:rPr>
+          <w:b/>
+        </w:rPr>
+        <w:t>input</w:t>
+      </w:r>
+      <w:r>
+        <w:rPr>
+          <w:b w:val="0"/>
+        </w:rPr>
+        <w:t xml:space="preserve"> repair changes validation and then ranking; record this as a new case/version.</w:t>
+      </w:r>
+    </w:p>
+    <w:p>
+      <w:pPr>
+        <w:pStyle w:val="Heading2"/>
+      </w:pPr>
+      <w:r>
+        <w:t>Repair and save your work</w:t>
+      </w:r>
+    </w:p>
+    <w:p>
+      <w:pPr>
+        <w:spacing w:line="336" w:lineRule="auto" w:after="180"/>
+      </w:pPr>
+      <w:r>
+        <w:rPr>
+          <w:b w:val="0"/>
+        </w:rPr>
+        <w:t>Review Improve and Challenge (ai-2/35). Goal: Repair a specific observed failure. Short practice: Why are tests at both 100 and 101 needed?. Return to this week and explain what you changed.</w:t>
+      </w:r>
+    </w:p>
+    <w:p>
+      <w:pPr>
+        <w:spacing w:line="336" w:lineRule="auto" w:after="180"/>
+      </w:pPr>
+      <w:r>
+        <w:rPr>
+          <w:b w:val="0"/>
+        </w:rPr>
+        <w:t>Review Build the Recommender (ai-2/33). Goal: Implement a deterministic recommender. Short practice: Explain why B does not win after D is excluded even though it has fewer pages..</w:t>
+      </w:r>
+    </w:p>
+    <w:p>
+      <w:pPr>
+        <w:spacing w:line="336" w:lineRule="auto" w:after="180"/>
+      </w:pPr>
+      <w:r>
+        <w:rPr>
+          <w:b w:val="0"/>
+        </w:rPr>
+        <w:t>Return to this week and explain what you changed.</w:t>
+      </w:r>
+    </w:p>
+    <w:p>
+      <w:pPr>
+        <w:spacing w:line="336" w:lineRule="auto" w:after="180"/>
+      </w:pPr>
+      <w:r>
+        <w:rPr>
+          <w:b w:val="0"/>
+        </w:rPr>
+        <w:t xml:space="preserve">Review Agents and Tools (ai-2/30). Goal: Explain the </w:t>
+      </w:r>
+      <w:r>
+        <w:rPr>
+          <w:b/>
+        </w:rPr>
+        <w:t>mechanism</w:t>
+      </w:r>
+      <w:r>
+        <w:rPr>
+          <w:b w:val="0"/>
+        </w:rPr>
+        <w:t xml:space="preserve"> and terminology of state machines for bounded agents. Short practice: Can the assistant accept Trace B because its final state is done?.</w:t>
+      </w:r>
+    </w:p>
+    <w:p>
+      <w:pPr>
+        <w:spacing w:line="336" w:lineRule="auto" w:after="180"/>
+      </w:pPr>
+      <w:r>
+        <w:rPr>
+          <w:b w:val="0"/>
+        </w:rPr>
+        <w:t>Return to this week and explain what you changed.</w:t>
+      </w:r>
+    </w:p>
+    <w:p>
+      <w:pPr>
+        <w:spacing w:line="336" w:lineRule="auto" w:after="180"/>
+      </w:pPr>
+      <w:r>
+        <w:rPr>
+          <w:b w:val="0"/>
+        </w:rPr>
+        <w:t xml:space="preserve">The browser lab lets you edit the supported Python examples already included in this lesson. Predict first, run, inspect the actual </w:t>
+      </w:r>
+      <w:r>
+        <w:rPr>
+          <w:b/>
+        </w:rPr>
+        <w:t>output</w:t>
+      </w:r>
+      <w:r>
+        <w:rPr>
+          <w:b w:val="0"/>
+        </w:rPr>
+        <w:t xml:space="preserve"> or error, change one </w:t>
+      </w:r>
+      <w:r>
+        <w:rPr>
+          <w:b/>
+        </w:rPr>
+        <w:t>input</w:t>
+      </w:r>
+      <w:r>
+        <w:rPr>
+          <w:b w:val="0"/>
+        </w:rPr>
+        <w:t>, then run again.</w:t>
+      </w:r>
+    </w:p>
+    <w:p>
+      <w:pPr>
+        <w:spacing w:line="336" w:lineRule="auto" w:after="180"/>
+      </w:pPr>
+      <w:r>
+        <w:rPr>
+          <w:b w:val="0"/>
+        </w:rPr>
+        <w:t xml:space="preserve">Keep code, </w:t>
+      </w:r>
+      <w:r>
+        <w:rPr>
+          <w:b/>
+        </w:rPr>
+        <w:t>prediction</w:t>
+      </w:r>
+      <w:r>
+        <w:rPr>
+          <w:b w:val="0"/>
+        </w:rPr>
+        <w:t>s, actual results and a reasoned revision together. On paper, label your result as a trace rather than an execution.</w:t>
+      </w:r>
+    </w:p>
+    <w:p>
+      <w:pPr>
+        <w:spacing w:line="336" w:lineRule="auto" w:after="180"/>
+      </w:pPr>
+      <w:r>
+        <w:rPr>
+          <w:b w:val="0"/>
+        </w:rPr>
+        <w:t xml:space="preserve">Use Download completed work in the hosted lesson to export your answers, reflections, practice feedback and code-run </w:t>
+      </w:r>
+      <w:r>
+        <w:rPr>
+          <w:b/>
+        </w:rPr>
+        <w:t>evidence</w:t>
+      </w:r>
+      <w:r>
+        <w:rPr>
+          <w:b w:val="0"/>
+        </w:rPr>
+        <w:t>. Open the HTML copy to read or print it.</w:t>
+      </w:r>
+    </w:p>
+    <w:p>
+      <w:pPr>
+        <w:spacing w:line="336" w:lineRule="auto" w:after="180"/>
+      </w:pPr>
+      <w:r>
+        <w:rPr>
+          <w:b w:val="0"/>
+        </w:rPr>
+        <w:t>Drafts stay in this browser when storage is available; clear drafts on a shared device.</w:t>
+      </w:r>
+    </w:p>
+    <w:p>
+      <w:pPr>
+        <w:pStyle w:val="Heading3"/>
+      </w:pPr>
+      <w:r>
+        <w:t>What I repaired, the evidence I kept and the next test</w:t>
+      </w:r>
+    </w:p>
+    <w:p>
+      <w:r>
+        <w:t>________________________________________________________________</w:t>
+      </w:r>
+    </w:p>
+    <w:p>
+      <w:r>
+        <w:t>________________________________________________________________</w:t>
+      </w:r>
+    </w:p>
+    <w:p>
+      <w:r>
+        <w:t>________________________________________________________________</w:t>
+      </w:r>
+    </w:p>
+    <w:p>
+      <w:r>
+        <w:t>________________________________________________________________</w:t>
+      </w:r>
+    </w:p>
+    <w:p>
+      <w:r>
+        <w:t>________________________________________________________________</w:t>
+      </w:r>
+    </w:p>
+    <w:p>
+      <w:pPr>
+        <w:pStyle w:val="Heading2"/>
+      </w:pPr>
+      <w:r>
+        <w:t>Earlier wording, alternatives and picture transcripts · reference / check after trying</w:t>
       </w:r>
     </w:p>
     <w:p>
@@ -2023,86 +2709,10 @@
     </w:p>
     <w:p>
       <w:pPr>
-        <w:spacing w:line="336" w:lineRule="auto" w:after="180"/>
-      </w:pPr>
-      <w:r>
-        <w:rPr>
-          <w:b w:val="0"/>
-        </w:rPr>
-        <w:t>A fictional team presents its transparent book recommender on a reserved catalogue.</w:t>
-      </w:r>
-    </w:p>
-    <w:p>
-      <w:pPr>
         <w:pStyle w:val="Heading3"/>
       </w:pPr>
       <w:r>
-        <w:t>Practice 1: explain the deciding evidence</w:t>
-      </w:r>
-    </w:p>
-    <w:p>
-      <w:pPr>
-        <w:spacing w:line="336" w:lineRule="auto" w:after="180"/>
-      </w:pPr>
-      <w:r>
-        <w:rPr>
-          <w:b w:val="0"/>
-        </w:rPr>
-        <w:t>Which labelled step matches this detail? Explain two eligible items, one page-limit exclusion and one type rejection.</w:t>
-      </w:r>
-    </w:p>
-    <w:p>
-      <w:pPr>
-        <w:spacing w:line="336" w:lineRule="auto" w:after="180"/>
-        <w:shd w:fill="F4F9FC"/>
-      </w:pPr>
-      <w:r>
-        <w:rPr>
-          <w:b w:val="0"/>
-        </w:rPr>
-        <w:t xml:space="preserve">1. Defend </w:t>
-      </w:r>
-      <w:r>
-        <w:rPr>
-          <w:b/>
-        </w:rPr>
-        <w:t>evidence</w:t>
-      </w:r>
-    </w:p>
-    <w:p>
-      <w:pPr>
-        <w:spacing w:line="336" w:lineRule="auto" w:after="180"/>
-        <w:shd w:fill="F4F9FC"/>
-      </w:pPr>
-      <w:r>
-        <w:rPr>
-          <w:b w:val="0"/>
-        </w:rPr>
-        <w:t>2. Validate</w:t>
-      </w:r>
-    </w:p>
-    <w:p>
-      <w:pPr>
-        <w:spacing w:line="336" w:lineRule="auto" w:after="180"/>
-        <w:shd w:fill="F4F9FC"/>
-      </w:pPr>
-      <w:r>
-        <w:rPr>
-          <w:b w:val="0"/>
-        </w:rPr>
-        <w:t>3. Filter</w:t>
-      </w:r>
-    </w:p>
-    <w:p>
-      <w:pPr>
-        <w:spacing w:line="336" w:lineRule="auto" w:after="180"/>
-        <w:shd w:fill="F4F9FC"/>
-      </w:pPr>
-      <w:r>
-        <w:rPr>
-          <w:b w:val="0"/>
-        </w:rPr>
-        <w:t>4. Rank</w:t>
+        <w:t>Repair a missing building block</w:t>
       </w:r>
     </w:p>
     <w:p>
@@ -2110,32 +2720,7 @@
         <w:pStyle w:val="Heading3"/>
       </w:pPr>
       <w:r>
-        <w:t>My selected conclusion, deciding fact and explanation</w:t>
-      </w:r>
-    </w:p>
-    <w:p>
-      <w:r>
-        <w:t>________________________________________________________________</w:t>
-      </w:r>
-    </w:p>
-    <w:p>
-      <w:r>
-        <w:t>________________________________________________________________</w:t>
-      </w:r>
-    </w:p>
-    <w:p>
-      <w:r>
-        <w:t>________________________________________________________________</w:t>
-      </w:r>
-    </w:p>
-    <w:p>
-      <w:r>
-        <w:t>________________________________________________________________</w:t>
-      </w:r>
-    </w:p>
-    <w:p>
-      <w:r>
-        <w:t>________________________________________________________________</w:t>
+        <w:t>Predict, run and debug</w:t>
       </w:r>
     </w:p>
     <w:p>
@@ -2143,506 +2728,25 @@
         <w:pStyle w:val="Heading3"/>
       </w:pPr>
       <w:r>
-        <w:t>Hint · try first</w:t>
-      </w:r>
-    </w:p>
-    <w:p>
-      <w:pPr>
-        <w:spacing w:line="336" w:lineRule="auto" w:after="180"/>
-        <w:shd w:fill="F1F6F8"/>
-      </w:pPr>
-      <w:r>
-        <w:rPr>
-          <w:b w:val="0"/>
-        </w:rPr>
-        <w:t>Hint if needed: Read the steps in the pictorial case. Match the supplied detail to the stage that performs or records it.</w:t>
-      </w:r>
-    </w:p>
-    <w:p>
-      <w:pPr>
-        <w:pStyle w:val="Heading3"/>
-      </w:pPr>
-      <w:r>
-        <w:t>Feedback · compare after trying</w:t>
-      </w:r>
-    </w:p>
-    <w:p>
-      <w:pPr>
-        <w:spacing w:line="336" w:lineRule="auto" w:after="180"/>
-        <w:shd w:fill="F1F6FC"/>
-      </w:pPr>
-      <w:r>
-        <w:rPr>
-          <w:b w:val="0"/>
-        </w:rPr>
-        <w:t xml:space="preserve">After your attempt, compare with the supported explanation: Defend </w:t>
-      </w:r>
-      <w:r>
-        <w:rPr>
-          <w:b/>
-        </w:rPr>
-        <w:t>evidence</w:t>
-      </w:r>
-      <w:r>
-        <w:rPr>
-          <w:b w:val="0"/>
-        </w:rPr>
-        <w:t xml:space="preserve"> Explain two eligible items, one page-limit exclusion and one type rejection.</w:t>
-      </w:r>
-    </w:p>
-    <w:p>
-      <w:pPr>
-        <w:spacing w:line="336" w:lineRule="auto" w:after="180"/>
-        <w:shd w:fill="F1F6FC"/>
-      </w:pPr>
-      <w:r>
-        <w:rPr>
-          <w:b w:val="0"/>
-        </w:rPr>
-        <w:t>A presentation should let someone rebuild the result from the stated contract. A’s equality is accepted; D is not silently converted; C’s high preference score cannot override the page requirement.</w:t>
-      </w:r>
-    </w:p>
-    <w:p>
-      <w:pPr>
-        <w:spacing w:line="336" w:lineRule="auto" w:after="180"/>
-        <w:shd w:fill="F1F6FC"/>
-      </w:pPr>
-      <w:r>
-        <w:rPr>
-          <w:b w:val="0"/>
-        </w:rPr>
-        <w:t xml:space="preserve">Reversing rows must preserve B because it has the unique highest eligible score. Keep the reserved case distinct from practice </w:t>
-      </w:r>
-      <w:r>
-        <w:rPr>
-          <w:b/>
-        </w:rPr>
-        <w:t>demonstration</w:t>
-      </w:r>
-      <w:r>
-        <w:rPr>
-          <w:b w:val="0"/>
-        </w:rPr>
-        <w:t>s.</w:t>
-      </w:r>
-    </w:p>
-    <w:p>
-      <w:pPr>
-        <w:pStyle w:val="Heading3"/>
-      </w:pPr>
-      <w:r>
-        <w:t>Practice 2: explain the deciding evidence</w:t>
-      </w:r>
-    </w:p>
-    <w:p>
-      <w:pPr>
-        <w:pStyle w:val="Heading3"/>
-      </w:pPr>
-      <w:r>
-        <w:t>Changed case · predict first</w:t>
-      </w:r>
-    </w:p>
-    <w:p>
-      <w:pPr>
-        <w:spacing w:line="336" w:lineRule="auto" w:after="180"/>
-        <w:shd w:fill="F5F1FB"/>
-      </w:pPr>
-      <w:r>
-        <w:rPr>
-          <w:b w:val="0"/>
-        </w:rPr>
-        <w:t>Changed-case practice: An authorised repair converts D’s interest to integer 4. Which conclusion is supported by the supplied facts?</w:t>
-      </w:r>
-    </w:p>
-    <w:p>
-      <w:pPr>
-        <w:spacing w:line="336" w:lineRule="auto" w:after="180"/>
-        <w:shd w:fill="F4F9FC"/>
-      </w:pPr>
-      <w:r>
-        <w:rPr>
-          <w:b w:val="0"/>
-        </w:rPr>
-        <w:t xml:space="preserve">1. We can decide the result without examining the changed </w:t>
-      </w:r>
-      <w:r>
-        <w:rPr>
-          <w:b/>
-        </w:rPr>
-        <w:t>input</w:t>
-      </w:r>
-      <w:r>
-        <w:rPr>
-          <w:b w:val="0"/>
-        </w:rPr>
-        <w:t xml:space="preserve"> or the procedure.</w:t>
-      </w:r>
-    </w:p>
-    <w:p>
-      <w:pPr>
-        <w:spacing w:line="336" w:lineRule="auto" w:after="180"/>
-        <w:shd w:fill="F4F9FC"/>
-      </w:pPr>
-      <w:r>
-        <w:rPr>
-          <w:b w:val="0"/>
-        </w:rPr>
-        <w:t xml:space="preserve">2. This one example guarantees correct results for every future </w:t>
-      </w:r>
-      <w:r>
-        <w:rPr>
-          <w:b/>
-        </w:rPr>
-        <w:t>input</w:t>
-      </w:r>
-      <w:r>
-        <w:rPr>
-          <w:b w:val="0"/>
-        </w:rPr>
-        <w:t>.</w:t>
-      </w:r>
-    </w:p>
-    <w:p>
-      <w:pPr>
-        <w:spacing w:line="336" w:lineRule="auto" w:after="180"/>
-        <w:shd w:fill="F4F9FC"/>
-      </w:pPr>
-      <w:r>
-        <w:rPr>
-          <w:b w:val="0"/>
-        </w:rPr>
-        <w:t>3. D becomes eligible and scores 9, so it wins.</w:t>
-      </w:r>
-    </w:p>
-    <w:p>
-      <w:pPr>
-        <w:pStyle w:val="Heading3"/>
-      </w:pPr>
-      <w:r>
-        <w:t>My selected conclusion, deciding fact and explanation</w:t>
-      </w:r>
-    </w:p>
-    <w:p>
-      <w:r>
-        <w:t>________________________________________________________________</w:t>
-      </w:r>
-    </w:p>
-    <w:p>
-      <w:r>
-        <w:t>________________________________________________________________</w:t>
-      </w:r>
-    </w:p>
-    <w:p>
-      <w:r>
-        <w:t>________________________________________________________________</w:t>
-      </w:r>
-    </w:p>
-    <w:p>
-      <w:r>
-        <w:t>________________________________________________________________</w:t>
-      </w:r>
-    </w:p>
-    <w:p>
-      <w:r>
-        <w:t>________________________________________________________________</w:t>
-      </w:r>
-    </w:p>
-    <w:p>
-      <w:pPr>
-        <w:pStyle w:val="Heading3"/>
-      </w:pPr>
-      <w:r>
-        <w:t>Hint · try first</w:t>
-      </w:r>
-    </w:p>
-    <w:p>
-      <w:pPr>
-        <w:spacing w:line="336" w:lineRule="auto" w:after="180"/>
-        <w:shd w:fill="F1F6F8"/>
-      </w:pPr>
-      <w:r>
-        <w:rPr>
-          <w:b w:val="0"/>
-        </w:rPr>
-        <w:t>Hint if needed: Use the changed condition and the deciding step in the pictorial trace. The answer must say what follows from those facts.</w:t>
-      </w:r>
-    </w:p>
-    <w:p>
-      <w:pPr>
-        <w:pStyle w:val="Heading3"/>
-      </w:pPr>
-      <w:r>
-        <w:t>Feedback · compare after trying</w:t>
-      </w:r>
-    </w:p>
-    <w:p>
-      <w:pPr>
-        <w:spacing w:line="336" w:lineRule="auto" w:after="180"/>
-        <w:shd w:fill="F1F6FC"/>
-      </w:pPr>
-      <w:r>
-        <w:rPr>
-          <w:b w:val="0"/>
-        </w:rPr>
-        <w:t xml:space="preserve">After your attempt, compare with the supported explanation: D becomes eligible and scores 9, so it wins. The </w:t>
-      </w:r>
-      <w:r>
-        <w:rPr>
-          <w:b/>
-        </w:rPr>
-        <w:t>evidence</w:t>
-      </w:r>
-      <w:r>
-        <w:rPr>
-          <w:b w:val="0"/>
-        </w:rPr>
-        <w:t xml:space="preserve">-backed </w:t>
-      </w:r>
-      <w:r>
-        <w:rPr>
-          <w:b/>
-        </w:rPr>
-        <w:t>input</w:t>
-      </w:r>
-      <w:r>
-        <w:rPr>
-          <w:b w:val="0"/>
-        </w:rPr>
-        <w:t xml:space="preserve"> repair changes validation and then ranking; record this as a new case/version.</w:t>
-      </w:r>
-    </w:p>
-    <w:p>
-      <w:pPr>
-        <w:pStyle w:val="Heading3"/>
-      </w:pPr>
-      <w:r>
-        <w:t>Repair a missing building block</w:t>
-      </w:r>
-    </w:p>
-    <w:p>
-      <w:pPr>
-        <w:spacing w:line="336" w:lineRule="auto" w:after="180"/>
-      </w:pPr>
-      <w:r>
-        <w:rPr>
-          <w:b w:val="0"/>
-        </w:rPr>
-        <w:t>Review Improve and Challenge (ai-2/35). Goal: Repair a specific observed failure. Short practice: Why are tests at both 100 and 101 needed?. Return to this week and explain what you changed.</w:t>
-      </w:r>
-    </w:p>
-    <w:p>
-      <w:pPr>
-        <w:spacing w:line="336" w:lineRule="auto" w:after="180"/>
-      </w:pPr>
-      <w:r>
-        <w:rPr>
-          <w:b w:val="0"/>
-        </w:rPr>
-        <w:t>Review Build the Recommender (ai-2/33). Goal: Implement a deterministic recommender. Short practice: Explain why B does not win after D is excluded even though it has fewer pages..</w:t>
-      </w:r>
-    </w:p>
-    <w:p>
-      <w:pPr>
-        <w:spacing w:line="336" w:lineRule="auto" w:after="180"/>
-      </w:pPr>
-      <w:r>
-        <w:rPr>
-          <w:b w:val="0"/>
-        </w:rPr>
-        <w:t>Return to this week and explain what you changed.</w:t>
-      </w:r>
-    </w:p>
-    <w:p>
-      <w:pPr>
-        <w:spacing w:line="336" w:lineRule="auto" w:after="180"/>
-      </w:pPr>
-      <w:r>
-        <w:rPr>
-          <w:b w:val="0"/>
-        </w:rPr>
-        <w:t xml:space="preserve">Review Agents and Tools (ai-2/30). Goal: Explain the </w:t>
-      </w:r>
-      <w:r>
-        <w:rPr>
-          <w:b/>
-        </w:rPr>
-        <w:t>mechanism</w:t>
-      </w:r>
-      <w:r>
-        <w:rPr>
-          <w:b w:val="0"/>
-        </w:rPr>
-        <w:t xml:space="preserve"> and terminology of state machines for bounded agents. Short practice: Can the assistant accept Trace B because its final state is done?.</w:t>
-      </w:r>
-    </w:p>
-    <w:p>
-      <w:pPr>
-        <w:spacing w:line="336" w:lineRule="auto" w:after="180"/>
-      </w:pPr>
-      <w:r>
-        <w:rPr>
-          <w:b w:val="0"/>
-        </w:rPr>
-        <w:t>Return to this week and explain what you changed.</w:t>
-      </w:r>
-    </w:p>
-    <w:p>
-      <w:pPr>
-        <w:pStyle w:val="Heading3"/>
-      </w:pPr>
-      <w:r>
-        <w:t>Predict, run and debug</w:t>
-      </w:r>
-    </w:p>
-    <w:p>
-      <w:pPr>
-        <w:spacing w:line="336" w:lineRule="auto" w:after="180"/>
-      </w:pPr>
-      <w:r>
-        <w:rPr>
-          <w:b w:val="0"/>
-        </w:rPr>
-        <w:t xml:space="preserve">The browser lab lets you edit the supported Python examples already included in this lesson. Predict first, run, inspect the actual </w:t>
-      </w:r>
-      <w:r>
-        <w:rPr>
-          <w:b/>
-        </w:rPr>
-        <w:t>output</w:t>
-      </w:r>
-      <w:r>
-        <w:rPr>
-          <w:b w:val="0"/>
-        </w:rPr>
-        <w:t xml:space="preserve"> or error, change one </w:t>
-      </w:r>
-      <w:r>
-        <w:rPr>
-          <w:b/>
-        </w:rPr>
-        <w:t>input</w:t>
-      </w:r>
-      <w:r>
-        <w:rPr>
-          <w:b w:val="0"/>
-        </w:rPr>
-        <w:t>, then run again.</w:t>
-      </w:r>
-    </w:p>
-    <w:p>
-      <w:pPr>
-        <w:spacing w:line="336" w:lineRule="auto" w:after="180"/>
-      </w:pPr>
-      <w:r>
-        <w:rPr>
-          <w:b w:val="0"/>
-        </w:rPr>
-        <w:t xml:space="preserve">Keep code, </w:t>
-      </w:r>
-      <w:r>
-        <w:rPr>
-          <w:b/>
-        </w:rPr>
-        <w:t>prediction</w:t>
-      </w:r>
-      <w:r>
-        <w:rPr>
-          <w:b w:val="0"/>
-        </w:rPr>
-        <w:t>s, actual results and a reasoned revision together. On paper, label your result as a trace rather than an execution.</w:t>
-      </w:r>
-    </w:p>
-    <w:p>
-      <w:pPr>
-        <w:pStyle w:val="Heading3"/>
-      </w:pPr>
-      <w:r>
         <w:t>Keep your completed work</w:t>
       </w:r>
     </w:p>
     <w:p>
       <w:pPr>
-        <w:spacing w:line="336" w:lineRule="auto" w:after="180"/>
-      </w:pPr>
-      <w:r>
-        <w:rPr>
-          <w:b w:val="0"/>
-        </w:rPr>
-        <w:t xml:space="preserve">Use Download completed work in the hosted lesson to export your answers, reflections, practice feedback and code-run </w:t>
-      </w:r>
-      <w:r>
-        <w:rPr>
-          <w:b/>
-        </w:rPr>
-        <w:t>evidence</w:t>
-      </w:r>
-      <w:r>
-        <w:rPr>
-          <w:b w:val="0"/>
-        </w:rPr>
-        <w:t>. Open the HTML copy to read or print it.</w:t>
-      </w:r>
-    </w:p>
-    <w:p>
-      <w:pPr>
-        <w:spacing w:line="336" w:lineRule="auto" w:after="180"/>
-      </w:pPr>
-      <w:r>
-        <w:rPr>
-          <w:b w:val="0"/>
-        </w:rPr>
-        <w:t>Drafts stay in this browser when storage is available; clear drafts on a shared device.</w:t>
-      </w:r>
-    </w:p>
-    <w:p>
-      <w:pPr>
-        <w:pStyle w:val="Heading3"/>
-      </w:pPr>
-      <w:r>
-        <w:t>What I repaired, the evidence I kept and the next test</w:t>
-      </w:r>
-    </w:p>
-    <w:p>
-      <w:r>
-        <w:t>________________________________________________________________</w:t>
-      </w:r>
-    </w:p>
-    <w:p>
-      <w:r>
-        <w:t>________________________________________________________________</w:t>
-      </w:r>
-    </w:p>
-    <w:p>
-      <w:r>
-        <w:t>________________________________________________________________</w:t>
-      </w:r>
-    </w:p>
-    <w:p>
-      <w:r>
-        <w:t>________________________________________________________________</w:t>
-      </w:r>
-    </w:p>
-    <w:p>
-      <w:r>
-        <w:t>________________________________________________________________</w:t>
-      </w:r>
-    </w:p>
-    <w:p>
-      <w:pPr>
         <w:pStyle w:val="Heading1"/>
       </w:pPr>
       <w:r>
-        <w:t>21. Visual concept journey</w:t>
-      </w:r>
-    </w:p>
-    <w:p>
-      <w:r>
-        <w:t>Explain each Capstone Expo picture from its labels, then record a relevant limit.</w:t>
-      </w:r>
-    </w:p>
-    <w:p>
-      <w:pPr>
-        <w:pStyle w:val="Heading3"/>
+        <w:t>21. Reference · Six-picture response sheets</w:t>
+      </w:r>
+    </w:p>
+    <w:p>
+      <w:r>
+        <w:t>Choose the image that helps rather than repeating all six.</w:t>
+      </w:r>
+    </w:p>
+    <w:p>
+      <w:pPr>
+        <w:pStyle w:val="Heading2"/>
       </w:pPr>
       <w:r>
         <w:t>01. Capstone Expo: the case</w:t>
@@ -2653,7 +2757,7 @@
         <w:drawing>
           <wp:inline xmlns:a="http://schemas.openxmlformats.org/drawingml/2006/main" xmlns:pic="http://schemas.openxmlformats.org/drawingml/2006/picture">
             <wp:extent cx="5486400" cy="3438144"/>
-            <wp:docPr id="2" name="Picture 2" descr="A fictional team presents its transparent book recommender on a reserved catalogue. Supplied facts: Request maximum 120 pages; score=2×interest+illustrated, where illustrated is 1 for True and 0 for False; tie by ID. A pages120 interest3 True; B pages100 interest4 False; C pages121 interest5 True; D pages90 interest&quot;4&quot; True. Numeric fields require exact integers."/>
+            <wp:docPr id="2" name="Picture 2" descr="A fictional team presents its transparent book recommender on a supplied practice catalogue. Supplied facts: Request maximum 120 pages; score=2×interest+illustrated, where illustrated is 1 for True and 0 for False; tie by ID. A pages120 interest3 True; B pages100 interest4 False; C pages121 interest5 True; D pages90 interest&quot;4&quot; True. Numeric fields require exact integers."/>
             <wp:cNvGraphicFramePr>
               <a:graphicFrameLocks noChangeAspect="1"/>
             </wp:cNvGraphicFramePr>
@@ -2692,24 +2796,12 @@
         <w:rPr>
           <w:b w:val="0"/>
         </w:rPr>
-        <w:t>A fictional team presents its transparent book recommender on a reserved catalogue. Supplied facts: Request maximum 120 pages; score=2×interest+illustrated, where illustrated is 1 for True and 0 for False; tie by ID.</w:t>
+        <w:t>A fictional team presents its transparent book recommender on a supplied practice catalogue. Supplied facts: Request maximum 120 pages; score=2×interest+illustrated, where illustrated is 1 for True and 0 for False; tie by ID. A pages120 interest3 True; B pages100 interest4 False; C pages121 interest5 True; D pages90 interest"4" True. Numeric fields require exact integers.</w:t>
       </w:r>
     </w:p>
     <w:p>
       <w:pPr>
         <w:spacing w:line="336" w:lineRule="auto" w:after="180"/>
-      </w:pPr>
-      <w:r>
-        <w:rPr>
-          <w:b w:val="0"/>
-        </w:rPr>
-        <w:t>A pages120 interest3 True; B pages100 interest4 False; C pages121 interest5 True; D pages90 interest"4" True. Numeric fields require exact integers.</w:t>
-      </w:r>
-    </w:p>
-    <w:p>
-      <w:pPr>
-        <w:spacing w:line="336" w:lineRule="auto" w:after="180"/>
-        <w:shd w:fill="F5F1FB"/>
       </w:pPr>
       <w:r>
         <w:rPr>
@@ -2748,7 +2840,7 @@
     </w:p>
     <w:p>
       <w:pPr>
-        <w:pStyle w:val="Heading3"/>
+        <w:pStyle w:val="Heading2"/>
       </w:pPr>
       <w:r>
         <w:t>02. Follow the deciding steps</w:t>
@@ -2816,7 +2908,6 @@
     <w:p>
       <w:pPr>
         <w:spacing w:line="336" w:lineRule="auto" w:after="180"/>
-        <w:shd w:fill="F5F1FB"/>
       </w:pPr>
       <w:r>
         <w:rPr>
@@ -2867,7 +2958,7 @@
     </w:p>
     <w:p>
       <w:pPr>
-        <w:pStyle w:val="Heading3"/>
+        <w:pStyle w:val="Heading2"/>
       </w:pPr>
       <w:r>
         <w:t>03. Follow the evidence</w:t>
@@ -2959,7 +3050,6 @@
     <w:p>
       <w:pPr>
         <w:spacing w:line="336" w:lineRule="auto" w:after="180"/>
-        <w:shd w:fill="F5F1FB"/>
       </w:pPr>
       <w:r>
         <w:rPr>
@@ -2998,7 +3088,7 @@
     </w:p>
     <w:p>
       <w:pPr>
-        <w:pStyle w:val="Heading3"/>
+        <w:pStyle w:val="Heading2"/>
       </w:pPr>
       <w:r>
         <w:t>04. Change one thing. Trace what follows.</w:t>
@@ -3089,7 +3179,6 @@
     <w:p>
       <w:pPr>
         <w:spacing w:line="336" w:lineRule="auto" w:after="180"/>
-        <w:shd w:fill="F5F1FB"/>
       </w:pPr>
       <w:r>
         <w:rPr>
@@ -3128,7 +3217,7 @@
     </w:p>
     <w:p>
       <w:pPr>
-        <w:pStyle w:val="Heading3"/>
+        <w:pStyle w:val="Heading2"/>
       </w:pPr>
       <w:r>
         <w:t>05. Connect the explanation to its limit</w:t>
@@ -3139,7 +3228,7 @@
         <w:drawing>
           <wp:inline xmlns:a="http://schemas.openxmlformats.org/drawingml/2006/main" xmlns:pic="http://schemas.openxmlformats.org/drawingml/2006/picture">
             <wp:extent cx="5486400" cy="2834640"/>
-            <wp:docPr id="6" name="Picture 6" descr="A presentation should let someone rebuild the result from the stated contract. A’s equality is accepted; D is not silently converted; C’s high preference score cannot override the page requirement. Reversing rows must preserve B because it has the unique highest eligible score. Keep the reserved case distinct from practice demonstrations. Limit: A defensible algorithmic trace does not prove B will be liked or that classroom learning improved."/>
+            <wp:docPr id="6" name="Picture 6" descr="A presentation should let someone rebuild the result from the stated contract. A’s equality is accepted; D is not silently converted; C’s high preference score cannot override the page requirement. Reversing rows must preserve B because it has the unique highest eligible score. This pictured case is supported practice; keep the separately named independent activity task for a first attempt before feedback. Limit: A defensible algorithmic trace does not prove B will be liked or that classroom learning improved."/>
             <wp:cNvGraphicFramePr>
               <a:graphicFrameLocks noChangeAspect="1"/>
             </wp:cNvGraphicFramePr>
@@ -3178,47 +3267,12 @@
         <w:rPr>
           <w:b w:val="0"/>
         </w:rPr>
-        <w:t>A presentation should let someone rebuild the result from the stated contract. A’s equality is accepted; D is not silently converted; C’s high preference score cannot override the page requirement.</w:t>
+        <w:t>A presentation should let someone rebuild the result from the stated contract. A’s equality is accepted; D is not silently converted; C’s high preference score cannot override the page requirement. Reversing rows must preserve B because it has the unique highest eligible score. This pictured case is supported practice; keep the separately named independent activity task for a first attempt before feedback. Limit: A defensible algorithmic trace does not prove B will be liked or that classroom learning improved.</w:t>
       </w:r>
     </w:p>
     <w:p>
       <w:pPr>
         <w:spacing w:line="336" w:lineRule="auto" w:after="180"/>
-      </w:pPr>
-      <w:r>
-        <w:rPr>
-          <w:b w:val="0"/>
-        </w:rPr>
-        <w:t xml:space="preserve">Reversing rows must preserve B because it has the unique highest eligible score. Keep the reserved case distinct from practice </w:t>
-      </w:r>
-      <w:r>
-        <w:rPr>
-          <w:b/>
-        </w:rPr>
-        <w:t>demonstration</w:t>
-      </w:r>
-      <w:r>
-        <w:rPr>
-          <w:b w:val="0"/>
-        </w:rPr>
-        <w:t>s.</w:t>
-      </w:r>
-    </w:p>
-    <w:p>
-      <w:pPr>
-        <w:spacing w:line="336" w:lineRule="auto" w:after="180"/>
-      </w:pPr>
-      <w:r>
-        <w:rPr>
-          <w:b w:val="0"/>
-        </w:rPr>
-        <w:t>Limit: A defensible algorithmic trace does not prove B will be liked or that classroom learning improved.</w:t>
-      </w:r>
-    </w:p>
-    <w:p>
-      <w:pPr>
-        <w:spacing w:line="336" w:lineRule="auto" w:after="180"/>
-        <w:shd w:fill="F5F1FB"/>
       </w:pPr>
       <w:r>
         <w:rPr>
@@ -3257,7 +3311,7 @@
     </w:p>
     <w:p>
       <w:pPr>
-        <w:pStyle w:val="Heading3"/>
+        <w:pStyle w:val="Heading2"/>
       </w:pPr>
       <w:r>
         <w:t>06. Make the idea visible in your project</w:t>
@@ -3348,7 +3402,6 @@
     <w:p>
       <w:pPr>
         <w:spacing w:line="336" w:lineRule="auto" w:after="180"/>
-        <w:shd w:fill="F5F1FB"/>
       </w:pPr>
       <w:r>
         <w:rPr>
@@ -3395,6 +3448,62 @@
     <w:p>
       <w:r>
         <w:t>________________________________________________________________</w:t>
+      </w:r>
+    </w:p>
+    <w:p>
+      <w:pPr>
+        <w:pStyle w:val="Heading2"/>
+      </w:pPr>
+      <w:r>
+        <w:t>Earlier wording, alternatives and picture transcripts · reference / check after trying</w:t>
+      </w:r>
+    </w:p>
+    <w:p>
+      <w:pPr>
+        <w:pStyle w:val="Heading3"/>
+      </w:pPr>
+      <w:r>
+        <w:t>01. Capstone Expo: the case</w:t>
+      </w:r>
+    </w:p>
+    <w:p>
+      <w:pPr>
+        <w:pStyle w:val="Heading3"/>
+      </w:pPr>
+      <w:r>
+        <w:t>02. Follow the deciding steps</w:t>
+      </w:r>
+    </w:p>
+    <w:p>
+      <w:pPr>
+        <w:pStyle w:val="Heading3"/>
+      </w:pPr>
+      <w:r>
+        <w:t>03. Follow the evidence</w:t>
+      </w:r>
+    </w:p>
+    <w:p>
+      <w:pPr>
+        <w:pStyle w:val="Heading3"/>
+      </w:pPr>
+      <w:r>
+        <w:t>04. Change one thing. Trace what follows.</w:t>
+      </w:r>
+    </w:p>
+    <w:p>
+      <w:pPr>
+        <w:pStyle w:val="Heading3"/>
+      </w:pPr>
+      <w:r>
+        <w:t>05. Connect the explanation to its limit</w:t>
+      </w:r>
+    </w:p>
+    <w:p>
+      <w:pPr>
+        <w:pStyle w:val="Heading3"/>
+      </w:pPr>
+      <w:r>
+        <w:t>06. Make the idea visible in your project</w:t>
       </w:r>
     </w:p>
     <w:sectPr>

--- a/downloads/workbook/ai-2-week-36.docx
+++ b/downloads/workbook/ai-2-week-36.docx
@@ -3227,7 +3227,7 @@
       <w:r>
         <w:drawing>
           <wp:inline xmlns:a="http://schemas.openxmlformats.org/drawingml/2006/main" xmlns:pic="http://schemas.openxmlformats.org/drawingml/2006/picture">
-            <wp:extent cx="5486400" cy="2834640"/>
+            <wp:extent cx="5486400" cy="2941320"/>
             <wp:docPr id="6" name="Picture 6" descr="A presentation should let someone rebuild the result from the stated contract. A’s equality is accepted; D is not silently converted; C’s high preference score cannot override the page requirement. Reversing rows must preserve B because it has the unique highest eligible score. This pictured case is supported practice; keep the separately named independent activity task for a first attempt before feedback. Limit: A defensible algorithmic trace does not prove B will be liked or that classroom learning improved."/>
             <wp:cNvGraphicFramePr>
               <a:graphicFrameLocks noChangeAspect="1"/>
@@ -3248,7 +3248,7 @@
                   <pic:spPr>
                     <a:xfrm>
                       <a:off x="0" y="0"/>
-                      <a:ext cx="5486400" cy="2834640"/>
+                      <a:ext cx="5486400" cy="2941320"/>
                     </a:xfrm>
                     <a:prstGeom prst="rect"/>
                   </pic:spPr>
